--- a/docx_resources/Повечір`я/1-2 Велике Повечір`я з каноном Критського.docx
+++ b/docx_resources/Повечір`я/1-2 Велике Повечір`я з каноном Критського.docx
@@ -27,91 +27,58 @@
     </w:p>
     <w:p>
       <w:pPr>
-        <w:spacing w:line="276" w:lineRule="auto"/>
-        <w:jc w:val="both"/>
-        <w:rPr>
-          <w:rFonts w:ascii="Times New Roman" w:hAnsi="Times New Roman" w:cs="Times New Roman"/>
-          <w:sz w:val="24"/>
-          <w:szCs w:val="24"/>
-        </w:rPr>
-      </w:pPr>
-      <w:r>
-        <w:rPr>
-          <w:rFonts w:ascii="Times New Roman" w:hAnsi="Times New Roman" w:cs="Times New Roman"/>
-          <w:i/>
-          <w:iCs/>
-          <w:color w:val="FF0000"/>
-          <w:sz w:val="24"/>
-          <w:szCs w:val="24"/>
+        <w:spacing w:after="120"/>
+        <w:jc w:val="both"/>
+        <w:rPr>
+          <w:rFonts w:ascii="Times New Roman" w:hAnsi="Times New Roman"/>
+          <w:sz w:val="24"/>
+          <w:szCs w:val="24"/>
+        </w:rPr>
+      </w:pPr>
+      <w:r>
+        <w:rPr>
+          <w:rFonts w:ascii="Times New Roman" w:hAnsi="Times New Roman"/>
+          <w:i/>
+          <w:color w:val="FF0000"/>
+          <w:sz w:val="24"/>
         </w:rPr>
         <w:t>Священник:</w:t>
       </w:r>
       <w:r>
         <w:rPr>
-          <w:rFonts w:ascii="Times New Roman" w:hAnsi="Times New Roman" w:cs="Times New Roman"/>
-          <w:sz w:val="24"/>
-          <w:szCs w:val="24"/>
+          <w:rFonts w:ascii="Times New Roman" w:hAnsi="Times New Roman"/>
+          <w:sz w:val="24"/>
         </w:rPr>
         <w:t xml:space="preserve"> Благословенний Бог наш завжди, нині і повсякчас, і на віки віків.</w:t>
       </w:r>
     </w:p>
     <w:p>
       <w:pPr>
-        <w:spacing w:line="276" w:lineRule="auto"/>
-        <w:jc w:val="both"/>
-        <w:rPr>
-          <w:rFonts w:ascii="Times New Roman" w:hAnsi="Times New Roman" w:cs="Times New Roman"/>
-          <w:sz w:val="24"/>
-          <w:szCs w:val="24"/>
-        </w:rPr>
-      </w:pPr>
-      <w:r>
-        <w:rPr>
-          <w:rFonts w:ascii="Times New Roman" w:hAnsi="Times New Roman" w:cs="Times New Roman"/>
-          <w:i/>
-          <w:iCs/>
-          <w:color w:val="FF0000"/>
-          <w:sz w:val="24"/>
-          <w:szCs w:val="24"/>
-        </w:rPr>
-        <w:t>Хор:</w:t>
-      </w:r>
-      <w:r>
-        <w:rPr>
-          <w:rFonts w:ascii="Times New Roman" w:hAnsi="Times New Roman" w:cs="Times New Roman"/>
-          <w:i/>
-          <w:iCs/>
-          <w:sz w:val="24"/>
-          <w:szCs w:val="24"/>
+        <w:spacing w:after="120"/>
+      </w:pPr>
+      <w:r>
+        <w:rPr>
+          <w:rFonts w:ascii="Times New Roman" w:hAnsi="Times New Roman"/>
+          <w:i/>
+          <w:color w:val="FF0000"/>
+          <w:sz w:val="24"/>
+        </w:rPr>
+        <w:t>Вірні:</w:t>
+      </w:r>
+      <w:r>
+        <w:rPr>
+          <w:rFonts w:ascii="Times New Roman" w:hAnsi="Times New Roman"/>
+          <w:color w:val="FF0000"/>
+          <w:sz w:val="24"/>
         </w:rPr>
         <w:t xml:space="preserve"> </w:t>
       </w:r>
       <w:r>
         <w:rPr>
-          <w:rFonts w:ascii="Times New Roman" w:hAnsi="Times New Roman" w:cs="Times New Roman"/>
-          <w:sz w:val="24"/>
-          <w:szCs w:val="24"/>
-        </w:rPr>
-        <w:t>Амінь.</w:t>
-      </w:r>
-    </w:p>
-    <w:p>
-      <w:pPr>
-        <w:spacing w:line="276" w:lineRule="auto"/>
-        <w:jc w:val="both"/>
-        <w:rPr>
-          <w:rFonts w:ascii="Times New Roman" w:hAnsi="Times New Roman" w:cs="Times New Roman"/>
-          <w:sz w:val="24"/>
-          <w:szCs w:val="24"/>
-        </w:rPr>
-      </w:pPr>
-      <w:r>
-        <w:rPr>
-          <w:rFonts w:ascii="Times New Roman" w:hAnsi="Times New Roman" w:cs="Times New Roman"/>
-          <w:sz w:val="24"/>
-          <w:szCs w:val="24"/>
-        </w:rPr>
-        <w:t>Слава Тобі, Боже наш, слава Тобі.</w:t>
+          <w:rFonts w:ascii="Times New Roman" w:hAnsi="Times New Roman"/>
+          <w:sz w:val="24"/>
+        </w:rPr>
+        <w:t>Амі́нь.</w:t>
       </w:r>
     </w:p>
     <w:p>
@@ -123,24 +90,35 @@
           <w:rFonts w:ascii="Times New Roman" w:hAnsi="Times New Roman"/>
           <w:sz w:val="24"/>
         </w:rPr>
-        <w:t>Ца́рю небе́сний, утіши́телю, Ду́ше íстини, що всю́ди єси́ і все наповня́єш, скарбни́це благ і життя́ пода́телю, прийди́, і всели́ся в нас, і очи́сти нас від уся́кої скве́рни, і спаси́, благи́й, ду́ші на́ші.</w:t>
+        <w:t>Сла́ва Тобі́, Бо́же наш, сла́ва Тобі́.</w:t>
       </w:r>
     </w:p>
     <w:p>
       <w:pPr>
         <w:spacing w:after="120"/>
-        <w:jc w:val="both"/>
       </w:pPr>
       <w:r>
         <w:rPr>
           <w:rFonts w:ascii="Times New Roman" w:hAnsi="Times New Roman"/>
           <w:sz w:val="24"/>
         </w:rPr>
-        <w:t xml:space="preserve">Святий Боже, святий Кріпкий, святий Безсмертний, помилуй нас. </w:t>
-      </w:r>
+        <w:t>Ца́рю небе́сний, утіши́телю, Ду́ше íстини,* що всю́ди єси́ і все наповня́єш,* скарбни́це благ і життя́ пода́телю,* прийди́, і всели́ся в нас,* і очи́сти нас від уся́кої скве́рни,* і спаси́, благи́й, ду́ші на́ші.</w:t>
+      </w:r>
+    </w:p>
+    <w:p>
+      <w:pPr>
+        <w:spacing w:after="120"/>
+      </w:pPr>
       <w:r>
         <w:rPr>
           <w:rFonts w:ascii="Times New Roman" w:hAnsi="Times New Roman"/>
+          <w:sz w:val="24"/>
+        </w:rPr>
+        <w:t xml:space="preserve">Святи́й Бо́же, святи́й Крі́пкий, святи́й Безсме́ртний, поми́луй нас. </w:t>
+      </w:r>
+      <w:r>
+        <w:rPr>
+          <w:rFonts w:ascii="Times New Roman" w:hAnsi="Times New Roman"/>
           <w:i/>
           <w:color w:val="FF0000"/>
           <w:sz w:val="24"/>
@@ -150,57 +128,42 @@
     </w:p>
     <w:p>
       <w:pPr>
-        <w:spacing w:line="276" w:lineRule="auto"/>
-        <w:jc w:val="both"/>
-        <w:rPr>
-          <w:rFonts w:ascii="Times New Roman" w:hAnsi="Times New Roman" w:cs="Times New Roman"/>
-          <w:sz w:val="24"/>
-          <w:szCs w:val="24"/>
-        </w:rPr>
-      </w:pPr>
-      <w:r>
-        <w:rPr>
-          <w:rFonts w:ascii="Times New Roman" w:hAnsi="Times New Roman" w:cs="Times New Roman"/>
-          <w:sz w:val="24"/>
-          <w:szCs w:val="24"/>
-        </w:rPr>
-        <w:t>Слава Отцю, і Сину, і Святому Духові, і нині, і повсякчас, і на віки віків. Амінь.</w:t>
-      </w:r>
-    </w:p>
-    <w:p>
-      <w:pPr>
-        <w:spacing w:line="276" w:lineRule="auto"/>
-        <w:jc w:val="both"/>
-        <w:rPr>
-          <w:rFonts w:ascii="Times New Roman" w:hAnsi="Times New Roman" w:cs="Times New Roman"/>
-          <w:sz w:val="24"/>
-          <w:szCs w:val="24"/>
-        </w:rPr>
-      </w:pPr>
-      <w:r>
-        <w:rPr>
-          <w:rFonts w:ascii="Times New Roman" w:hAnsi="Times New Roman" w:cs="Times New Roman"/>
-          <w:sz w:val="24"/>
-          <w:szCs w:val="24"/>
-        </w:rPr>
-        <w:t>Пресвята Тройце, помилуй нас; Господи, очисти гріхи наші; Владико, прости беззаконня наші; Святий, посіти і зціли немочі наші імени твого ради.</w:t>
-      </w:r>
-    </w:p>
-    <w:p>
-      <w:pPr>
         <w:spacing w:after="120"/>
-        <w:jc w:val="both"/>
       </w:pPr>
       <w:r>
         <w:rPr>
           <w:rFonts w:ascii="Times New Roman" w:hAnsi="Times New Roman"/>
           <w:sz w:val="24"/>
         </w:rPr>
-        <w:t xml:space="preserve">Господи, помилуй. </w:t>
-      </w:r>
+        <w:t>Сла́ва Отцю́, і Си́ну, і Свято́му Ду́хові,* і ни́ні, і повсякча́с, і на ві́ки вікі́в. Амі́нь.</w:t>
+      </w:r>
+    </w:p>
+    <w:p>
+      <w:pPr>
+        <w:spacing w:after="120"/>
+      </w:pPr>
       <w:r>
         <w:rPr>
           <w:rFonts w:ascii="Times New Roman" w:hAnsi="Times New Roman"/>
+          <w:sz w:val="24"/>
+        </w:rPr>
+        <w:t>Пресвята́ Тро́йце, поми́луй нас; Го́споди, очи́сти гріхи́ на́ші; Влади́ко, прости́ беззако́ння на́ші; Святи́й, завіта́й і зціли́ не́мочі на́ші, І́мени Твого́ ра́ди.</w:t>
+      </w:r>
+    </w:p>
+    <w:p>
+      <w:pPr>
+        <w:spacing w:after="120"/>
+      </w:pPr>
+      <w:r>
+        <w:rPr>
+          <w:rFonts w:ascii="Times New Roman" w:hAnsi="Times New Roman"/>
+          <w:sz w:val="24"/>
+        </w:rPr>
+        <w:t xml:space="preserve">Го́споди, поми́луй. </w:t>
+      </w:r>
+      <w:r>
+        <w:rPr>
+          <w:rFonts w:ascii="Times New Roman" w:hAnsi="Times New Roman"/>
           <w:i/>
           <w:color w:val="FF0000"/>
           <w:sz w:val="24"/>
@@ -210,50 +173,37 @@
     </w:p>
     <w:p>
       <w:pPr>
-        <w:spacing w:line="276" w:lineRule="auto"/>
-        <w:jc w:val="both"/>
-        <w:rPr>
-          <w:rFonts w:ascii="Times New Roman" w:hAnsi="Times New Roman" w:cs="Times New Roman"/>
-          <w:sz w:val="24"/>
-          <w:szCs w:val="24"/>
-        </w:rPr>
-      </w:pPr>
-      <w:r>
-        <w:rPr>
-          <w:rFonts w:ascii="Times New Roman" w:hAnsi="Times New Roman" w:cs="Times New Roman"/>
-          <w:sz w:val="24"/>
-          <w:szCs w:val="24"/>
-        </w:rPr>
-        <w:t>Слава Отцю, і Сину, і Святому Духові, і нині, і повсякчас, і на віки віків. Амінь.</w:t>
-      </w:r>
-    </w:p>
-    <w:p>
-      <w:pPr>
-        <w:spacing w:line="276" w:lineRule="auto"/>
-        <w:jc w:val="both"/>
-        <w:rPr>
-          <w:rFonts w:ascii="Times New Roman" w:hAnsi="Times New Roman" w:cs="Times New Roman"/>
-          <w:sz w:val="24"/>
-          <w:szCs w:val="24"/>
-        </w:rPr>
-      </w:pPr>
-      <w:r>
-        <w:rPr>
-          <w:rFonts w:ascii="Times New Roman" w:hAnsi="Times New Roman" w:cs="Times New Roman"/>
-          <w:sz w:val="24"/>
-          <w:szCs w:val="24"/>
-        </w:rPr>
-        <w:t>Отче наш, що єси на небесах, нехай святиться ім’я Твоє, нехай прийде царство Твоє, нехай буде воля твоя, як на небі, так і на землі. Хліб наш насущний дай нам сьогодні; і прости нам провини наші, як і ми прощаємо винуватцям нашим; і не введи нас у спокусу, але визволи нас від лукавого.</w:t>
-      </w:r>
-    </w:p>
-    <w:p>
-      <w:pPr>
         <w:spacing w:after="120"/>
-        <w:jc w:val="both"/>
       </w:pPr>
       <w:r>
         <w:rPr>
           <w:rFonts w:ascii="Times New Roman" w:hAnsi="Times New Roman"/>
+          <w:sz w:val="24"/>
+        </w:rPr>
+        <w:t>Сла́ва Отцю́, і Си́ну, і Свято́му Ду́хові,* і ни́ні, і повсякча́с, і на ві́ки вікі́в. Амі́нь.</w:t>
+      </w:r>
+    </w:p>
+    <w:p>
+      <w:pPr>
+        <w:spacing w:after="120"/>
+        <w:jc w:val="both"/>
+      </w:pPr>
+      <w:r>
+        <w:rPr>
+          <w:rFonts w:ascii="Times New Roman" w:hAnsi="Times New Roman"/>
+          <w:sz w:val="24"/>
+        </w:rPr>
+        <w:t>О́тче наш, що єси́ на небеса́х,* неха́й святи́ться ім’я́ Твоє́,* неха́й при́йде ца́рство Твоє́,* неха́й бу́де во́ля Твоя́, як на не́бі, так і на землі́.* Хліб наш насу́щний дай нам сього́дні;* і прости́ нам прови́ни на́ші,* як і ми проща́ємо винува́тцям на́шим;* і не введи́ нас у споку́су,* але́ ви́зволи нас від лука́вого.</w:t>
+      </w:r>
+    </w:p>
+    <w:p>
+      <w:pPr>
+        <w:spacing w:after="120"/>
+        <w:jc w:val="both"/>
+      </w:pPr>
+      <w:r>
+        <w:rPr>
+          <w:rFonts w:ascii="Times New Roman" w:hAnsi="Times New Roman"/>
           <w:i/>
           <w:color w:val="FF0000"/>
           <w:sz w:val="24"/>
@@ -270,146 +220,93 @@
     </w:p>
     <w:p>
       <w:pPr>
-        <w:spacing w:line="276" w:lineRule="auto"/>
-        <w:jc w:val="both"/>
-        <w:rPr>
-          <w:rFonts w:ascii="Times New Roman" w:hAnsi="Times New Roman" w:cs="Times New Roman"/>
-          <w:sz w:val="24"/>
-          <w:szCs w:val="24"/>
-        </w:rPr>
-      </w:pPr>
-      <w:r>
-        <w:rPr>
-          <w:rFonts w:ascii="Times New Roman" w:hAnsi="Times New Roman" w:cs="Times New Roman"/>
-          <w:i/>
-          <w:iCs/>
-          <w:color w:val="FF0000"/>
-          <w:sz w:val="24"/>
-          <w:szCs w:val="24"/>
-        </w:rPr>
-        <w:t>Хор:</w:t>
-      </w:r>
-      <w:r>
-        <w:rPr>
-          <w:rFonts w:ascii="Times New Roman" w:hAnsi="Times New Roman" w:cs="Times New Roman"/>
-          <w:sz w:val="24"/>
-          <w:szCs w:val="24"/>
-        </w:rPr>
-        <w:t xml:space="preserve"> Амінь.</w:t>
-      </w:r>
-    </w:p>
-    <w:p>
-      <w:pPr>
-        <w:spacing w:line="276" w:lineRule="auto"/>
-        <w:jc w:val="both"/>
-        <w:rPr>
-          <w:rFonts w:ascii="Times New Roman" w:hAnsi="Times New Roman" w:cs="Times New Roman"/>
-          <w:sz w:val="24"/>
-          <w:szCs w:val="24"/>
-        </w:rPr>
-      </w:pPr>
-      <w:r>
-        <w:rPr>
-          <w:rFonts w:ascii="Times New Roman" w:hAnsi="Times New Roman" w:cs="Times New Roman"/>
-          <w:sz w:val="24"/>
-          <w:szCs w:val="24"/>
-        </w:rPr>
-        <w:t xml:space="preserve">Господи, помилуй </w:t>
-      </w:r>
-      <w:r>
-        <w:rPr>
-          <w:rFonts w:ascii="Times New Roman" w:hAnsi="Times New Roman" w:cs="Times New Roman"/>
-          <w:i/>
-          <w:iCs/>
-          <w:color w:val="FF0000"/>
-          <w:sz w:val="24"/>
-          <w:szCs w:val="24"/>
+        <w:spacing w:after="120"/>
+        <w:jc w:val="both"/>
+      </w:pPr>
+      <w:r>
+        <w:rPr>
+          <w:rFonts w:ascii="Times New Roman" w:hAnsi="Times New Roman"/>
+          <w:i/>
+          <w:color w:val="FF0000"/>
+          <w:sz w:val="24"/>
+        </w:rPr>
+        <w:t>Вірні:</w:t>
+      </w:r>
+      <w:r>
+        <w:rPr>
+          <w:rFonts w:ascii="Times New Roman" w:hAnsi="Times New Roman"/>
+          <w:color w:val="FF0000"/>
+          <w:sz w:val="24"/>
+        </w:rPr>
+        <w:t xml:space="preserve"> </w:t>
+      </w:r>
+      <w:r>
+        <w:rPr>
+          <w:rFonts w:ascii="Times New Roman" w:hAnsi="Times New Roman"/>
+          <w:sz w:val="24"/>
+        </w:rPr>
+        <w:t xml:space="preserve">Амі́нь. Го́споди, поми́луй. </w:t>
+      </w:r>
+      <w:r>
+        <w:rPr>
+          <w:rFonts w:ascii="Times New Roman" w:hAnsi="Times New Roman"/>
+          <w:i/>
+          <w:color w:val="FF0000"/>
+          <w:sz w:val="24"/>
         </w:rPr>
         <w:t>(12 р.)</w:t>
       </w:r>
-      <w:r>
-        <w:rPr>
-          <w:rFonts w:ascii="Times New Roman" w:hAnsi="Times New Roman" w:cs="Times New Roman"/>
-          <w:sz w:val="24"/>
-          <w:szCs w:val="24"/>
-        </w:rPr>
-        <w:t>.</w:t>
-      </w:r>
-    </w:p>
-    <w:p>
-      <w:pPr>
-        <w:spacing w:line="276" w:lineRule="auto"/>
-        <w:jc w:val="both"/>
-        <w:rPr>
-          <w:rFonts w:ascii="Times New Roman" w:hAnsi="Times New Roman" w:cs="Times New Roman"/>
-          <w:sz w:val="24"/>
-          <w:szCs w:val="24"/>
-        </w:rPr>
-      </w:pPr>
-      <w:r>
-        <w:rPr>
-          <w:rFonts w:ascii="Times New Roman" w:hAnsi="Times New Roman" w:cs="Times New Roman"/>
-          <w:sz w:val="24"/>
-          <w:szCs w:val="24"/>
-        </w:rPr>
-        <w:t>Слава Отцю, і Сину, і Святому Духові, і нині, і повсякчас, і на віки віків. Амінь.</w:t>
-      </w:r>
-    </w:p>
-    <w:p>
-      <w:pPr>
-        <w:spacing w:line="276" w:lineRule="auto"/>
-        <w:jc w:val="both"/>
-        <w:rPr>
-          <w:rFonts w:ascii="Times New Roman" w:hAnsi="Times New Roman" w:cs="Times New Roman"/>
-          <w:sz w:val="24"/>
-          <w:szCs w:val="24"/>
-        </w:rPr>
-      </w:pPr>
-      <w:r>
-        <w:rPr>
-          <w:rFonts w:ascii="Times New Roman" w:hAnsi="Times New Roman" w:cs="Times New Roman"/>
-          <w:sz w:val="24"/>
-          <w:szCs w:val="24"/>
-        </w:rPr>
-        <w:t>Прийдіте, поклонімся цареві нашому, Богу.</w:t>
-      </w:r>
-    </w:p>
-    <w:p>
-      <w:pPr>
-        <w:spacing w:line="276" w:lineRule="auto"/>
-        <w:jc w:val="both"/>
-        <w:rPr>
-          <w:rFonts w:ascii="Times New Roman" w:hAnsi="Times New Roman" w:cs="Times New Roman"/>
-          <w:sz w:val="24"/>
-          <w:szCs w:val="24"/>
-        </w:rPr>
-      </w:pPr>
-      <w:r>
-        <w:rPr>
-          <w:rFonts w:ascii="Times New Roman" w:hAnsi="Times New Roman" w:cs="Times New Roman"/>
-          <w:sz w:val="24"/>
-          <w:szCs w:val="24"/>
-        </w:rPr>
-        <w:t>Прийдіте, поклонімся Христові, цареві нашому Богу.</w:t>
-      </w:r>
-    </w:p>
-    <w:p>
-      <w:pPr>
-        <w:spacing w:line="276" w:lineRule="auto"/>
-        <w:jc w:val="both"/>
-        <w:rPr>
-          <w:rFonts w:ascii="Times New Roman" w:hAnsi="Times New Roman" w:cs="Times New Roman"/>
-          <w:sz w:val="24"/>
-          <w:szCs w:val="24"/>
-        </w:rPr>
-      </w:pPr>
-      <w:r>
-        <w:rPr>
-          <w:rFonts w:ascii="Times New Roman" w:hAnsi="Times New Roman" w:cs="Times New Roman"/>
-          <w:sz w:val="24"/>
-          <w:szCs w:val="24"/>
-        </w:rPr>
-        <w:t>Прийдіте, поклонімся і припадім до самого Господа Ісуса Христа, царя і Бога нашого.</w:t>
+    </w:p>
+    <w:p>
+      <w:pPr>
+        <w:spacing w:after="120"/>
+        <w:jc w:val="both"/>
+      </w:pPr>
+      <w:r>
+        <w:rPr>
+          <w:rFonts w:ascii="Times New Roman" w:hAnsi="Times New Roman"/>
+          <w:sz w:val="24"/>
+        </w:rPr>
+        <w:t>Сла́ва Отцю́, і Си́ну, і Свято́му Ду́хові,* і ни́ні, і повсякча́с, і на ві́ки вікі́в. Амі́нь.</w:t>
+      </w:r>
+    </w:p>
+    <w:p>
+      <w:pPr>
+        <w:spacing w:after="120"/>
+      </w:pPr>
+      <w:r>
+        <w:rPr>
+          <w:rFonts w:ascii="Times New Roman" w:eastAsia="Times New Roman" w:hAnsi="Times New Roman" w:cs="Times New Roman"/>
+          <w:sz w:val="24"/>
+          <w:szCs w:val="24"/>
+        </w:rPr>
+        <w:t>Прийді́те, поклоні́мся* царе́ві на́шому – Бо́гу.</w:t>
+      </w:r>
+    </w:p>
+    <w:p>
+      <w:pPr>
+        <w:spacing w:after="120"/>
+      </w:pPr>
+      <w:r>
+        <w:rPr>
+          <w:rFonts w:ascii="Times New Roman" w:eastAsia="Times New Roman" w:hAnsi="Times New Roman" w:cs="Times New Roman"/>
+          <w:sz w:val="24"/>
+          <w:szCs w:val="24"/>
+        </w:rPr>
+        <w:t>Прийді́те, поклоні́мся* Христо́ві, царе́ві на́шому – Бо́гу.</w:t>
+      </w:r>
+    </w:p>
+    <w:p>
+      <w:pPr>
+        <w:spacing w:after="120"/>
+      </w:pPr>
+      <w:r>
+        <w:rPr>
+          <w:rFonts w:ascii="Times New Roman" w:eastAsia="Times New Roman" w:hAnsi="Times New Roman" w:cs="Times New Roman"/>
+          <w:sz w:val="24"/>
+          <w:szCs w:val="24"/>
+        </w:rPr>
+        <w:t>Прийді́те, поклоні́мся і припаді́м* до само́го Го́спода Ісу́са Христа́ – царя́ і Бо́га на́шого.</w:t>
       </w:r>
     </w:p>
     <w:p>
@@ -607,7 +504,6 @@
           <w:iCs/>
           <w:szCs w:val="24"/>
         </w:rPr>
-        <w:lastRenderedPageBreak/>
         <w:t xml:space="preserve">Пісня 1 </w:t>
       </w:r>
     </w:p>
@@ -640,6 +536,7 @@
           <w:iCs/>
           <w:color w:val="FF0000"/>
         </w:rPr>
+        <w:lastRenderedPageBreak/>
         <w:t>Ірмос (г. 6):</w:t>
       </w:r>
       <w:r>
@@ -1141,46 +1038,46 @@
           <w:rStyle w:val="Strong"/>
           <w:color w:val="0D0D0D" w:themeColor="text1" w:themeTint="F2"/>
         </w:rPr>
+        <w:t xml:space="preserve">Слава, </w:t>
+      </w:r>
+      <w:r>
+        <w:rPr>
+          <w:rStyle w:val="Emphasis"/>
+          <w:color w:val="FF0000"/>
+        </w:rPr>
+        <w:t>Троїчний:</w:t>
+      </w:r>
+    </w:p>
+    <w:p>
+      <w:pPr>
+        <w:pStyle w:val="cdt4ke"/>
+        <w:spacing w:before="225" w:beforeAutospacing="0" w:after="0" w:afterAutospacing="0" w:line="276" w:lineRule="auto"/>
+        <w:textAlignment w:val="top"/>
+        <w:rPr>
+          <w:color w:val="0D0D0D" w:themeColor="text1" w:themeTint="F2"/>
+        </w:rPr>
+      </w:pPr>
+      <w:r>
+        <w:rPr>
+          <w:color w:val="0D0D0D" w:themeColor="text1" w:themeTint="F2"/>
+        </w:rPr>
+        <w:t>Понад усяке буття, Тройце, Тобі поклоняємось як єдиному Богу,</w:t>
+      </w:r>
+    </w:p>
+    <w:p>
+      <w:pPr>
+        <w:pStyle w:val="cdt4ke"/>
+        <w:spacing w:before="225" w:beforeAutospacing="0" w:after="0" w:afterAutospacing="0" w:line="276" w:lineRule="auto"/>
+        <w:textAlignment w:val="top"/>
+        <w:rPr>
+          <w:color w:val="0D0D0D" w:themeColor="text1" w:themeTint="F2"/>
+        </w:rPr>
+      </w:pPr>
+      <w:r>
+        <w:rPr>
+          <w:color w:val="0D0D0D" w:themeColor="text1" w:themeTint="F2"/>
+        </w:rPr>
         <w:lastRenderedPageBreak/>
-        <w:t xml:space="preserve">Слава, </w:t>
-      </w:r>
-      <w:r>
-        <w:rPr>
-          <w:rStyle w:val="Emphasis"/>
-          <w:color w:val="FF0000"/>
-        </w:rPr>
-        <w:t>Троїчний:</w:t>
-      </w:r>
-    </w:p>
-    <w:p>
-      <w:pPr>
-        <w:pStyle w:val="cdt4ke"/>
-        <w:spacing w:before="225" w:beforeAutospacing="0" w:after="0" w:afterAutospacing="0" w:line="276" w:lineRule="auto"/>
-        <w:textAlignment w:val="top"/>
-        <w:rPr>
-          <w:color w:val="0D0D0D" w:themeColor="text1" w:themeTint="F2"/>
-        </w:rPr>
-      </w:pPr>
-      <w:r>
-        <w:rPr>
-          <w:color w:val="0D0D0D" w:themeColor="text1" w:themeTint="F2"/>
-        </w:rPr>
-        <w:t>Понад усяке буття, Тройце, Тобі поклоняємось як єдиному Богу,</w:t>
-      </w:r>
-    </w:p>
-    <w:p>
-      <w:pPr>
-        <w:pStyle w:val="cdt4ke"/>
-        <w:spacing w:before="225" w:beforeAutospacing="0" w:after="0" w:afterAutospacing="0" w:line="276" w:lineRule="auto"/>
-        <w:textAlignment w:val="top"/>
-        <w:rPr>
-          <w:color w:val="0D0D0D" w:themeColor="text1" w:themeTint="F2"/>
-        </w:rPr>
-      </w:pPr>
-      <w:r>
-        <w:rPr>
-          <w:color w:val="0D0D0D" w:themeColor="text1" w:themeTint="F2"/>
-        </w:rPr>
         <w:t>зніми з мене тягар гріхів моїх і як милосердна подай мені сльози зворушення.</w:t>
       </w:r>
     </w:p>
@@ -1721,7 +1618,6 @@
         <w:rPr>
           <w:color w:val="0D0D0D" w:themeColor="text1" w:themeTint="F2"/>
         </w:rPr>
-        <w:lastRenderedPageBreak/>
         <w:t>6. Як блудниця, і я приношу сльози –</w:t>
       </w:r>
     </w:p>
@@ -1761,6 +1657,7 @@
           <w:iCs/>
           <w:color w:val="FF0000"/>
         </w:rPr>
+        <w:lastRenderedPageBreak/>
         <w:t xml:space="preserve">Приспів: </w:t>
       </w:r>
       <w:r>
@@ -2312,7 +2209,6 @@
         <w:rPr>
           <w:color w:val="0D0D0D" w:themeColor="text1" w:themeTint="F2"/>
         </w:rPr>
-        <w:lastRenderedPageBreak/>
         <w:t>молися ревно, щоб спастися нам.</w:t>
       </w:r>
     </w:p>
@@ -2346,6 +2242,7 @@
           <w:iCs/>
           <w:szCs w:val="24"/>
         </w:rPr>
+        <w:lastRenderedPageBreak/>
         <w:t>Пісня З</w:t>
       </w:r>
     </w:p>
@@ -2885,23 +2782,23 @@
         <w:rPr>
           <w:color w:val="0D0D0D" w:themeColor="text1" w:themeTint="F2"/>
         </w:rPr>
+        <w:t xml:space="preserve">Ти єси Сотворитель мій, </w:t>
+      </w:r>
+    </w:p>
+    <w:p>
+      <w:pPr>
+        <w:pStyle w:val="cdt4ke"/>
+        <w:spacing w:before="225" w:beforeAutospacing="0" w:after="0" w:afterAutospacing="0" w:line="276" w:lineRule="auto"/>
+        <w:textAlignment w:val="top"/>
+        <w:rPr>
+          <w:color w:val="0D0D0D" w:themeColor="text1" w:themeTint="F2"/>
+        </w:rPr>
+      </w:pPr>
+      <w:r>
+        <w:rPr>
+          <w:color w:val="0D0D0D" w:themeColor="text1" w:themeTint="F2"/>
+        </w:rPr>
         <w:lastRenderedPageBreak/>
-        <w:t xml:space="preserve">Ти єси Сотворитель мій, </w:t>
-      </w:r>
-    </w:p>
-    <w:p>
-      <w:pPr>
-        <w:pStyle w:val="cdt4ke"/>
-        <w:spacing w:before="225" w:beforeAutospacing="0" w:after="0" w:afterAutospacing="0" w:line="276" w:lineRule="auto"/>
-        <w:textAlignment w:val="top"/>
-        <w:rPr>
-          <w:color w:val="0D0D0D" w:themeColor="text1" w:themeTint="F2"/>
-        </w:rPr>
-      </w:pPr>
-      <w:r>
-        <w:rPr>
-          <w:color w:val="0D0D0D" w:themeColor="text1" w:themeTint="F2"/>
-        </w:rPr>
         <w:t>Тобою, Спасе мій, оправдаюся.</w:t>
       </w:r>
     </w:p>
@@ -3094,7 +2991,7 @@
         <w:spacing w:before="225" w:beforeAutospacing="0" w:after="0" w:afterAutospacing="0" w:line="276" w:lineRule="auto"/>
         <w:textAlignment w:val="top"/>
         <w:rPr>
-          <w:color w:val="0D0D0D" w:themeColor="text1" w:themeTint="F2"/>
+          <w:color w:val="FF0000"/>
         </w:rPr>
       </w:pPr>
       <w:r>
@@ -3102,21 +2999,21 @@
           <w:rStyle w:val="Strong"/>
           <w:i/>
           <w:iCs/>
-          <w:color w:val="0D0D0D" w:themeColor="text1" w:themeTint="F2"/>
+          <w:color w:val="FF0000"/>
         </w:rPr>
         <w:t>Сідальний</w:t>
       </w:r>
       <w:r>
         <w:rPr>
           <w:rStyle w:val="Strong"/>
-          <w:color w:val="0D0D0D" w:themeColor="text1" w:themeTint="F2"/>
+          <w:color w:val="FF0000"/>
         </w:rPr>
         <w:t xml:space="preserve">: </w:t>
       </w:r>
       <w:r>
         <w:rPr>
           <w:rStyle w:val="Emphasis"/>
-          <w:color w:val="0D0D0D" w:themeColor="text1" w:themeTint="F2"/>
+          <w:color w:val="FF0000"/>
         </w:rPr>
         <w:t>Покаянний, глас 6, подібний: Уповання…</w:t>
       </w:r>
@@ -3421,23 +3318,23 @@
         <w:rPr>
           <w:color w:val="0D0D0D" w:themeColor="text1" w:themeTint="F2"/>
         </w:rPr>
+        <w:t>час бо скорочується – пробудись,</w:t>
+      </w:r>
+    </w:p>
+    <w:p>
+      <w:pPr>
+        <w:pStyle w:val="cdt4ke"/>
+        <w:spacing w:before="225" w:beforeAutospacing="0" w:after="0" w:afterAutospacing="0" w:line="276" w:lineRule="auto"/>
+        <w:textAlignment w:val="top"/>
+        <w:rPr>
+          <w:color w:val="0D0D0D" w:themeColor="text1" w:themeTint="F2"/>
+        </w:rPr>
+      </w:pPr>
+      <w:r>
+        <w:rPr>
+          <w:color w:val="0D0D0D" w:themeColor="text1" w:themeTint="F2"/>
+        </w:rPr>
         <w:lastRenderedPageBreak/>
-        <w:t>час бо скорочується – пробудись,</w:t>
-      </w:r>
-    </w:p>
-    <w:p>
-      <w:pPr>
-        <w:pStyle w:val="cdt4ke"/>
-        <w:spacing w:before="225" w:beforeAutospacing="0" w:after="0" w:afterAutospacing="0" w:line="276" w:lineRule="auto"/>
-        <w:textAlignment w:val="top"/>
-        <w:rPr>
-          <w:color w:val="0D0D0D" w:themeColor="text1" w:themeTint="F2"/>
-        </w:rPr>
-      </w:pPr>
-      <w:r>
-        <w:rPr>
-          <w:color w:val="0D0D0D" w:themeColor="text1" w:themeTint="F2"/>
-        </w:rPr>
         <w:t>суддя вже близько, біля дверей.</w:t>
       </w:r>
     </w:p>
@@ -3936,7 +3833,6 @@
           <w:iCs/>
           <w:color w:val="FF0000"/>
         </w:rPr>
-        <w:lastRenderedPageBreak/>
         <w:t xml:space="preserve">Приспів: </w:t>
       </w:r>
       <w:r>
@@ -3962,6 +3858,7 @@
         <w:rPr>
           <w:color w:val="0D0D0D" w:themeColor="text1" w:themeTint="F2"/>
         </w:rPr>
+        <w:lastRenderedPageBreak/>
         <w:t xml:space="preserve">7. Спекоту дня та мороз нічний </w:t>
       </w:r>
     </w:p>
@@ -4486,7 +4383,6 @@
         <w:rPr>
           <w:color w:val="0D0D0D" w:themeColor="text1" w:themeTint="F2"/>
         </w:rPr>
-        <w:lastRenderedPageBreak/>
         <w:t>але яви мене як сина дня, Спасителю.</w:t>
       </w:r>
     </w:p>
@@ -4509,6 +4405,7 @@
           <w:iCs/>
           <w:color w:val="FF0000"/>
         </w:rPr>
+        <w:lastRenderedPageBreak/>
         <w:t xml:space="preserve">Приспів: </w:t>
       </w:r>
       <w:r>
@@ -5019,23 +4916,23 @@
         <w:rPr>
           <w:color w:val="0D0D0D" w:themeColor="text1" w:themeTint="F2"/>
         </w:rPr>
+        <w:t xml:space="preserve">свят, свят, свят – Отець, Син і Дух – </w:t>
+      </w:r>
+    </w:p>
+    <w:p>
+      <w:pPr>
+        <w:pStyle w:val="cdt4ke"/>
+        <w:spacing w:before="225" w:beforeAutospacing="0" w:after="0" w:afterAutospacing="0" w:line="276" w:lineRule="auto"/>
+        <w:textAlignment w:val="top"/>
+        <w:rPr>
+          <w:color w:val="0D0D0D" w:themeColor="text1" w:themeTint="F2"/>
+        </w:rPr>
+      </w:pPr>
+      <w:r>
+        <w:rPr>
+          <w:color w:val="0D0D0D" w:themeColor="text1" w:themeTint="F2"/>
+        </w:rPr>
         <w:lastRenderedPageBreak/>
-        <w:t xml:space="preserve">свят, свят, свят – Отець, Син і Дух – </w:t>
-      </w:r>
-    </w:p>
-    <w:p>
-      <w:pPr>
-        <w:pStyle w:val="cdt4ke"/>
-        <w:spacing w:before="225" w:beforeAutospacing="0" w:after="0" w:afterAutospacing="0" w:line="276" w:lineRule="auto"/>
-        <w:textAlignment w:val="top"/>
-        <w:rPr>
-          <w:color w:val="0D0D0D" w:themeColor="text1" w:themeTint="F2"/>
-        </w:rPr>
-      </w:pPr>
-      <w:r>
-        <w:rPr>
-          <w:color w:val="0D0D0D" w:themeColor="text1" w:themeTint="F2"/>
-        </w:rPr>
         <w:t>проста сутність,</w:t>
       </w:r>
     </w:p>
@@ -5562,25 +5459,25 @@
         <w:rPr>
           <w:color w:val="0D0D0D" w:themeColor="text1" w:themeTint="F2"/>
         </w:rPr>
+        <w:t>тому не впадай у відчай, що й ти прокажена.</w:t>
+      </w:r>
+    </w:p>
+    <w:p>
+      <w:pPr>
+        <w:pStyle w:val="cdt4ke"/>
+        <w:spacing w:before="225" w:beforeAutospacing="0" w:after="0" w:afterAutospacing="0" w:line="276" w:lineRule="auto"/>
+        <w:jc w:val="center"/>
+        <w:textAlignment w:val="top"/>
+        <w:rPr>
+          <w:color w:val="0D0D0D" w:themeColor="text1" w:themeTint="F2"/>
+        </w:rPr>
+      </w:pPr>
+      <w:r>
+        <w:rPr>
+          <w:rStyle w:val="Strong"/>
+          <w:color w:val="0D0D0D" w:themeColor="text1" w:themeTint="F2"/>
+        </w:rPr>
         <w:lastRenderedPageBreak/>
-        <w:t>тому не впадай у відчай, що й ти прокажена.</w:t>
-      </w:r>
-    </w:p>
-    <w:p>
-      <w:pPr>
-        <w:pStyle w:val="cdt4ke"/>
-        <w:spacing w:before="225" w:beforeAutospacing="0" w:after="0" w:afterAutospacing="0" w:line="276" w:lineRule="auto"/>
-        <w:jc w:val="center"/>
-        <w:textAlignment w:val="top"/>
-        <w:rPr>
-          <w:color w:val="0D0D0D" w:themeColor="text1" w:themeTint="F2"/>
-        </w:rPr>
-      </w:pPr>
-      <w:r>
-        <w:rPr>
-          <w:rStyle w:val="Strong"/>
-          <w:color w:val="0D0D0D" w:themeColor="text1" w:themeTint="F2"/>
-        </w:rPr>
         <w:t xml:space="preserve">Слава, </w:t>
       </w:r>
       <w:r>
@@ -6116,7 +6013,6 @@
         <w:rPr>
           <w:color w:val="0D0D0D" w:themeColor="text1" w:themeTint="F2"/>
         </w:rPr>
-        <w:lastRenderedPageBreak/>
         <w:t>отців Боже.</w:t>
       </w:r>
     </w:p>
@@ -6139,6 +6035,7 @@
           <w:iCs/>
           <w:color w:val="FF0000"/>
         </w:rPr>
+        <w:lastRenderedPageBreak/>
         <w:t xml:space="preserve">Приспів: </w:t>
       </w:r>
       <w:r>
@@ -6634,25 +6531,25 @@
         <w:rPr>
           <w:color w:val="0D0D0D" w:themeColor="text1" w:themeTint="F2"/>
         </w:rPr>
+        <w:t>А ти, душе, співай, прославляючи, Богу всіх – життю і життям.</w:t>
+      </w:r>
+    </w:p>
+    <w:p>
+      <w:pPr>
+        <w:pStyle w:val="cdt4ke"/>
+        <w:spacing w:before="225" w:beforeAutospacing="0" w:after="0" w:afterAutospacing="0" w:line="276" w:lineRule="auto"/>
+        <w:jc w:val="center"/>
+        <w:textAlignment w:val="top"/>
+        <w:rPr>
+          <w:color w:val="0D0D0D" w:themeColor="text1" w:themeTint="F2"/>
+        </w:rPr>
+      </w:pPr>
+      <w:r>
+        <w:rPr>
+          <w:rStyle w:val="Strong"/>
+          <w:color w:val="0D0D0D" w:themeColor="text1" w:themeTint="F2"/>
+        </w:rPr>
         <w:lastRenderedPageBreak/>
-        <w:t>А ти, душе, співай, прославляючи, Богу всіх – життю і життям.</w:t>
-      </w:r>
-    </w:p>
-    <w:p>
-      <w:pPr>
-        <w:pStyle w:val="cdt4ke"/>
-        <w:spacing w:before="225" w:beforeAutospacing="0" w:after="0" w:afterAutospacing="0" w:line="276" w:lineRule="auto"/>
-        <w:jc w:val="center"/>
-        <w:textAlignment w:val="top"/>
-        <w:rPr>
-          <w:color w:val="0D0D0D" w:themeColor="text1" w:themeTint="F2"/>
-        </w:rPr>
-      </w:pPr>
-      <w:r>
-        <w:rPr>
-          <w:rStyle w:val="Strong"/>
-          <w:color w:val="0D0D0D" w:themeColor="text1" w:themeTint="F2"/>
-        </w:rPr>
         <w:t xml:space="preserve">І нині, </w:t>
       </w:r>
       <w:r>
@@ -7153,23 +7050,23 @@
         <w:rPr>
           <w:color w:val="0D0D0D" w:themeColor="text1" w:themeTint="F2"/>
         </w:rPr>
+        <w:t>4. Зупинив Єлисей плащем Іллі потік Йордану,</w:t>
+      </w:r>
+    </w:p>
+    <w:p>
+      <w:pPr>
+        <w:pStyle w:val="cdt4ke"/>
+        <w:spacing w:before="225" w:beforeAutospacing="0" w:after="0" w:afterAutospacing="0" w:line="276" w:lineRule="auto"/>
+        <w:textAlignment w:val="top"/>
+        <w:rPr>
+          <w:color w:val="0D0D0D" w:themeColor="text1" w:themeTint="F2"/>
+        </w:rPr>
+      </w:pPr>
+      <w:r>
+        <w:rPr>
+          <w:color w:val="0D0D0D" w:themeColor="text1" w:themeTint="F2"/>
+        </w:rPr>
         <w:lastRenderedPageBreak/>
-        <w:t>4. Зупинив Єлисей плащем Іллі потік Йордану,</w:t>
-      </w:r>
-    </w:p>
-    <w:p>
-      <w:pPr>
-        <w:pStyle w:val="cdt4ke"/>
-        <w:spacing w:before="225" w:beforeAutospacing="0" w:after="0" w:afterAutospacing="0" w:line="276" w:lineRule="auto"/>
-        <w:textAlignment w:val="top"/>
-        <w:rPr>
-          <w:color w:val="0D0D0D" w:themeColor="text1" w:themeTint="F2"/>
-        </w:rPr>
-      </w:pPr>
-      <w:r>
-        <w:rPr>
-          <w:color w:val="0D0D0D" w:themeColor="text1" w:themeTint="F2"/>
-        </w:rPr>
         <w:t>і той розступився на два боки.</w:t>
       </w:r>
     </w:p>
@@ -7650,7 +7547,6 @@
           <w:iCs/>
           <w:szCs w:val="24"/>
         </w:rPr>
-        <w:lastRenderedPageBreak/>
         <w:t>Пісня 9</w:t>
       </w:r>
     </w:p>
@@ -7672,6 +7568,7 @@
           <w:iCs/>
           <w:color w:val="FF0000"/>
         </w:rPr>
+        <w:lastRenderedPageBreak/>
         <w:t>Ірмос (г. 6):</w:t>
       </w:r>
       <w:r>
@@ -8169,7 +8066,6 @@
           <w:iCs/>
           <w:color w:val="FF0000"/>
         </w:rPr>
-        <w:lastRenderedPageBreak/>
         <w:t xml:space="preserve">Приспів: </w:t>
       </w:r>
       <w:r>
@@ -8195,6 +8091,7 @@
         <w:rPr>
           <w:color w:val="0D0D0D" w:themeColor="text1" w:themeTint="F2"/>
         </w:rPr>
+        <w:lastRenderedPageBreak/>
         <w:t xml:space="preserve">5. Коли Христос став людиною, </w:t>
       </w:r>
     </w:p>
@@ -8681,8 +8578,97 @@
         <w:rPr>
           <w:color w:val="0D0D0D" w:themeColor="text1" w:themeTint="F2"/>
         </w:rPr>
+        <w:t>що все животворить і все просвічує.</w:t>
+      </w:r>
+    </w:p>
+    <w:p>
+      <w:pPr>
+        <w:pStyle w:val="cdt4ke"/>
+        <w:spacing w:before="225" w:beforeAutospacing="0" w:after="0" w:afterAutospacing="0" w:line="276" w:lineRule="auto"/>
+        <w:jc w:val="center"/>
+        <w:textAlignment w:val="top"/>
+        <w:rPr>
+          <w:color w:val="0D0D0D" w:themeColor="text1" w:themeTint="F2"/>
+        </w:rPr>
+      </w:pPr>
+      <w:r>
+        <w:rPr>
+          <w:rStyle w:val="Strong"/>
+          <w:color w:val="0D0D0D" w:themeColor="text1" w:themeTint="F2"/>
+        </w:rPr>
         <w:lastRenderedPageBreak/>
-        <w:t>що все животворить і все просвічує.</w:t>
+        <w:t xml:space="preserve">І нині, </w:t>
+      </w:r>
+      <w:r>
+        <w:rPr>
+          <w:rStyle w:val="Emphasis"/>
+          <w:color w:val="FF0000"/>
+        </w:rPr>
+        <w:t>Богородичний:</w:t>
+      </w:r>
+    </w:p>
+    <w:p>
+      <w:pPr>
+        <w:pStyle w:val="cdt4ke"/>
+        <w:spacing w:before="225" w:beforeAutospacing="0" w:after="0" w:afterAutospacing="0" w:line="276" w:lineRule="auto"/>
+        <w:textAlignment w:val="top"/>
+        <w:rPr>
+          <w:color w:val="0D0D0D" w:themeColor="text1" w:themeTint="F2"/>
+        </w:rPr>
+      </w:pPr>
+      <w:r>
+        <w:rPr>
+          <w:color w:val="0D0D0D" w:themeColor="text1" w:themeTint="F2"/>
+        </w:rPr>
+        <w:t>Сохрани обитель свою, Пречистая Богомати,</w:t>
+      </w:r>
+    </w:p>
+    <w:p>
+      <w:pPr>
+        <w:pStyle w:val="cdt4ke"/>
+        <w:spacing w:before="225" w:beforeAutospacing="0" w:after="0" w:afterAutospacing="0" w:line="276" w:lineRule="auto"/>
+        <w:textAlignment w:val="top"/>
+        <w:rPr>
+          <w:color w:val="0D0D0D" w:themeColor="text1" w:themeTint="F2"/>
+        </w:rPr>
+      </w:pPr>
+      <w:r>
+        <w:rPr>
+          <w:color w:val="0D0D0D" w:themeColor="text1" w:themeTint="F2"/>
+        </w:rPr>
+        <w:t>в Тобі вона іночествує з вірою,</w:t>
+      </w:r>
+    </w:p>
+    <w:p>
+      <w:pPr>
+        <w:pStyle w:val="cdt4ke"/>
+        <w:spacing w:before="225" w:beforeAutospacing="0" w:after="0" w:afterAutospacing="0" w:line="276" w:lineRule="auto"/>
+        <w:textAlignment w:val="top"/>
+        <w:rPr>
+          <w:color w:val="0D0D0D" w:themeColor="text1" w:themeTint="F2"/>
+        </w:rPr>
+      </w:pPr>
+      <w:r>
+        <w:rPr>
+          <w:color w:val="0D0D0D" w:themeColor="text1" w:themeTint="F2"/>
+        </w:rPr>
+        <w:t>в Тобі утверджується кріпостю,</w:t>
+      </w:r>
+    </w:p>
+    <w:p>
+      <w:pPr>
+        <w:pStyle w:val="cdt4ke"/>
+        <w:spacing w:before="225" w:beforeAutospacing="0" w:after="0" w:afterAutospacing="0" w:line="276" w:lineRule="auto"/>
+        <w:textAlignment w:val="top"/>
+        <w:rPr>
+          <w:color w:val="0D0D0D" w:themeColor="text1" w:themeTint="F2"/>
+        </w:rPr>
+      </w:pPr>
+      <w:r>
+        <w:rPr>
+          <w:color w:val="0D0D0D" w:themeColor="text1" w:themeTint="F2"/>
+        </w:rPr>
+        <w:t>з Тобою долає усі спокуси, полонить ворогів своїх і їх підкорює.</w:t>
       </w:r>
     </w:p>
     <w:p>
@@ -8700,176 +8686,283 @@
           <w:rStyle w:val="Strong"/>
           <w:color w:val="0D0D0D" w:themeColor="text1" w:themeTint="F2"/>
         </w:rPr>
-        <w:t xml:space="preserve">І нині, </w:t>
-      </w:r>
-      <w:r>
-        <w:rPr>
-          <w:rStyle w:val="Emphasis"/>
-          <w:color w:val="FF0000"/>
-        </w:rPr>
-        <w:t>Богородичний:</w:t>
-      </w:r>
-    </w:p>
-    <w:p>
-      <w:pPr>
-        <w:pStyle w:val="cdt4ke"/>
-        <w:spacing w:before="225" w:beforeAutospacing="0" w:after="0" w:afterAutospacing="0" w:line="276" w:lineRule="auto"/>
-        <w:textAlignment w:val="top"/>
-        <w:rPr>
-          <w:color w:val="0D0D0D" w:themeColor="text1" w:themeTint="F2"/>
-        </w:rPr>
-      </w:pPr>
-      <w:r>
-        <w:rPr>
-          <w:color w:val="0D0D0D" w:themeColor="text1" w:themeTint="F2"/>
-        </w:rPr>
-        <w:t>Сохрани обитель свою, Пречистая Богомати,</w:t>
-      </w:r>
-    </w:p>
-    <w:p>
-      <w:pPr>
-        <w:pStyle w:val="cdt4ke"/>
-        <w:spacing w:before="225" w:beforeAutospacing="0" w:after="0" w:afterAutospacing="0" w:line="276" w:lineRule="auto"/>
-        <w:textAlignment w:val="top"/>
-        <w:rPr>
-          <w:color w:val="0D0D0D" w:themeColor="text1" w:themeTint="F2"/>
-        </w:rPr>
-      </w:pPr>
-      <w:r>
-        <w:rPr>
-          <w:color w:val="0D0D0D" w:themeColor="text1" w:themeTint="F2"/>
-        </w:rPr>
-        <w:t>в Тобі вона іночествує з вірою,</w:t>
-      </w:r>
-    </w:p>
-    <w:p>
-      <w:pPr>
-        <w:pStyle w:val="cdt4ke"/>
-        <w:spacing w:before="225" w:beforeAutospacing="0" w:after="0" w:afterAutospacing="0" w:line="276" w:lineRule="auto"/>
-        <w:textAlignment w:val="top"/>
-        <w:rPr>
-          <w:color w:val="0D0D0D" w:themeColor="text1" w:themeTint="F2"/>
-        </w:rPr>
-      </w:pPr>
-      <w:r>
-        <w:rPr>
-          <w:color w:val="0D0D0D" w:themeColor="text1" w:themeTint="F2"/>
-        </w:rPr>
-        <w:t>в Тобі утверджується кріпостю,</w:t>
-      </w:r>
-    </w:p>
-    <w:p>
-      <w:pPr>
-        <w:pStyle w:val="cdt4ke"/>
-        <w:spacing w:before="225" w:beforeAutospacing="0" w:after="0" w:afterAutospacing="0" w:line="276" w:lineRule="auto"/>
-        <w:textAlignment w:val="top"/>
-        <w:rPr>
-          <w:color w:val="0D0D0D" w:themeColor="text1" w:themeTint="F2"/>
-        </w:rPr>
-      </w:pPr>
-      <w:r>
-        <w:rPr>
-          <w:color w:val="0D0D0D" w:themeColor="text1" w:themeTint="F2"/>
-        </w:rPr>
-        <w:t>з Тобою долає усі спокуси, полонить ворогів своїх і їх підкорює.</w:t>
-      </w:r>
-    </w:p>
-    <w:p>
-      <w:pPr>
-        <w:pStyle w:val="cdt4ke"/>
-        <w:spacing w:before="225" w:beforeAutospacing="0" w:after="0" w:afterAutospacing="0" w:line="276" w:lineRule="auto"/>
+        <w:t>Преподобний отче Андрею, моли Бога за нас:</w:t>
+      </w:r>
+    </w:p>
+    <w:p>
+      <w:pPr>
+        <w:pStyle w:val="cdt4ke"/>
+        <w:spacing w:before="225" w:beforeAutospacing="0" w:after="0" w:afterAutospacing="0" w:line="276" w:lineRule="auto"/>
+        <w:textAlignment w:val="top"/>
+        <w:rPr>
+          <w:color w:val="0D0D0D" w:themeColor="text1" w:themeTint="F2"/>
+        </w:rPr>
+      </w:pPr>
+      <w:r>
+        <w:rPr>
+          <w:color w:val="0D0D0D" w:themeColor="text1" w:themeTint="F2"/>
+        </w:rPr>
+        <w:t>Чесний Андрею, преблаженний отче, пастирю Критський,</w:t>
+      </w:r>
+    </w:p>
+    <w:p>
+      <w:pPr>
+        <w:pStyle w:val="cdt4ke"/>
+        <w:spacing w:before="225" w:beforeAutospacing="0" w:after="0" w:afterAutospacing="0" w:line="276" w:lineRule="auto"/>
+        <w:textAlignment w:val="top"/>
+        <w:rPr>
+          <w:color w:val="0D0D0D" w:themeColor="text1" w:themeTint="F2"/>
+        </w:rPr>
+      </w:pPr>
+      <w:r>
+        <w:rPr>
+          <w:color w:val="0D0D0D" w:themeColor="text1" w:themeTint="F2"/>
+        </w:rPr>
+        <w:t>не полишай молитви за тих, хто оспівує тебе,</w:t>
+      </w:r>
+    </w:p>
+    <w:p>
+      <w:pPr>
+        <w:pStyle w:val="cdt4ke"/>
+        <w:spacing w:before="225" w:beforeAutospacing="0" w:after="0" w:afterAutospacing="0" w:line="276" w:lineRule="auto"/>
+        <w:textAlignment w:val="top"/>
+        <w:rPr>
+          <w:color w:val="0D0D0D" w:themeColor="text1" w:themeTint="F2"/>
+        </w:rPr>
+      </w:pPr>
+      <w:r>
+        <w:rPr>
+          <w:color w:val="0D0D0D" w:themeColor="text1" w:themeTint="F2"/>
+        </w:rPr>
+        <w:t>завжди вшановуючи твою пам’ять,</w:t>
+      </w:r>
+    </w:p>
+    <w:p>
+      <w:pPr>
+        <w:pStyle w:val="cdt4ke"/>
+        <w:spacing w:before="225" w:beforeAutospacing="0" w:after="0" w:afterAutospacing="0" w:line="276" w:lineRule="auto"/>
+        <w:textAlignment w:val="top"/>
+        <w:rPr>
+          <w:color w:val="0D0D0D" w:themeColor="text1" w:themeTint="F2"/>
+        </w:rPr>
+      </w:pPr>
+      <w:r>
+        <w:rPr>
+          <w:color w:val="0D0D0D" w:themeColor="text1" w:themeTint="F2"/>
+        </w:rPr>
+        <w:t xml:space="preserve">щоб ми позбавились гніву, скорбот та тління </w:t>
+      </w:r>
+    </w:p>
+    <w:p>
+      <w:pPr>
+        <w:pStyle w:val="cdt4ke"/>
+        <w:spacing w:before="225" w:beforeAutospacing="0" w:after="0" w:afterAutospacing="0" w:line="276" w:lineRule="auto"/>
+        <w:textAlignment w:val="top"/>
+        <w:rPr>
+          <w:color w:val="0D0D0D" w:themeColor="text1" w:themeTint="F2"/>
+        </w:rPr>
+      </w:pPr>
+      <w:r>
+        <w:rPr>
+          <w:color w:val="0D0D0D" w:themeColor="text1" w:themeTint="F2"/>
+        </w:rPr>
+        <w:t>і від гріхів звільнилися.</w:t>
+      </w:r>
+    </w:p>
+    <w:p>
+      <w:pPr>
+        <w:spacing w:line="276" w:lineRule="auto"/>
         <w:jc w:val="center"/>
-        <w:textAlignment w:val="top"/>
-        <w:rPr>
-          <w:color w:val="0D0D0D" w:themeColor="text1" w:themeTint="F2"/>
-        </w:rPr>
-      </w:pPr>
-      <w:r>
-        <w:rPr>
-          <w:rStyle w:val="Strong"/>
-          <w:color w:val="0D0D0D" w:themeColor="text1" w:themeTint="F2"/>
-        </w:rPr>
-        <w:t>Преподобний отче Андрею, моли Бога за нас:</w:t>
-      </w:r>
-    </w:p>
-    <w:p>
-      <w:pPr>
-        <w:pStyle w:val="cdt4ke"/>
-        <w:spacing w:before="225" w:beforeAutospacing="0" w:after="0" w:afterAutospacing="0" w:line="276" w:lineRule="auto"/>
-        <w:textAlignment w:val="top"/>
-        <w:rPr>
-          <w:color w:val="0D0D0D" w:themeColor="text1" w:themeTint="F2"/>
-        </w:rPr>
-      </w:pPr>
-      <w:r>
-        <w:rPr>
-          <w:color w:val="0D0D0D" w:themeColor="text1" w:themeTint="F2"/>
-        </w:rPr>
-        <w:t>Чесний Андрею, преблаженний отче, пастирю Критський,</w:t>
-      </w:r>
-    </w:p>
-    <w:p>
-      <w:pPr>
-        <w:pStyle w:val="cdt4ke"/>
-        <w:spacing w:before="225" w:beforeAutospacing="0" w:after="0" w:afterAutospacing="0" w:line="276" w:lineRule="auto"/>
-        <w:textAlignment w:val="top"/>
-        <w:rPr>
-          <w:color w:val="0D0D0D" w:themeColor="text1" w:themeTint="F2"/>
-        </w:rPr>
-      </w:pPr>
-      <w:r>
-        <w:rPr>
-          <w:color w:val="0D0D0D" w:themeColor="text1" w:themeTint="F2"/>
-        </w:rPr>
-        <w:t>не полишай молитви за тих, хто оспівує тебе,</w:t>
-      </w:r>
-    </w:p>
-    <w:p>
-      <w:pPr>
-        <w:pStyle w:val="cdt4ke"/>
-        <w:spacing w:before="225" w:beforeAutospacing="0" w:after="0" w:afterAutospacing="0" w:line="276" w:lineRule="auto"/>
-        <w:textAlignment w:val="top"/>
-        <w:rPr>
-          <w:color w:val="0D0D0D" w:themeColor="text1" w:themeTint="F2"/>
-        </w:rPr>
-      </w:pPr>
-      <w:r>
-        <w:rPr>
-          <w:color w:val="0D0D0D" w:themeColor="text1" w:themeTint="F2"/>
-        </w:rPr>
-        <w:t>завжди вшановуючи твою пам’ять,</w:t>
-      </w:r>
-    </w:p>
-    <w:p>
-      <w:pPr>
-        <w:pStyle w:val="cdt4ke"/>
-        <w:spacing w:before="225" w:beforeAutospacing="0" w:after="0" w:afterAutospacing="0" w:line="276" w:lineRule="auto"/>
-        <w:textAlignment w:val="top"/>
-        <w:rPr>
-          <w:color w:val="0D0D0D" w:themeColor="text1" w:themeTint="F2"/>
-        </w:rPr>
-      </w:pPr>
-      <w:r>
-        <w:rPr>
-          <w:color w:val="0D0D0D" w:themeColor="text1" w:themeTint="F2"/>
-        </w:rPr>
-        <w:t xml:space="preserve">щоб ми позбавились гніву, скорбот та тління </w:t>
-      </w:r>
-    </w:p>
-    <w:p>
-      <w:pPr>
-        <w:pStyle w:val="cdt4ke"/>
-        <w:spacing w:before="225" w:beforeAutospacing="0" w:after="0" w:afterAutospacing="0" w:line="276" w:lineRule="auto"/>
-        <w:textAlignment w:val="top"/>
-        <w:rPr>
-          <w:color w:val="0D0D0D" w:themeColor="text1" w:themeTint="F2"/>
-        </w:rPr>
-      </w:pPr>
-      <w:r>
-        <w:rPr>
-          <w:color w:val="0D0D0D" w:themeColor="text1" w:themeTint="F2"/>
-        </w:rPr>
-        <w:t>і від гріхів звільнилися.</w:t>
+        <w:rPr>
+          <w:rFonts w:ascii="Times New Roman" w:hAnsi="Times New Roman" w:cs="Times New Roman"/>
+          <w:i/>
+          <w:iCs/>
+          <w:color w:val="FF0000"/>
+          <w:sz w:val="24"/>
+          <w:szCs w:val="24"/>
+        </w:rPr>
+      </w:pPr>
+      <w:r>
+        <w:rPr>
+          <w:rFonts w:ascii="Times New Roman" w:hAnsi="Times New Roman" w:cs="Times New Roman"/>
+          <w:i/>
+          <w:iCs/>
+          <w:color w:val="FF0000"/>
+          <w:sz w:val="24"/>
+          <w:szCs w:val="24"/>
+        </w:rPr>
+        <w:t>Псалом 4</w:t>
+      </w:r>
+    </w:p>
+    <w:p>
+      <w:pPr>
+        <w:spacing w:line="276" w:lineRule="auto"/>
+        <w:jc w:val="both"/>
+        <w:rPr>
+          <w:rFonts w:ascii="Times New Roman" w:hAnsi="Times New Roman" w:cs="Times New Roman"/>
+          <w:sz w:val="24"/>
+          <w:szCs w:val="24"/>
+        </w:rPr>
+      </w:pPr>
+      <w:r>
+        <w:rPr>
+          <w:rFonts w:ascii="Times New Roman" w:hAnsi="Times New Roman" w:cs="Times New Roman"/>
+          <w:sz w:val="24"/>
+          <w:szCs w:val="24"/>
+        </w:rPr>
+        <w:t>Вислухай мене, коли буду взивати,* мій Боже справедливий!</w:t>
+      </w:r>
+    </w:p>
+    <w:p>
+      <w:pPr>
+        <w:spacing w:line="276" w:lineRule="auto"/>
+        <w:jc w:val="both"/>
+        <w:rPr>
+          <w:rFonts w:ascii="Times New Roman" w:hAnsi="Times New Roman" w:cs="Times New Roman"/>
+          <w:sz w:val="24"/>
+          <w:szCs w:val="24"/>
+        </w:rPr>
+      </w:pPr>
+      <w:r>
+        <w:rPr>
+          <w:rFonts w:ascii="Times New Roman" w:hAnsi="Times New Roman" w:cs="Times New Roman"/>
+          <w:sz w:val="24"/>
+          <w:szCs w:val="24"/>
+        </w:rPr>
+        <w:t>У тіснотí моїй дав ти менí пíльгу.* Змилуйся наді мною і вислухай мою молитву.</w:t>
+      </w:r>
+    </w:p>
+    <w:p>
+      <w:pPr>
+        <w:spacing w:line="276" w:lineRule="auto"/>
+        <w:jc w:val="both"/>
+        <w:rPr>
+          <w:rFonts w:ascii="Times New Roman" w:hAnsi="Times New Roman" w:cs="Times New Roman"/>
+          <w:sz w:val="24"/>
+          <w:szCs w:val="24"/>
+        </w:rPr>
+      </w:pPr>
+      <w:r>
+        <w:rPr>
+          <w:rFonts w:ascii="Times New Roman" w:hAnsi="Times New Roman" w:cs="Times New Roman"/>
+          <w:sz w:val="24"/>
+          <w:szCs w:val="24"/>
+        </w:rPr>
+        <w:t>О сини людські, дóкіль будете твердосерді?* Чогó любите пусте й шукаєте неправду?</w:t>
+      </w:r>
+    </w:p>
+    <w:p>
+      <w:pPr>
+        <w:spacing w:line="276" w:lineRule="auto"/>
+        <w:jc w:val="both"/>
+        <w:rPr>
+          <w:rFonts w:ascii="Times New Roman" w:hAnsi="Times New Roman" w:cs="Times New Roman"/>
+          <w:sz w:val="24"/>
+          <w:szCs w:val="24"/>
+        </w:rPr>
+      </w:pPr>
+      <w:r>
+        <w:rPr>
+          <w:rFonts w:ascii="Times New Roman" w:hAnsi="Times New Roman" w:cs="Times New Roman"/>
+          <w:sz w:val="24"/>
+          <w:szCs w:val="24"/>
+        </w:rPr>
+        <w:t>Знайте: Господь предивне своєму святому робить:* Господь почує, коли візвý до нього.</w:t>
+      </w:r>
+    </w:p>
+    <w:p>
+      <w:pPr>
+        <w:spacing w:line="276" w:lineRule="auto"/>
+        <w:jc w:val="both"/>
+        <w:rPr>
+          <w:rFonts w:ascii="Times New Roman" w:hAnsi="Times New Roman" w:cs="Times New Roman"/>
+          <w:sz w:val="24"/>
+          <w:szCs w:val="24"/>
+        </w:rPr>
+      </w:pPr>
+      <w:r>
+        <w:rPr>
+          <w:rFonts w:ascii="Times New Roman" w:hAnsi="Times New Roman" w:cs="Times New Roman"/>
+          <w:sz w:val="24"/>
+          <w:szCs w:val="24"/>
+        </w:rPr>
+        <w:t>Тремтіть і не грішíть!* Роздумуйте в серцях ваших, на ложах ваших, і мовчіть!</w:t>
+      </w:r>
+    </w:p>
+    <w:p>
+      <w:pPr>
+        <w:spacing w:line="276" w:lineRule="auto"/>
+        <w:jc w:val="both"/>
+        <w:rPr>
+          <w:rFonts w:ascii="Times New Roman" w:hAnsi="Times New Roman" w:cs="Times New Roman"/>
+          <w:sz w:val="24"/>
+          <w:szCs w:val="24"/>
+        </w:rPr>
+      </w:pPr>
+      <w:r>
+        <w:rPr>
+          <w:rFonts w:ascii="Times New Roman" w:hAnsi="Times New Roman" w:cs="Times New Roman"/>
+          <w:sz w:val="24"/>
+          <w:szCs w:val="24"/>
+        </w:rPr>
+        <w:t>Жертвуйте жертви справедливі,* і на Господа надійтесь.</w:t>
+      </w:r>
+    </w:p>
+    <w:p>
+      <w:pPr>
+        <w:spacing w:line="276" w:lineRule="auto"/>
+        <w:jc w:val="both"/>
+        <w:rPr>
+          <w:rFonts w:ascii="Times New Roman" w:hAnsi="Times New Roman" w:cs="Times New Roman"/>
+          <w:sz w:val="24"/>
+          <w:szCs w:val="24"/>
+        </w:rPr>
+      </w:pPr>
+      <w:r>
+        <w:rPr>
+          <w:rFonts w:ascii="Times New Roman" w:hAnsi="Times New Roman" w:cs="Times New Roman"/>
+          <w:sz w:val="24"/>
+          <w:szCs w:val="24"/>
+        </w:rPr>
+        <w:t>Багато кажуть: «Хто нам покаже блага?»* Появи нам, Господи, світло лиця твого!</w:t>
+      </w:r>
+    </w:p>
+    <w:p>
+      <w:pPr>
+        <w:spacing w:line="276" w:lineRule="auto"/>
+        <w:jc w:val="both"/>
+        <w:rPr>
+          <w:rFonts w:ascii="Times New Roman" w:hAnsi="Times New Roman" w:cs="Times New Roman"/>
+          <w:sz w:val="24"/>
+          <w:szCs w:val="24"/>
+        </w:rPr>
+      </w:pPr>
+      <w:r>
+        <w:rPr>
+          <w:rFonts w:ascii="Times New Roman" w:hAnsi="Times New Roman" w:cs="Times New Roman"/>
+          <w:sz w:val="24"/>
+          <w:szCs w:val="24"/>
+        </w:rPr>
+        <w:t>Дав ти моєму серцю радість більшу,* ніж рáдість тих, що їм уродило удóзвіль вина й хліба.</w:t>
+      </w:r>
+    </w:p>
+    <w:p>
+      <w:pPr>
+        <w:spacing w:line="276" w:lineRule="auto"/>
+        <w:jc w:val="both"/>
+        <w:rPr>
+          <w:rFonts w:ascii="Times New Roman" w:hAnsi="Times New Roman" w:cs="Times New Roman"/>
+          <w:sz w:val="24"/>
+          <w:szCs w:val="24"/>
+        </w:rPr>
+      </w:pPr>
+      <w:r>
+        <w:rPr>
+          <w:rFonts w:ascii="Times New Roman" w:hAnsi="Times New Roman" w:cs="Times New Roman"/>
+          <w:sz w:val="24"/>
+          <w:szCs w:val="24"/>
+        </w:rPr>
+        <w:t>Не встигну я лягти, в мирі вже засинаю,* бо ти єдиний, Господи, даєш мені безпечно жити.</w:t>
       </w:r>
     </w:p>
     <w:p>
@@ -8878,194 +8971,212 @@
         <w:jc w:val="center"/>
         <w:rPr>
           <w:rFonts w:ascii="Times New Roman" w:hAnsi="Times New Roman" w:cs="Times New Roman"/>
-          <w:i/>
-          <w:iCs/>
-          <w:color w:val="FF0000"/>
-          <w:sz w:val="24"/>
-          <w:szCs w:val="24"/>
-        </w:rPr>
-      </w:pPr>
-      <w:r>
-        <w:rPr>
-          <w:rFonts w:ascii="Times New Roman" w:hAnsi="Times New Roman" w:cs="Times New Roman"/>
-          <w:i/>
-          <w:iCs/>
-          <w:color w:val="FF0000"/>
-          <w:sz w:val="24"/>
-          <w:szCs w:val="24"/>
-        </w:rPr>
-        <w:t>Псалом 4</w:t>
-      </w:r>
-    </w:p>
-    <w:p>
-      <w:pPr>
-        <w:spacing w:line="276" w:lineRule="auto"/>
-        <w:jc w:val="both"/>
-        <w:rPr>
-          <w:rFonts w:ascii="Times New Roman" w:hAnsi="Times New Roman" w:cs="Times New Roman"/>
-          <w:sz w:val="24"/>
-          <w:szCs w:val="24"/>
-        </w:rPr>
-      </w:pPr>
-      <w:r>
-        <w:rPr>
-          <w:rFonts w:ascii="Times New Roman" w:hAnsi="Times New Roman" w:cs="Times New Roman"/>
-          <w:sz w:val="24"/>
-          <w:szCs w:val="24"/>
-        </w:rPr>
-        <w:t>Вислухай мене, коли буду взивати,* мій Боже справедливий!</w:t>
-      </w:r>
-    </w:p>
-    <w:p>
-      <w:pPr>
-        <w:spacing w:line="276" w:lineRule="auto"/>
-        <w:jc w:val="both"/>
-        <w:rPr>
-          <w:rFonts w:ascii="Times New Roman" w:hAnsi="Times New Roman" w:cs="Times New Roman"/>
-          <w:sz w:val="24"/>
-          <w:szCs w:val="24"/>
-        </w:rPr>
-      </w:pPr>
-      <w:r>
-        <w:rPr>
-          <w:rFonts w:ascii="Times New Roman" w:hAnsi="Times New Roman" w:cs="Times New Roman"/>
-          <w:sz w:val="24"/>
-          <w:szCs w:val="24"/>
-        </w:rPr>
-        <w:t>У тіснотí моїй дав ти менí пíльгу.* Змилуйся наді мною і вислухай мою молитву.</w:t>
-      </w:r>
-    </w:p>
-    <w:p>
-      <w:pPr>
-        <w:spacing w:line="276" w:lineRule="auto"/>
-        <w:jc w:val="both"/>
-        <w:rPr>
-          <w:rFonts w:ascii="Times New Roman" w:hAnsi="Times New Roman" w:cs="Times New Roman"/>
-          <w:sz w:val="24"/>
-          <w:szCs w:val="24"/>
-        </w:rPr>
-      </w:pPr>
-      <w:r>
-        <w:rPr>
-          <w:rFonts w:ascii="Times New Roman" w:hAnsi="Times New Roman" w:cs="Times New Roman"/>
-          <w:sz w:val="24"/>
-          <w:szCs w:val="24"/>
-        </w:rPr>
-        <w:t>О сини людські, дóкіль будете твердосерді?* Чогó любите пусте й шукаєте неправду?</w:t>
-      </w:r>
-    </w:p>
-    <w:p>
-      <w:pPr>
-        <w:spacing w:line="276" w:lineRule="auto"/>
-        <w:jc w:val="both"/>
-        <w:rPr>
-          <w:rFonts w:ascii="Times New Roman" w:hAnsi="Times New Roman" w:cs="Times New Roman"/>
-          <w:sz w:val="24"/>
-          <w:szCs w:val="24"/>
-        </w:rPr>
-      </w:pPr>
-      <w:r>
-        <w:rPr>
-          <w:rFonts w:ascii="Times New Roman" w:hAnsi="Times New Roman" w:cs="Times New Roman"/>
-          <w:sz w:val="24"/>
-          <w:szCs w:val="24"/>
-        </w:rPr>
-        <w:t>Знайте: Господь предивне своєму святому робить:* Господь почує, коли візвý до нього.</w:t>
-      </w:r>
-    </w:p>
-    <w:p>
-      <w:pPr>
-        <w:spacing w:line="276" w:lineRule="auto"/>
-        <w:jc w:val="both"/>
-        <w:rPr>
-          <w:rFonts w:ascii="Times New Roman" w:hAnsi="Times New Roman" w:cs="Times New Roman"/>
-          <w:sz w:val="24"/>
-          <w:szCs w:val="24"/>
-        </w:rPr>
-      </w:pPr>
-      <w:r>
-        <w:rPr>
-          <w:rFonts w:ascii="Times New Roman" w:hAnsi="Times New Roman" w:cs="Times New Roman"/>
-          <w:sz w:val="24"/>
-          <w:szCs w:val="24"/>
-        </w:rPr>
-        <w:t>Тремтіть і не грішíть!* Роздумуйте в серцях ваших, на ложах ваших, і мовчіть!</w:t>
-      </w:r>
-    </w:p>
-    <w:p>
-      <w:pPr>
-        <w:spacing w:line="276" w:lineRule="auto"/>
-        <w:jc w:val="both"/>
-        <w:rPr>
-          <w:rFonts w:ascii="Times New Roman" w:hAnsi="Times New Roman" w:cs="Times New Roman"/>
-          <w:sz w:val="24"/>
-          <w:szCs w:val="24"/>
-        </w:rPr>
-      </w:pPr>
-      <w:r>
-        <w:rPr>
-          <w:rFonts w:ascii="Times New Roman" w:hAnsi="Times New Roman" w:cs="Times New Roman"/>
-          <w:sz w:val="24"/>
-          <w:szCs w:val="24"/>
-        </w:rPr>
-        <w:t>Жертвуйте жертви справедливі,* і на Господа надійтесь.</w:t>
-      </w:r>
-    </w:p>
-    <w:p>
-      <w:pPr>
-        <w:spacing w:line="276" w:lineRule="auto"/>
-        <w:jc w:val="both"/>
-        <w:rPr>
-          <w:rFonts w:ascii="Times New Roman" w:hAnsi="Times New Roman" w:cs="Times New Roman"/>
-          <w:sz w:val="24"/>
-          <w:szCs w:val="24"/>
-        </w:rPr>
-      </w:pPr>
-      <w:r>
-        <w:rPr>
-          <w:rFonts w:ascii="Times New Roman" w:hAnsi="Times New Roman" w:cs="Times New Roman"/>
-          <w:sz w:val="24"/>
-          <w:szCs w:val="24"/>
-        </w:rPr>
-        <w:t>Багато кажуть: «Хто нам покаже блага?»* Появи нам, Господи, світло лиця твого!</w:t>
-      </w:r>
-    </w:p>
-    <w:p>
-      <w:pPr>
-        <w:spacing w:line="276" w:lineRule="auto"/>
-        <w:jc w:val="both"/>
-        <w:rPr>
-          <w:rFonts w:ascii="Times New Roman" w:hAnsi="Times New Roman" w:cs="Times New Roman"/>
-          <w:sz w:val="24"/>
-          <w:szCs w:val="24"/>
-        </w:rPr>
-      </w:pPr>
-      <w:r>
-        <w:rPr>
-          <w:rFonts w:ascii="Times New Roman" w:hAnsi="Times New Roman" w:cs="Times New Roman"/>
-          <w:sz w:val="24"/>
-          <w:szCs w:val="24"/>
-        </w:rPr>
-        <w:t>Дав ти моєму серцю радість більшу,* ніж рáдість тих, що їм уродило удóзвіль вина й хліба.</w:t>
-      </w:r>
-    </w:p>
-    <w:p>
-      <w:pPr>
-        <w:spacing w:line="276" w:lineRule="auto"/>
-        <w:jc w:val="both"/>
-        <w:rPr>
-          <w:rFonts w:ascii="Times New Roman" w:hAnsi="Times New Roman" w:cs="Times New Roman"/>
-          <w:sz w:val="24"/>
-          <w:szCs w:val="24"/>
-        </w:rPr>
-      </w:pPr>
-      <w:r>
-        <w:rPr>
-          <w:rFonts w:ascii="Times New Roman" w:hAnsi="Times New Roman" w:cs="Times New Roman"/>
-          <w:sz w:val="24"/>
-          <w:szCs w:val="24"/>
-        </w:rPr>
-        <w:t>Не встигну я лягти, в мирі вже засинаю,* бо ти єдиний, Господи, даєш мені безпечно жити.</w:t>
+          <w:color w:val="FF0000"/>
+          <w:sz w:val="24"/>
+          <w:szCs w:val="24"/>
+        </w:rPr>
+      </w:pPr>
+      <w:r>
+        <w:rPr>
+          <w:rFonts w:ascii="Times New Roman" w:hAnsi="Times New Roman" w:cs="Times New Roman"/>
+          <w:i/>
+          <w:iCs/>
+          <w:color w:val="FF0000"/>
+          <w:sz w:val="24"/>
+          <w:szCs w:val="24"/>
+        </w:rPr>
+        <w:t>Псалом 6</w:t>
+      </w:r>
+    </w:p>
+    <w:p>
+      <w:pPr>
+        <w:spacing w:line="276" w:lineRule="auto"/>
+        <w:jc w:val="both"/>
+        <w:rPr>
+          <w:rFonts w:ascii="Times New Roman" w:hAnsi="Times New Roman" w:cs="Times New Roman"/>
+          <w:sz w:val="24"/>
+          <w:szCs w:val="24"/>
+        </w:rPr>
+      </w:pPr>
+      <w:r>
+        <w:rPr>
+          <w:rFonts w:ascii="Times New Roman" w:hAnsi="Times New Roman" w:cs="Times New Roman"/>
+          <w:sz w:val="24"/>
+          <w:szCs w:val="24"/>
+        </w:rPr>
+        <w:t>Не докоряй менí, Господи, в твоєму гніві,* і не карай мене в твоїм обуренні.</w:t>
+      </w:r>
+    </w:p>
+    <w:p>
+      <w:pPr>
+        <w:spacing w:line="276" w:lineRule="auto"/>
+        <w:jc w:val="both"/>
+        <w:rPr>
+          <w:rFonts w:ascii="Times New Roman" w:hAnsi="Times New Roman" w:cs="Times New Roman"/>
+          <w:sz w:val="24"/>
+          <w:szCs w:val="24"/>
+        </w:rPr>
+      </w:pPr>
+      <w:r>
+        <w:rPr>
+          <w:rFonts w:ascii="Times New Roman" w:hAnsi="Times New Roman" w:cs="Times New Roman"/>
+          <w:sz w:val="24"/>
+          <w:szCs w:val="24"/>
+        </w:rPr>
+        <w:t>Помилуй мене, Господи, бо охляв я,* вилікуй мене, бо трясуться кості в мене.</w:t>
+      </w:r>
+    </w:p>
+    <w:p>
+      <w:pPr>
+        <w:spacing w:line="276" w:lineRule="auto"/>
+        <w:jc w:val="both"/>
+        <w:rPr>
+          <w:rFonts w:ascii="Times New Roman" w:hAnsi="Times New Roman" w:cs="Times New Roman"/>
+          <w:sz w:val="24"/>
+          <w:szCs w:val="24"/>
+        </w:rPr>
+      </w:pPr>
+      <w:r>
+        <w:rPr>
+          <w:rFonts w:ascii="Times New Roman" w:hAnsi="Times New Roman" w:cs="Times New Roman"/>
+          <w:sz w:val="24"/>
+          <w:szCs w:val="24"/>
+        </w:rPr>
+        <w:t>І душа моя – стривожена надміру.* Ти ж, Господи – дóкіль?</w:t>
+      </w:r>
+    </w:p>
+    <w:p>
+      <w:pPr>
+        <w:spacing w:line="276" w:lineRule="auto"/>
+        <w:jc w:val="both"/>
+        <w:rPr>
+          <w:rFonts w:ascii="Times New Roman" w:hAnsi="Times New Roman" w:cs="Times New Roman"/>
+          <w:sz w:val="24"/>
+          <w:szCs w:val="24"/>
+        </w:rPr>
+      </w:pPr>
+      <w:r>
+        <w:rPr>
+          <w:rFonts w:ascii="Times New Roman" w:hAnsi="Times New Roman" w:cs="Times New Roman"/>
+          <w:sz w:val="24"/>
+          <w:szCs w:val="24"/>
+        </w:rPr>
+        <w:t>Вернися, Господи, вирятуй мою душу,* спаси мене задля твоєї ласки!</w:t>
+      </w:r>
+    </w:p>
+    <w:p>
+      <w:pPr>
+        <w:spacing w:line="276" w:lineRule="auto"/>
+        <w:jc w:val="both"/>
+        <w:rPr>
+          <w:rFonts w:ascii="Times New Roman" w:hAnsi="Times New Roman" w:cs="Times New Roman"/>
+          <w:sz w:val="24"/>
+          <w:szCs w:val="24"/>
+        </w:rPr>
+      </w:pPr>
+      <w:r>
+        <w:rPr>
+          <w:rFonts w:ascii="Times New Roman" w:hAnsi="Times New Roman" w:cs="Times New Roman"/>
+          <w:sz w:val="24"/>
+          <w:szCs w:val="24"/>
+        </w:rPr>
+        <w:t>Бо ж хто по смерті тебе згадає,* в áді хто тебе хвалитиме?</w:t>
+      </w:r>
+    </w:p>
+    <w:p>
+      <w:pPr>
+        <w:spacing w:line="276" w:lineRule="auto"/>
+        <w:jc w:val="both"/>
+        <w:rPr>
+          <w:rFonts w:ascii="Times New Roman" w:hAnsi="Times New Roman" w:cs="Times New Roman"/>
+          <w:sz w:val="24"/>
+          <w:szCs w:val="24"/>
+        </w:rPr>
+      </w:pPr>
+      <w:r>
+        <w:rPr>
+          <w:rFonts w:ascii="Times New Roman" w:hAnsi="Times New Roman" w:cs="Times New Roman"/>
+          <w:sz w:val="24"/>
+          <w:szCs w:val="24"/>
+        </w:rPr>
+        <w:t>Знемігся я від стогнання мого,* щоночі ложе моє мокре від плачу, сльозами обливаю мою постіль.</w:t>
+      </w:r>
+    </w:p>
+    <w:p>
+      <w:pPr>
+        <w:spacing w:line="276" w:lineRule="auto"/>
+        <w:jc w:val="both"/>
+        <w:rPr>
+          <w:rFonts w:ascii="Times New Roman" w:hAnsi="Times New Roman" w:cs="Times New Roman"/>
+          <w:sz w:val="24"/>
+          <w:szCs w:val="24"/>
+        </w:rPr>
+      </w:pPr>
+      <w:r>
+        <w:rPr>
+          <w:rFonts w:ascii="Times New Roman" w:hAnsi="Times New Roman" w:cs="Times New Roman"/>
+          <w:sz w:val="24"/>
+          <w:szCs w:val="24"/>
+        </w:rPr>
+        <w:t>З журби в очах менí темніє,* – вони постáрілись через усіх моїх супостатів.</w:t>
+      </w:r>
+    </w:p>
+    <w:p>
+      <w:pPr>
+        <w:spacing w:line="276" w:lineRule="auto"/>
+        <w:jc w:val="both"/>
+        <w:rPr>
+          <w:rFonts w:ascii="Times New Roman" w:hAnsi="Times New Roman" w:cs="Times New Roman"/>
+          <w:sz w:val="24"/>
+          <w:szCs w:val="24"/>
+        </w:rPr>
+      </w:pPr>
+      <w:r>
+        <w:rPr>
+          <w:rFonts w:ascii="Times New Roman" w:hAnsi="Times New Roman" w:cs="Times New Roman"/>
+          <w:sz w:val="24"/>
+          <w:szCs w:val="24"/>
+        </w:rPr>
+        <w:t>Ідíть від мене геть, усí лиходії,* бо Господь почув голос плачу мого.</w:t>
+      </w:r>
+    </w:p>
+    <w:p>
+      <w:pPr>
+        <w:spacing w:line="276" w:lineRule="auto"/>
+        <w:jc w:val="both"/>
+        <w:rPr>
+          <w:rFonts w:ascii="Times New Roman" w:hAnsi="Times New Roman" w:cs="Times New Roman"/>
+          <w:sz w:val="24"/>
+          <w:szCs w:val="24"/>
+        </w:rPr>
+      </w:pPr>
+      <w:r>
+        <w:rPr>
+          <w:rFonts w:ascii="Times New Roman" w:hAnsi="Times New Roman" w:cs="Times New Roman"/>
+          <w:sz w:val="24"/>
+          <w:szCs w:val="24"/>
+        </w:rPr>
+        <w:lastRenderedPageBreak/>
+        <w:t>Почув Господь моє благання,* Господь прийняв мою молитву.</w:t>
+      </w:r>
+    </w:p>
+    <w:p>
+      <w:pPr>
+        <w:spacing w:line="276" w:lineRule="auto"/>
+        <w:jc w:val="both"/>
+        <w:rPr>
+          <w:rFonts w:ascii="Times New Roman" w:hAnsi="Times New Roman" w:cs="Times New Roman"/>
+          <w:sz w:val="24"/>
+          <w:szCs w:val="24"/>
+        </w:rPr>
+      </w:pPr>
+      <w:r>
+        <w:rPr>
+          <w:rFonts w:ascii="Times New Roman" w:hAnsi="Times New Roman" w:cs="Times New Roman"/>
+          <w:sz w:val="24"/>
+          <w:szCs w:val="24"/>
+        </w:rPr>
+        <w:t>Усíх ворогів моїх покриє стид та страх великий,* і засоромлені вони назад повернуться швидко.</w:t>
       </w:r>
     </w:p>
     <w:p>
@@ -9088,140 +9199,548 @@
           <w:sz w:val="24"/>
           <w:szCs w:val="24"/>
         </w:rPr>
-        <w:t>Псалом 6</w:t>
-      </w:r>
-    </w:p>
-    <w:p>
-      <w:pPr>
-        <w:spacing w:line="276" w:lineRule="auto"/>
-        <w:jc w:val="both"/>
-        <w:rPr>
-          <w:rFonts w:ascii="Times New Roman" w:hAnsi="Times New Roman" w:cs="Times New Roman"/>
-          <w:sz w:val="24"/>
-          <w:szCs w:val="24"/>
-        </w:rPr>
-      </w:pPr>
-      <w:r>
-        <w:rPr>
-          <w:rFonts w:ascii="Times New Roman" w:hAnsi="Times New Roman" w:cs="Times New Roman"/>
-          <w:sz w:val="24"/>
-          <w:szCs w:val="24"/>
-        </w:rPr>
-        <w:t>Не докоряй менí, Господи, в твоєму гніві,* і не карай мене в твоїм обуренні.</w:t>
-      </w:r>
-    </w:p>
-    <w:p>
-      <w:pPr>
-        <w:spacing w:line="276" w:lineRule="auto"/>
-        <w:jc w:val="both"/>
-        <w:rPr>
-          <w:rFonts w:ascii="Times New Roman" w:hAnsi="Times New Roman" w:cs="Times New Roman"/>
-          <w:sz w:val="24"/>
-          <w:szCs w:val="24"/>
-        </w:rPr>
-      </w:pPr>
-      <w:r>
-        <w:rPr>
-          <w:rFonts w:ascii="Times New Roman" w:hAnsi="Times New Roman" w:cs="Times New Roman"/>
-          <w:sz w:val="24"/>
-          <w:szCs w:val="24"/>
-        </w:rPr>
-        <w:t>Помилуй мене, Господи, бо охляв я,* вилікуй мене, бо трясуться кості в мене.</w:t>
-      </w:r>
-    </w:p>
-    <w:p>
-      <w:pPr>
-        <w:spacing w:line="276" w:lineRule="auto"/>
-        <w:jc w:val="both"/>
-        <w:rPr>
-          <w:rFonts w:ascii="Times New Roman" w:hAnsi="Times New Roman" w:cs="Times New Roman"/>
-          <w:sz w:val="24"/>
-          <w:szCs w:val="24"/>
-        </w:rPr>
-      </w:pPr>
-      <w:r>
-        <w:rPr>
-          <w:rFonts w:ascii="Times New Roman" w:hAnsi="Times New Roman" w:cs="Times New Roman"/>
-          <w:sz w:val="24"/>
-          <w:szCs w:val="24"/>
-        </w:rPr>
-        <w:t>І душа моя – стривожена надміру.* Ти ж, Господи – дóкіль?</w:t>
-      </w:r>
-    </w:p>
-    <w:p>
-      <w:pPr>
-        <w:spacing w:line="276" w:lineRule="auto"/>
-        <w:jc w:val="both"/>
-        <w:rPr>
-          <w:rFonts w:ascii="Times New Roman" w:hAnsi="Times New Roman" w:cs="Times New Roman"/>
-          <w:sz w:val="24"/>
-          <w:szCs w:val="24"/>
-        </w:rPr>
-      </w:pPr>
-      <w:r>
-        <w:rPr>
-          <w:rFonts w:ascii="Times New Roman" w:hAnsi="Times New Roman" w:cs="Times New Roman"/>
-          <w:sz w:val="24"/>
-          <w:szCs w:val="24"/>
-        </w:rPr>
-        <w:t>Вернися, Господи, вирятуй мою душу,* спаси мене задля твоєї ласки!</w:t>
-      </w:r>
-    </w:p>
-    <w:p>
-      <w:pPr>
-        <w:spacing w:line="276" w:lineRule="auto"/>
-        <w:jc w:val="both"/>
-        <w:rPr>
-          <w:rFonts w:ascii="Times New Roman" w:hAnsi="Times New Roman" w:cs="Times New Roman"/>
-          <w:sz w:val="24"/>
-          <w:szCs w:val="24"/>
-        </w:rPr>
-      </w:pPr>
-      <w:r>
-        <w:rPr>
-          <w:rFonts w:ascii="Times New Roman" w:hAnsi="Times New Roman" w:cs="Times New Roman"/>
-          <w:sz w:val="24"/>
-          <w:szCs w:val="24"/>
-        </w:rPr>
-        <w:t>Бо ж хто по смерті тебе згадає,* в áді хто тебе хвалитиме?</w:t>
-      </w:r>
-    </w:p>
-    <w:p>
-      <w:pPr>
-        <w:spacing w:line="276" w:lineRule="auto"/>
-        <w:jc w:val="both"/>
-        <w:rPr>
-          <w:rFonts w:ascii="Times New Roman" w:hAnsi="Times New Roman" w:cs="Times New Roman"/>
-          <w:sz w:val="24"/>
-          <w:szCs w:val="24"/>
-        </w:rPr>
-      </w:pPr>
-      <w:r>
-        <w:rPr>
-          <w:rFonts w:ascii="Times New Roman" w:hAnsi="Times New Roman" w:cs="Times New Roman"/>
-          <w:sz w:val="24"/>
-          <w:szCs w:val="24"/>
-        </w:rPr>
-        <w:t>Знемігся я від стогнання мого,* щоночі ложе моє мокре від плачу, сльозами обливаю мою постіль.</w:t>
-      </w:r>
-    </w:p>
-    <w:p>
-      <w:pPr>
-        <w:spacing w:line="276" w:lineRule="auto"/>
-        <w:jc w:val="both"/>
-        <w:rPr>
-          <w:rFonts w:ascii="Times New Roman" w:hAnsi="Times New Roman" w:cs="Times New Roman"/>
-          <w:sz w:val="24"/>
-          <w:szCs w:val="24"/>
-        </w:rPr>
-      </w:pPr>
-      <w:r>
-        <w:rPr>
-          <w:rFonts w:ascii="Times New Roman" w:hAnsi="Times New Roman" w:cs="Times New Roman"/>
-          <w:sz w:val="24"/>
-          <w:szCs w:val="24"/>
-        </w:rPr>
-        <w:t>З журби в очах менí темніє,* – вони постáрілись через усіх моїх супостатів.</w:t>
+        <w:t>Псалом 12</w:t>
+      </w:r>
+    </w:p>
+    <w:p>
+      <w:pPr>
+        <w:spacing w:line="276" w:lineRule="auto"/>
+        <w:jc w:val="both"/>
+        <w:rPr>
+          <w:rFonts w:ascii="Times New Roman" w:hAnsi="Times New Roman" w:cs="Times New Roman"/>
+          <w:sz w:val="24"/>
+          <w:szCs w:val="24"/>
+        </w:rPr>
+      </w:pPr>
+      <w:r>
+        <w:rPr>
+          <w:rFonts w:ascii="Times New Roman" w:hAnsi="Times New Roman" w:cs="Times New Roman"/>
+          <w:sz w:val="24"/>
+          <w:szCs w:val="24"/>
+        </w:rPr>
+        <w:t>Доки, Господи, зовсім будеш мене забувати?* Доки ховатимеш лице твоє від мене?</w:t>
+      </w:r>
+    </w:p>
+    <w:p>
+      <w:pPr>
+        <w:spacing w:line="276" w:lineRule="auto"/>
+        <w:jc w:val="both"/>
+        <w:rPr>
+          <w:rFonts w:ascii="Times New Roman" w:hAnsi="Times New Roman" w:cs="Times New Roman"/>
+          <w:sz w:val="24"/>
+          <w:szCs w:val="24"/>
+        </w:rPr>
+      </w:pPr>
+      <w:r>
+        <w:rPr>
+          <w:rFonts w:ascii="Times New Roman" w:hAnsi="Times New Roman" w:cs="Times New Roman"/>
+          <w:sz w:val="24"/>
+          <w:szCs w:val="24"/>
+        </w:rPr>
+        <w:t>Доки журбою буду мучити мою душу,* тужити щодня серцем?</w:t>
+      </w:r>
+    </w:p>
+    <w:p>
+      <w:pPr>
+        <w:spacing w:line="276" w:lineRule="auto"/>
+        <w:jc w:val="both"/>
+        <w:rPr>
+          <w:rFonts w:ascii="Times New Roman" w:hAnsi="Times New Roman" w:cs="Times New Roman"/>
+          <w:sz w:val="24"/>
+          <w:szCs w:val="24"/>
+        </w:rPr>
+      </w:pPr>
+      <w:r>
+        <w:rPr>
+          <w:rFonts w:ascii="Times New Roman" w:hAnsi="Times New Roman" w:cs="Times New Roman"/>
+          <w:sz w:val="24"/>
+          <w:szCs w:val="24"/>
+        </w:rPr>
+        <w:t>Доки мій ворог буде величатися нáдо мною?* Зглянься і вислухай мене, Господи, мій Боже!</w:t>
+      </w:r>
+    </w:p>
+    <w:p>
+      <w:pPr>
+        <w:spacing w:line="276" w:lineRule="auto"/>
+        <w:jc w:val="both"/>
+        <w:rPr>
+          <w:rFonts w:ascii="Times New Roman" w:hAnsi="Times New Roman" w:cs="Times New Roman"/>
+          <w:sz w:val="24"/>
+          <w:szCs w:val="24"/>
+        </w:rPr>
+      </w:pPr>
+      <w:r>
+        <w:rPr>
+          <w:rFonts w:ascii="Times New Roman" w:hAnsi="Times New Roman" w:cs="Times New Roman"/>
+          <w:sz w:val="24"/>
+          <w:szCs w:val="24"/>
+        </w:rPr>
+        <w:t>Просвіти мої очі, щоб мені не заснути смертю,* щоб не сказав мій ворог: «Я його подужав!»</w:t>
+      </w:r>
+    </w:p>
+    <w:p>
+      <w:pPr>
+        <w:spacing w:line="276" w:lineRule="auto"/>
+        <w:jc w:val="both"/>
+        <w:rPr>
+          <w:rFonts w:ascii="Times New Roman" w:hAnsi="Times New Roman" w:cs="Times New Roman"/>
+          <w:sz w:val="24"/>
+          <w:szCs w:val="24"/>
+        </w:rPr>
+      </w:pPr>
+      <w:r>
+        <w:rPr>
+          <w:rFonts w:ascii="Times New Roman" w:hAnsi="Times New Roman" w:cs="Times New Roman"/>
+          <w:sz w:val="24"/>
+          <w:szCs w:val="24"/>
+        </w:rPr>
+        <w:t>Щоб мої вороги не радíли, коли я захитаюсь.* Я ж бо надіявся на твою ласку.</w:t>
+      </w:r>
+    </w:p>
+    <w:p>
+      <w:pPr>
+        <w:spacing w:line="276" w:lineRule="auto"/>
+        <w:jc w:val="both"/>
+        <w:rPr>
+          <w:rFonts w:ascii="Times New Roman" w:hAnsi="Times New Roman" w:cs="Times New Roman"/>
+          <w:sz w:val="24"/>
+          <w:szCs w:val="24"/>
+        </w:rPr>
+      </w:pPr>
+      <w:r>
+        <w:rPr>
+          <w:rFonts w:ascii="Times New Roman" w:hAnsi="Times New Roman" w:cs="Times New Roman"/>
+          <w:sz w:val="24"/>
+          <w:szCs w:val="24"/>
+        </w:rPr>
+        <w:t>Нехай радíє моє серце твоїм спасíнням!* Заспіваю Господеві, добро бо менí вчинив.</w:t>
+      </w:r>
+    </w:p>
+    <w:p>
+      <w:pPr>
+        <w:spacing w:line="276" w:lineRule="auto"/>
+        <w:jc w:val="both"/>
+        <w:rPr>
+          <w:rFonts w:ascii="Times New Roman" w:hAnsi="Times New Roman" w:cs="Times New Roman"/>
+          <w:sz w:val="24"/>
+          <w:szCs w:val="24"/>
+        </w:rPr>
+      </w:pPr>
+      <w:r>
+        <w:rPr>
+          <w:rFonts w:ascii="Times New Roman" w:hAnsi="Times New Roman" w:cs="Times New Roman"/>
+          <w:sz w:val="24"/>
+          <w:szCs w:val="24"/>
+        </w:rPr>
+        <w:t>Слава Отцю, і Сину, і Святому Духові, і нині, і повсякчас, і на віки віків. Амінь.</w:t>
+      </w:r>
+    </w:p>
+    <w:p>
+      <w:pPr>
+        <w:spacing w:line="276" w:lineRule="auto"/>
+        <w:jc w:val="both"/>
+        <w:rPr>
+          <w:rFonts w:ascii="Times New Roman" w:hAnsi="Times New Roman" w:cs="Times New Roman"/>
+          <w:sz w:val="24"/>
+          <w:szCs w:val="24"/>
+        </w:rPr>
+      </w:pPr>
+      <w:r>
+        <w:rPr>
+          <w:rFonts w:ascii="Times New Roman" w:hAnsi="Times New Roman" w:cs="Times New Roman"/>
+          <w:sz w:val="24"/>
+          <w:szCs w:val="24"/>
+        </w:rPr>
+        <w:t xml:space="preserve">Алилуя, алилуя, алилуя; слава Тобі, Боже </w:t>
+      </w:r>
+      <w:r>
+        <w:rPr>
+          <w:rFonts w:ascii="Times New Roman" w:hAnsi="Times New Roman" w:cs="Times New Roman"/>
+          <w:i/>
+          <w:iCs/>
+          <w:color w:val="FF0000"/>
+          <w:sz w:val="24"/>
+          <w:szCs w:val="24"/>
+        </w:rPr>
+        <w:t>(3 р.)</w:t>
+      </w:r>
+      <w:r>
+        <w:rPr>
+          <w:rFonts w:ascii="Times New Roman" w:hAnsi="Times New Roman" w:cs="Times New Roman"/>
+          <w:i/>
+          <w:iCs/>
+          <w:sz w:val="24"/>
+          <w:szCs w:val="24"/>
+        </w:rPr>
+        <w:t>.</w:t>
+      </w:r>
+    </w:p>
+    <w:p>
+      <w:pPr>
+        <w:spacing w:after="120"/>
+        <w:jc w:val="both"/>
+      </w:pPr>
+      <w:r>
+        <w:rPr>
+          <w:rFonts w:ascii="Times New Roman" w:hAnsi="Times New Roman"/>
+          <w:sz w:val="24"/>
+        </w:rPr>
+        <w:t xml:space="preserve">Господи, помилуй. </w:t>
+      </w:r>
+      <w:r>
+        <w:rPr>
+          <w:rFonts w:ascii="Times New Roman" w:hAnsi="Times New Roman"/>
+          <w:i/>
+          <w:color w:val="FF0000"/>
+          <w:sz w:val="24"/>
+        </w:rPr>
+        <w:t>(3 р.)</w:t>
+      </w:r>
+    </w:p>
+    <w:p>
+      <w:pPr>
+        <w:spacing w:line="276" w:lineRule="auto"/>
+        <w:jc w:val="both"/>
+        <w:rPr>
+          <w:rFonts w:ascii="Times New Roman" w:hAnsi="Times New Roman" w:cs="Times New Roman"/>
+          <w:sz w:val="24"/>
+          <w:szCs w:val="24"/>
+        </w:rPr>
+      </w:pPr>
+      <w:r>
+        <w:rPr>
+          <w:rFonts w:ascii="Times New Roman" w:hAnsi="Times New Roman" w:cs="Times New Roman"/>
+          <w:sz w:val="24"/>
+          <w:szCs w:val="24"/>
+        </w:rPr>
+        <w:t>Слава Отцю, і Сину, і Святому Духові, і нині, і повсякчас, і на віки віків. Амінь.</w:t>
+      </w:r>
+    </w:p>
+    <w:p>
+      <w:pPr>
+        <w:spacing w:line="276" w:lineRule="auto"/>
+        <w:jc w:val="center"/>
+        <w:rPr>
+          <w:rFonts w:ascii="Times New Roman" w:hAnsi="Times New Roman" w:cs="Times New Roman"/>
+          <w:color w:val="FF0000"/>
+          <w:sz w:val="24"/>
+          <w:szCs w:val="24"/>
+        </w:rPr>
+      </w:pPr>
+      <w:r>
+        <w:rPr>
+          <w:rFonts w:ascii="Times New Roman" w:hAnsi="Times New Roman" w:cs="Times New Roman"/>
+          <w:i/>
+          <w:iCs/>
+          <w:color w:val="FF0000"/>
+          <w:sz w:val="24"/>
+          <w:szCs w:val="24"/>
+        </w:rPr>
+        <w:t>Псалом 24</w:t>
+      </w:r>
+    </w:p>
+    <w:p>
+      <w:pPr>
+        <w:spacing w:line="276" w:lineRule="auto"/>
+        <w:jc w:val="both"/>
+        <w:rPr>
+          <w:rFonts w:ascii="Times New Roman" w:hAnsi="Times New Roman" w:cs="Times New Roman"/>
+          <w:sz w:val="24"/>
+          <w:szCs w:val="24"/>
+        </w:rPr>
+      </w:pPr>
+      <w:r>
+        <w:rPr>
+          <w:rFonts w:ascii="Times New Roman" w:hAnsi="Times New Roman" w:cs="Times New Roman"/>
+          <w:sz w:val="24"/>
+          <w:szCs w:val="24"/>
+        </w:rPr>
+        <w:t>До тебе, Господи, підношу душу мою,* на тебе покладаюсь, Боже мій.</w:t>
+      </w:r>
+    </w:p>
+    <w:p>
+      <w:pPr>
+        <w:spacing w:line="276" w:lineRule="auto"/>
+        <w:jc w:val="both"/>
+        <w:rPr>
+          <w:rFonts w:ascii="Times New Roman" w:hAnsi="Times New Roman" w:cs="Times New Roman"/>
+          <w:sz w:val="24"/>
+          <w:szCs w:val="24"/>
+        </w:rPr>
+      </w:pPr>
+      <w:r>
+        <w:rPr>
+          <w:rFonts w:ascii="Times New Roman" w:hAnsi="Times New Roman" w:cs="Times New Roman"/>
+          <w:sz w:val="24"/>
+          <w:szCs w:val="24"/>
+        </w:rPr>
+        <w:t>Не дай, щоб я осоромивсь!* Не дай, щоб вороги мої злораділи наді мною.</w:t>
+      </w:r>
+    </w:p>
+    <w:p>
+      <w:pPr>
+        <w:spacing w:line="276" w:lineRule="auto"/>
+        <w:jc w:val="both"/>
+        <w:rPr>
+          <w:rFonts w:ascii="Times New Roman" w:hAnsi="Times New Roman" w:cs="Times New Roman"/>
+          <w:sz w:val="24"/>
+          <w:szCs w:val="24"/>
+        </w:rPr>
+      </w:pPr>
+      <w:r>
+        <w:rPr>
+          <w:rFonts w:ascii="Times New Roman" w:hAnsi="Times New Roman" w:cs="Times New Roman"/>
+          <w:sz w:val="24"/>
+          <w:szCs w:val="24"/>
+        </w:rPr>
+        <w:t>Бо ніхто з тих, що на тебе чекають, не осоромиться.* Нехай осоромиться, хто зраджує без причини.</w:t>
+      </w:r>
+    </w:p>
+    <w:p>
+      <w:pPr>
+        <w:spacing w:line="276" w:lineRule="auto"/>
+        <w:jc w:val="both"/>
+        <w:rPr>
+          <w:rFonts w:ascii="Times New Roman" w:hAnsi="Times New Roman" w:cs="Times New Roman"/>
+          <w:sz w:val="24"/>
+          <w:szCs w:val="24"/>
+        </w:rPr>
+      </w:pPr>
+      <w:r>
+        <w:rPr>
+          <w:rFonts w:ascii="Times New Roman" w:hAnsi="Times New Roman" w:cs="Times New Roman"/>
+          <w:sz w:val="24"/>
+          <w:szCs w:val="24"/>
+        </w:rPr>
+        <w:t>Вкажи менí, Господи, твої дороги,* навчи мене, де твої стежки.</w:t>
+      </w:r>
+    </w:p>
+    <w:p>
+      <w:pPr>
+        <w:spacing w:line="276" w:lineRule="auto"/>
+        <w:jc w:val="both"/>
+        <w:rPr>
+          <w:rFonts w:ascii="Times New Roman" w:hAnsi="Times New Roman" w:cs="Times New Roman"/>
+          <w:sz w:val="24"/>
+          <w:szCs w:val="24"/>
+        </w:rPr>
+      </w:pPr>
+      <w:r>
+        <w:rPr>
+          <w:rFonts w:ascii="Times New Roman" w:hAnsi="Times New Roman" w:cs="Times New Roman"/>
+          <w:sz w:val="24"/>
+          <w:szCs w:val="24"/>
+        </w:rPr>
+        <w:t>Напути мене по твоїй правді й навчи мене,* бо ти Бог, мій Спаситель, тебе очікую увесь день.</w:t>
+      </w:r>
+    </w:p>
+    <w:p>
+      <w:pPr>
+        <w:spacing w:line="276" w:lineRule="auto"/>
+        <w:jc w:val="both"/>
+        <w:rPr>
+          <w:rFonts w:ascii="Times New Roman" w:hAnsi="Times New Roman" w:cs="Times New Roman"/>
+          <w:sz w:val="24"/>
+          <w:szCs w:val="24"/>
+        </w:rPr>
+      </w:pPr>
+      <w:r>
+        <w:rPr>
+          <w:rFonts w:ascii="Times New Roman" w:hAnsi="Times New Roman" w:cs="Times New Roman"/>
+          <w:sz w:val="24"/>
+          <w:szCs w:val="24"/>
+        </w:rPr>
+        <w:t>Згадай про твоє милосердя, Господи,* і про твою милість, вона бо споконвіку.</w:t>
+      </w:r>
+    </w:p>
+    <w:p>
+      <w:pPr>
+        <w:spacing w:line="276" w:lineRule="auto"/>
+        <w:jc w:val="both"/>
+        <w:rPr>
+          <w:rFonts w:ascii="Times New Roman" w:hAnsi="Times New Roman" w:cs="Times New Roman"/>
+          <w:sz w:val="24"/>
+          <w:szCs w:val="24"/>
+        </w:rPr>
+      </w:pPr>
+      <w:r>
+        <w:rPr>
+          <w:rFonts w:ascii="Times New Roman" w:hAnsi="Times New Roman" w:cs="Times New Roman"/>
+          <w:sz w:val="24"/>
+          <w:szCs w:val="24"/>
+        </w:rPr>
+        <w:t>Гріхів юности моєї і перéступів моїх не згадуй,* з милосердя твого згадай мене, Господи, доброти твоєї ради.</w:t>
+      </w:r>
+    </w:p>
+    <w:p>
+      <w:pPr>
+        <w:spacing w:line="276" w:lineRule="auto"/>
+        <w:jc w:val="both"/>
+        <w:rPr>
+          <w:rFonts w:ascii="Times New Roman" w:hAnsi="Times New Roman" w:cs="Times New Roman"/>
+          <w:sz w:val="24"/>
+          <w:szCs w:val="24"/>
+        </w:rPr>
+      </w:pPr>
+      <w:r>
+        <w:rPr>
+          <w:rFonts w:ascii="Times New Roman" w:hAnsi="Times New Roman" w:cs="Times New Roman"/>
+          <w:sz w:val="24"/>
+          <w:szCs w:val="24"/>
+        </w:rPr>
+        <w:t>Добрий Господь і праведний,* тому й навчає грішників дороги.</w:t>
+      </w:r>
+    </w:p>
+    <w:p>
+      <w:pPr>
+        <w:spacing w:line="276" w:lineRule="auto"/>
+        <w:jc w:val="both"/>
+        <w:rPr>
+          <w:rFonts w:ascii="Times New Roman" w:hAnsi="Times New Roman" w:cs="Times New Roman"/>
+          <w:sz w:val="24"/>
+          <w:szCs w:val="24"/>
+        </w:rPr>
+      </w:pPr>
+      <w:r>
+        <w:rPr>
+          <w:rFonts w:ascii="Times New Roman" w:hAnsi="Times New Roman" w:cs="Times New Roman"/>
+          <w:sz w:val="24"/>
+          <w:szCs w:val="24"/>
+        </w:rPr>
+        <w:t>Наводить покірливих на правду* і навчає смирéнних путі своєї.</w:t>
+      </w:r>
+    </w:p>
+    <w:p>
+      <w:pPr>
+        <w:spacing w:line="276" w:lineRule="auto"/>
+        <w:jc w:val="both"/>
+        <w:rPr>
+          <w:rFonts w:ascii="Times New Roman" w:hAnsi="Times New Roman" w:cs="Times New Roman"/>
+          <w:sz w:val="24"/>
+          <w:szCs w:val="24"/>
+        </w:rPr>
+      </w:pPr>
+      <w:r>
+        <w:rPr>
+          <w:rFonts w:ascii="Times New Roman" w:hAnsi="Times New Roman" w:cs="Times New Roman"/>
+          <w:sz w:val="24"/>
+          <w:szCs w:val="24"/>
+        </w:rPr>
+        <w:t>Усí стежки Господні – милість і правда* для тих, що бережуть зáвíт його і свідоцтва його.</w:t>
+      </w:r>
+    </w:p>
+    <w:p>
+      <w:pPr>
+        <w:spacing w:line="276" w:lineRule="auto"/>
+        <w:jc w:val="both"/>
+        <w:rPr>
+          <w:rFonts w:ascii="Times New Roman" w:hAnsi="Times New Roman" w:cs="Times New Roman"/>
+          <w:sz w:val="24"/>
+          <w:szCs w:val="24"/>
+        </w:rPr>
+      </w:pPr>
+      <w:r>
+        <w:rPr>
+          <w:rFonts w:ascii="Times New Roman" w:hAnsi="Times New Roman" w:cs="Times New Roman"/>
+          <w:sz w:val="24"/>
+          <w:szCs w:val="24"/>
+        </w:rPr>
+        <w:t>Íмени твого ради, Господи,* відпусти гріх мій, і бо він великий.</w:t>
+      </w:r>
+    </w:p>
+    <w:p>
+      <w:pPr>
+        <w:spacing w:line="276" w:lineRule="auto"/>
+        <w:jc w:val="both"/>
+        <w:rPr>
+          <w:rFonts w:ascii="Times New Roman" w:hAnsi="Times New Roman" w:cs="Times New Roman"/>
+          <w:sz w:val="24"/>
+          <w:szCs w:val="24"/>
+        </w:rPr>
+      </w:pPr>
+      <w:r>
+        <w:rPr>
+          <w:rFonts w:ascii="Times New Roman" w:hAnsi="Times New Roman" w:cs="Times New Roman"/>
+          <w:sz w:val="24"/>
+          <w:szCs w:val="24"/>
+        </w:rPr>
+        <w:t>Хто він, той чоловік, що Господа боїться?* Він вкаже йому дорогу, яку той має вибрати.</w:t>
+      </w:r>
+    </w:p>
+    <w:p>
+      <w:pPr>
+        <w:spacing w:line="276" w:lineRule="auto"/>
+        <w:jc w:val="both"/>
+        <w:rPr>
+          <w:rFonts w:ascii="Times New Roman" w:hAnsi="Times New Roman" w:cs="Times New Roman"/>
+          <w:sz w:val="24"/>
+          <w:szCs w:val="24"/>
+        </w:rPr>
+      </w:pPr>
+      <w:r>
+        <w:rPr>
+          <w:rFonts w:ascii="Times New Roman" w:hAnsi="Times New Roman" w:cs="Times New Roman"/>
+          <w:sz w:val="24"/>
+          <w:szCs w:val="24"/>
+        </w:rPr>
+        <w:t>Сам він зазнає щастя* і рід його успадкує землю.</w:t>
+      </w:r>
+    </w:p>
+    <w:p>
+      <w:pPr>
+        <w:spacing w:line="276" w:lineRule="auto"/>
+        <w:jc w:val="both"/>
+        <w:rPr>
+          <w:rFonts w:ascii="Times New Roman" w:hAnsi="Times New Roman" w:cs="Times New Roman"/>
+          <w:sz w:val="24"/>
+          <w:szCs w:val="24"/>
+        </w:rPr>
+      </w:pPr>
+      <w:r>
+        <w:rPr>
+          <w:rFonts w:ascii="Times New Roman" w:hAnsi="Times New Roman" w:cs="Times New Roman"/>
+          <w:sz w:val="24"/>
+          <w:szCs w:val="24"/>
+        </w:rPr>
+        <w:t>Довірливий Господь до тих, які його бояться,* і свій завіт дає їм знати.</w:t>
+      </w:r>
+    </w:p>
+    <w:p>
+      <w:pPr>
+        <w:spacing w:line="276" w:lineRule="auto"/>
+        <w:jc w:val="both"/>
+        <w:rPr>
+          <w:rFonts w:ascii="Times New Roman" w:hAnsi="Times New Roman" w:cs="Times New Roman"/>
+          <w:sz w:val="24"/>
+          <w:szCs w:val="24"/>
+        </w:rPr>
+      </w:pPr>
+      <w:r>
+        <w:rPr>
+          <w:rFonts w:ascii="Times New Roman" w:hAnsi="Times New Roman" w:cs="Times New Roman"/>
+          <w:sz w:val="24"/>
+          <w:szCs w:val="24"/>
+        </w:rPr>
+        <w:t>Очі мої завжди до Господа,* бо він звільнить від сіті мої ноги.</w:t>
+      </w:r>
+    </w:p>
+    <w:p>
+      <w:pPr>
+        <w:spacing w:line="276" w:lineRule="auto"/>
+        <w:jc w:val="both"/>
+        <w:rPr>
+          <w:rFonts w:ascii="Times New Roman" w:hAnsi="Times New Roman" w:cs="Times New Roman"/>
+          <w:sz w:val="24"/>
+          <w:szCs w:val="24"/>
+        </w:rPr>
+      </w:pPr>
+      <w:r>
+        <w:rPr>
+          <w:rFonts w:ascii="Times New Roman" w:hAnsi="Times New Roman" w:cs="Times New Roman"/>
+          <w:sz w:val="24"/>
+          <w:szCs w:val="24"/>
+        </w:rPr>
+        <w:t>Зглянься і змилосердься наді мною,* бо я самотній і нещасний.</w:t>
       </w:r>
     </w:p>
     <w:p>
@@ -9241,45 +9760,102 @@
           <w:szCs w:val="24"/>
         </w:rPr>
         <w:lastRenderedPageBreak/>
-        <w:t>Ідíть від мене геть, усí лиходії,* бо Господь почув голос плачу мого.</w:t>
-      </w:r>
-    </w:p>
-    <w:p>
-      <w:pPr>
-        <w:spacing w:line="276" w:lineRule="auto"/>
-        <w:jc w:val="both"/>
-        <w:rPr>
-          <w:rFonts w:ascii="Times New Roman" w:hAnsi="Times New Roman" w:cs="Times New Roman"/>
-          <w:sz w:val="24"/>
-          <w:szCs w:val="24"/>
-        </w:rPr>
-      </w:pPr>
-      <w:r>
-        <w:rPr>
-          <w:rFonts w:ascii="Times New Roman" w:hAnsi="Times New Roman" w:cs="Times New Roman"/>
-          <w:sz w:val="24"/>
-          <w:szCs w:val="24"/>
-        </w:rPr>
-        <w:t>Почув Господь моє благання,* Господь прийняв мою молитву.</w:t>
-      </w:r>
-    </w:p>
-    <w:p>
-      <w:pPr>
-        <w:spacing w:line="276" w:lineRule="auto"/>
-        <w:jc w:val="both"/>
-        <w:rPr>
-          <w:rFonts w:ascii="Times New Roman" w:hAnsi="Times New Roman" w:cs="Times New Roman"/>
-          <w:sz w:val="24"/>
-          <w:szCs w:val="24"/>
-        </w:rPr>
-      </w:pPr>
-      <w:r>
-        <w:rPr>
-          <w:rFonts w:ascii="Times New Roman" w:hAnsi="Times New Roman" w:cs="Times New Roman"/>
-          <w:sz w:val="24"/>
-          <w:szCs w:val="24"/>
-        </w:rPr>
-        <w:t>Усíх ворогів моїх покриє стид та страх великий,* і засоромлені вони назад повернуться швидко.</w:t>
+        <w:t>Злагідни скорботи мого серця* і виведи мене з тісноти моєї.</w:t>
+      </w:r>
+    </w:p>
+    <w:p>
+      <w:pPr>
+        <w:spacing w:line="276" w:lineRule="auto"/>
+        <w:jc w:val="both"/>
+        <w:rPr>
+          <w:rFonts w:ascii="Times New Roman" w:hAnsi="Times New Roman" w:cs="Times New Roman"/>
+          <w:sz w:val="24"/>
+          <w:szCs w:val="24"/>
+        </w:rPr>
+      </w:pPr>
+      <w:r>
+        <w:rPr>
+          <w:rFonts w:ascii="Times New Roman" w:hAnsi="Times New Roman" w:cs="Times New Roman"/>
+          <w:sz w:val="24"/>
+          <w:szCs w:val="24"/>
+        </w:rPr>
+        <w:t>Споглянь на моє горе й на труд мій,* і відпусти всі гріхи мої.</w:t>
+      </w:r>
+    </w:p>
+    <w:p>
+      <w:pPr>
+        <w:spacing w:line="276" w:lineRule="auto"/>
+        <w:jc w:val="both"/>
+        <w:rPr>
+          <w:rFonts w:ascii="Times New Roman" w:hAnsi="Times New Roman" w:cs="Times New Roman"/>
+          <w:sz w:val="24"/>
+          <w:szCs w:val="24"/>
+        </w:rPr>
+      </w:pPr>
+      <w:r>
+        <w:rPr>
+          <w:rFonts w:ascii="Times New Roman" w:hAnsi="Times New Roman" w:cs="Times New Roman"/>
+          <w:sz w:val="24"/>
+          <w:szCs w:val="24"/>
+        </w:rPr>
+        <w:t>Глянь, яка безліч ворогíв у мене;* ненавистю лютою ненавидять мене.</w:t>
+      </w:r>
+    </w:p>
+    <w:p>
+      <w:pPr>
+        <w:spacing w:line="276" w:lineRule="auto"/>
+        <w:jc w:val="both"/>
+        <w:rPr>
+          <w:rFonts w:ascii="Times New Roman" w:hAnsi="Times New Roman" w:cs="Times New Roman"/>
+          <w:sz w:val="24"/>
+          <w:szCs w:val="24"/>
+        </w:rPr>
+      </w:pPr>
+      <w:r>
+        <w:rPr>
+          <w:rFonts w:ascii="Times New Roman" w:hAnsi="Times New Roman" w:cs="Times New Roman"/>
+          <w:sz w:val="24"/>
+          <w:szCs w:val="24"/>
+        </w:rPr>
+        <w:t>Збережи мою душу й спаси мене,* щоб я не зазнав ганьби, бо до тебе прибігаю.</w:t>
+      </w:r>
+    </w:p>
+    <w:p>
+      <w:pPr>
+        <w:spacing w:line="276" w:lineRule="auto"/>
+        <w:jc w:val="both"/>
+        <w:rPr>
+          <w:rFonts w:ascii="Times New Roman" w:hAnsi="Times New Roman" w:cs="Times New Roman"/>
+          <w:sz w:val="24"/>
+          <w:szCs w:val="24"/>
+        </w:rPr>
+      </w:pPr>
+      <w:r>
+        <w:rPr>
+          <w:rFonts w:ascii="Times New Roman" w:hAnsi="Times New Roman" w:cs="Times New Roman"/>
+          <w:sz w:val="24"/>
+          <w:szCs w:val="24"/>
+        </w:rPr>
+        <w:t>Нехай правота і досконалість мене зберігають,* бо на тебе, Господи, я надíюсь.</w:t>
+      </w:r>
+    </w:p>
+    <w:p>
+      <w:pPr>
+        <w:spacing w:line="276" w:lineRule="auto"/>
+        <w:jc w:val="both"/>
+        <w:rPr>
+          <w:rFonts w:ascii="Times New Roman" w:hAnsi="Times New Roman" w:cs="Times New Roman"/>
+          <w:sz w:val="24"/>
+          <w:szCs w:val="24"/>
+        </w:rPr>
+      </w:pPr>
+      <w:r>
+        <w:rPr>
+          <w:rFonts w:ascii="Times New Roman" w:hAnsi="Times New Roman" w:cs="Times New Roman"/>
+          <w:sz w:val="24"/>
+          <w:szCs w:val="24"/>
+        </w:rPr>
+        <w:t>Визволь Ізрáїля, о Боже,* від усíх його скорбот.</w:t>
       </w:r>
     </w:p>
     <w:p>
@@ -9302,529 +9878,368 @@
           <w:sz w:val="24"/>
           <w:szCs w:val="24"/>
         </w:rPr>
-        <w:t>Псалом 12</w:t>
-      </w:r>
-    </w:p>
-    <w:p>
-      <w:pPr>
-        <w:spacing w:line="276" w:lineRule="auto"/>
-        <w:jc w:val="both"/>
-        <w:rPr>
-          <w:rFonts w:ascii="Times New Roman" w:hAnsi="Times New Roman" w:cs="Times New Roman"/>
-          <w:sz w:val="24"/>
-          <w:szCs w:val="24"/>
-        </w:rPr>
-      </w:pPr>
-      <w:r>
-        <w:rPr>
-          <w:rFonts w:ascii="Times New Roman" w:hAnsi="Times New Roman" w:cs="Times New Roman"/>
-          <w:sz w:val="24"/>
-          <w:szCs w:val="24"/>
-        </w:rPr>
-        <w:t>Доки, Господи, зовсім будеш мене забувати?* Доки ховатимеш лице твоє від мене?</w:t>
-      </w:r>
-    </w:p>
-    <w:p>
-      <w:pPr>
-        <w:spacing w:line="276" w:lineRule="auto"/>
-        <w:jc w:val="both"/>
-        <w:rPr>
-          <w:rFonts w:ascii="Times New Roman" w:hAnsi="Times New Roman" w:cs="Times New Roman"/>
-          <w:sz w:val="24"/>
-          <w:szCs w:val="24"/>
-        </w:rPr>
-      </w:pPr>
-      <w:r>
-        <w:rPr>
-          <w:rFonts w:ascii="Times New Roman" w:hAnsi="Times New Roman" w:cs="Times New Roman"/>
-          <w:sz w:val="24"/>
-          <w:szCs w:val="24"/>
-        </w:rPr>
-        <w:t>Доки журбою буду мучити мою душу,* тужити щодня серцем?</w:t>
-      </w:r>
-    </w:p>
-    <w:p>
-      <w:pPr>
-        <w:spacing w:line="276" w:lineRule="auto"/>
-        <w:jc w:val="both"/>
-        <w:rPr>
-          <w:rFonts w:ascii="Times New Roman" w:hAnsi="Times New Roman" w:cs="Times New Roman"/>
-          <w:sz w:val="24"/>
-          <w:szCs w:val="24"/>
-        </w:rPr>
-      </w:pPr>
-      <w:r>
-        <w:rPr>
-          <w:rFonts w:ascii="Times New Roman" w:hAnsi="Times New Roman" w:cs="Times New Roman"/>
-          <w:sz w:val="24"/>
-          <w:szCs w:val="24"/>
-        </w:rPr>
-        <w:t>Доки мій ворог буде величатися нáдо мною?* Зглянься і вислухай мене, Господи, мій Боже!</w:t>
-      </w:r>
-    </w:p>
-    <w:p>
-      <w:pPr>
-        <w:spacing w:line="276" w:lineRule="auto"/>
-        <w:jc w:val="both"/>
-        <w:rPr>
-          <w:rFonts w:ascii="Times New Roman" w:hAnsi="Times New Roman" w:cs="Times New Roman"/>
-          <w:sz w:val="24"/>
-          <w:szCs w:val="24"/>
-        </w:rPr>
-      </w:pPr>
-      <w:r>
-        <w:rPr>
-          <w:rFonts w:ascii="Times New Roman" w:hAnsi="Times New Roman" w:cs="Times New Roman"/>
-          <w:sz w:val="24"/>
-          <w:szCs w:val="24"/>
-        </w:rPr>
-        <w:t>Просвіти мої очі, щоб мені не заснути смертю,* щоб не сказав мій ворог: «Я його подужав!»</w:t>
-      </w:r>
-    </w:p>
-    <w:p>
-      <w:pPr>
-        <w:spacing w:line="276" w:lineRule="auto"/>
-        <w:jc w:val="both"/>
-        <w:rPr>
-          <w:rFonts w:ascii="Times New Roman" w:hAnsi="Times New Roman" w:cs="Times New Roman"/>
-          <w:sz w:val="24"/>
-          <w:szCs w:val="24"/>
-        </w:rPr>
-      </w:pPr>
-      <w:r>
-        <w:rPr>
-          <w:rFonts w:ascii="Times New Roman" w:hAnsi="Times New Roman" w:cs="Times New Roman"/>
-          <w:sz w:val="24"/>
-          <w:szCs w:val="24"/>
-        </w:rPr>
-        <w:t>Щоб мої вороги не радíли, коли я захитаюсь.* Я ж бо надіявся на твою ласку.</w:t>
-      </w:r>
-    </w:p>
-    <w:p>
-      <w:pPr>
-        <w:spacing w:line="276" w:lineRule="auto"/>
-        <w:jc w:val="both"/>
-        <w:rPr>
-          <w:rFonts w:ascii="Times New Roman" w:hAnsi="Times New Roman" w:cs="Times New Roman"/>
-          <w:sz w:val="24"/>
-          <w:szCs w:val="24"/>
-        </w:rPr>
-      </w:pPr>
-      <w:r>
-        <w:rPr>
-          <w:rFonts w:ascii="Times New Roman" w:hAnsi="Times New Roman" w:cs="Times New Roman"/>
-          <w:sz w:val="24"/>
-          <w:szCs w:val="24"/>
-        </w:rPr>
-        <w:t>Нехай радíє моє серце твоїм спасíнням!* Заспіваю Господеві, добро бо менí вчинив.</w:t>
-      </w:r>
-    </w:p>
-    <w:p>
-      <w:pPr>
-        <w:spacing w:line="276" w:lineRule="auto"/>
-        <w:jc w:val="both"/>
-        <w:rPr>
-          <w:rFonts w:ascii="Times New Roman" w:hAnsi="Times New Roman" w:cs="Times New Roman"/>
-          <w:sz w:val="24"/>
-          <w:szCs w:val="24"/>
-        </w:rPr>
-      </w:pPr>
-      <w:r>
-        <w:rPr>
-          <w:rFonts w:ascii="Times New Roman" w:hAnsi="Times New Roman" w:cs="Times New Roman"/>
-          <w:sz w:val="24"/>
-          <w:szCs w:val="24"/>
-        </w:rPr>
-        <w:t>Слава Отцю, і Сину, і Святому Духові, і нині, і повсякчас, і на віки віків. Амінь.</w:t>
-      </w:r>
-    </w:p>
-    <w:p>
-      <w:pPr>
-        <w:spacing w:line="276" w:lineRule="auto"/>
-        <w:jc w:val="both"/>
-        <w:rPr>
-          <w:rFonts w:ascii="Times New Roman" w:hAnsi="Times New Roman" w:cs="Times New Roman"/>
-          <w:sz w:val="24"/>
-          <w:szCs w:val="24"/>
-        </w:rPr>
-      </w:pPr>
-      <w:r>
-        <w:rPr>
-          <w:rFonts w:ascii="Times New Roman" w:hAnsi="Times New Roman" w:cs="Times New Roman"/>
-          <w:sz w:val="24"/>
-          <w:szCs w:val="24"/>
-        </w:rPr>
-        <w:t xml:space="preserve">Алилуя, алилуя, алилуя; слава Тобі, Боже </w:t>
-      </w:r>
-      <w:r>
-        <w:rPr>
-          <w:rFonts w:ascii="Times New Roman" w:hAnsi="Times New Roman" w:cs="Times New Roman"/>
-          <w:i/>
-          <w:iCs/>
-          <w:color w:val="FF0000"/>
-          <w:sz w:val="24"/>
-          <w:szCs w:val="24"/>
-        </w:rPr>
-        <w:t>(3 р.)</w:t>
-      </w:r>
-      <w:r>
-        <w:rPr>
-          <w:rFonts w:ascii="Times New Roman" w:hAnsi="Times New Roman" w:cs="Times New Roman"/>
-          <w:i/>
-          <w:iCs/>
-          <w:sz w:val="24"/>
-          <w:szCs w:val="24"/>
-        </w:rPr>
-        <w:t>.</w:t>
-      </w:r>
-    </w:p>
-    <w:p>
-      <w:pPr>
-        <w:spacing w:after="120"/>
-        <w:jc w:val="both"/>
-      </w:pPr>
-      <w:r>
-        <w:rPr>
-          <w:rFonts w:ascii="Times New Roman" w:hAnsi="Times New Roman"/>
-          <w:sz w:val="24"/>
-        </w:rPr>
-        <w:t xml:space="preserve">Господи, помилуй. </w:t>
-      </w:r>
-      <w:r>
-        <w:rPr>
-          <w:rFonts w:ascii="Times New Roman" w:hAnsi="Times New Roman"/>
-          <w:i/>
-          <w:color w:val="FF0000"/>
-          <w:sz w:val="24"/>
-        </w:rPr>
-        <w:t>(3 р.)</w:t>
-      </w:r>
-    </w:p>
-    <w:p>
-      <w:pPr>
-        <w:spacing w:line="276" w:lineRule="auto"/>
-        <w:jc w:val="both"/>
-        <w:rPr>
-          <w:rFonts w:ascii="Times New Roman" w:hAnsi="Times New Roman" w:cs="Times New Roman"/>
-          <w:sz w:val="24"/>
-          <w:szCs w:val="24"/>
-        </w:rPr>
-      </w:pPr>
-      <w:r>
-        <w:rPr>
-          <w:rFonts w:ascii="Times New Roman" w:hAnsi="Times New Roman" w:cs="Times New Roman"/>
-          <w:sz w:val="24"/>
-          <w:szCs w:val="24"/>
-        </w:rPr>
-        <w:t>Слава Отцю, і Сину, і Святому Духові, і нині, і повсякчас, і на віки віків. Амінь.</w:t>
-      </w:r>
-    </w:p>
-    <w:p>
-      <w:pPr>
-        <w:spacing w:line="276" w:lineRule="auto"/>
-        <w:jc w:val="center"/>
-        <w:rPr>
-          <w:rFonts w:ascii="Times New Roman" w:hAnsi="Times New Roman" w:cs="Times New Roman"/>
-          <w:color w:val="FF0000"/>
-          <w:sz w:val="24"/>
-          <w:szCs w:val="24"/>
-        </w:rPr>
-      </w:pPr>
-      <w:r>
-        <w:rPr>
-          <w:rFonts w:ascii="Times New Roman" w:hAnsi="Times New Roman" w:cs="Times New Roman"/>
-          <w:i/>
-          <w:iCs/>
-          <w:color w:val="FF0000"/>
-          <w:sz w:val="24"/>
-          <w:szCs w:val="24"/>
-        </w:rPr>
-        <w:t>Псалом 24</w:t>
-      </w:r>
-    </w:p>
-    <w:p>
-      <w:pPr>
-        <w:spacing w:line="276" w:lineRule="auto"/>
-        <w:jc w:val="both"/>
-        <w:rPr>
-          <w:rFonts w:ascii="Times New Roman" w:hAnsi="Times New Roman" w:cs="Times New Roman"/>
-          <w:sz w:val="24"/>
-          <w:szCs w:val="24"/>
-        </w:rPr>
-      </w:pPr>
-      <w:r>
-        <w:rPr>
-          <w:rFonts w:ascii="Times New Roman" w:hAnsi="Times New Roman" w:cs="Times New Roman"/>
-          <w:sz w:val="24"/>
-          <w:szCs w:val="24"/>
-        </w:rPr>
-        <w:t>До тебе, Господи, підношу душу мою,* на тебе покладаюсь, Боже мій.</w:t>
-      </w:r>
-    </w:p>
-    <w:p>
-      <w:pPr>
-        <w:spacing w:line="276" w:lineRule="auto"/>
-        <w:jc w:val="both"/>
-        <w:rPr>
-          <w:rFonts w:ascii="Times New Roman" w:hAnsi="Times New Roman" w:cs="Times New Roman"/>
-          <w:sz w:val="24"/>
-          <w:szCs w:val="24"/>
-        </w:rPr>
-      </w:pPr>
-      <w:r>
-        <w:rPr>
-          <w:rFonts w:ascii="Times New Roman" w:hAnsi="Times New Roman" w:cs="Times New Roman"/>
-          <w:sz w:val="24"/>
-          <w:szCs w:val="24"/>
-        </w:rPr>
-        <w:t>Не дай, щоб я осоромивсь!* Не дай, щоб вороги мої злораділи наді мною.</w:t>
-      </w:r>
-    </w:p>
-    <w:p>
-      <w:pPr>
-        <w:spacing w:line="276" w:lineRule="auto"/>
-        <w:jc w:val="both"/>
-        <w:rPr>
-          <w:rFonts w:ascii="Times New Roman" w:hAnsi="Times New Roman" w:cs="Times New Roman"/>
-          <w:sz w:val="24"/>
-          <w:szCs w:val="24"/>
-        </w:rPr>
-      </w:pPr>
-      <w:r>
-        <w:rPr>
-          <w:rFonts w:ascii="Times New Roman" w:hAnsi="Times New Roman" w:cs="Times New Roman"/>
-          <w:sz w:val="24"/>
-          <w:szCs w:val="24"/>
-        </w:rPr>
-        <w:t>Бо ніхто з тих, що на тебе чекають, не осоромиться.* Нехай осоромиться, хто зраджує без причини.</w:t>
-      </w:r>
-    </w:p>
-    <w:p>
-      <w:pPr>
-        <w:spacing w:line="276" w:lineRule="auto"/>
-        <w:jc w:val="both"/>
-        <w:rPr>
-          <w:rFonts w:ascii="Times New Roman" w:hAnsi="Times New Roman" w:cs="Times New Roman"/>
-          <w:sz w:val="24"/>
-          <w:szCs w:val="24"/>
-        </w:rPr>
-      </w:pPr>
-      <w:r>
-        <w:rPr>
-          <w:rFonts w:ascii="Times New Roman" w:hAnsi="Times New Roman" w:cs="Times New Roman"/>
-          <w:sz w:val="24"/>
-          <w:szCs w:val="24"/>
-        </w:rPr>
-        <w:t>Вкажи менí, Господи, твої дороги,* навчи мене, де твої стежки.</w:t>
-      </w:r>
-    </w:p>
-    <w:p>
-      <w:pPr>
-        <w:spacing w:line="276" w:lineRule="auto"/>
-        <w:jc w:val="both"/>
-        <w:rPr>
-          <w:rFonts w:ascii="Times New Roman" w:hAnsi="Times New Roman" w:cs="Times New Roman"/>
-          <w:sz w:val="24"/>
-          <w:szCs w:val="24"/>
-        </w:rPr>
-      </w:pPr>
-      <w:r>
-        <w:rPr>
-          <w:rFonts w:ascii="Times New Roman" w:hAnsi="Times New Roman" w:cs="Times New Roman"/>
-          <w:sz w:val="24"/>
-          <w:szCs w:val="24"/>
-        </w:rPr>
-        <w:t>Напути мене по твоїй правді й навчи мене,* бо ти Бог, мій Спаситель, тебе очікую увесь день.</w:t>
-      </w:r>
-    </w:p>
-    <w:p>
-      <w:pPr>
-        <w:spacing w:line="276" w:lineRule="auto"/>
-        <w:jc w:val="both"/>
-        <w:rPr>
-          <w:rFonts w:ascii="Times New Roman" w:hAnsi="Times New Roman" w:cs="Times New Roman"/>
-          <w:sz w:val="24"/>
-          <w:szCs w:val="24"/>
-        </w:rPr>
-      </w:pPr>
-      <w:r>
-        <w:rPr>
-          <w:rFonts w:ascii="Times New Roman" w:hAnsi="Times New Roman" w:cs="Times New Roman"/>
-          <w:sz w:val="24"/>
-          <w:szCs w:val="24"/>
-        </w:rPr>
-        <w:t>Згадай про твоє милосердя, Господи,* і про твою милість, вона бо споконвіку.</w:t>
-      </w:r>
-    </w:p>
-    <w:p>
-      <w:pPr>
-        <w:spacing w:line="276" w:lineRule="auto"/>
-        <w:jc w:val="both"/>
-        <w:rPr>
-          <w:rFonts w:ascii="Times New Roman" w:hAnsi="Times New Roman" w:cs="Times New Roman"/>
-          <w:sz w:val="24"/>
-          <w:szCs w:val="24"/>
-        </w:rPr>
-      </w:pPr>
-      <w:r>
-        <w:rPr>
-          <w:rFonts w:ascii="Times New Roman" w:hAnsi="Times New Roman" w:cs="Times New Roman"/>
-          <w:sz w:val="24"/>
-          <w:szCs w:val="24"/>
-        </w:rPr>
-        <w:t>Гріхів юности моєї і перéступів моїх не згадуй,* з милосердя твого згадай мене, Господи, доброти твоєї ради.</w:t>
-      </w:r>
-    </w:p>
-    <w:p>
-      <w:pPr>
-        <w:spacing w:line="276" w:lineRule="auto"/>
-        <w:jc w:val="both"/>
-        <w:rPr>
-          <w:rFonts w:ascii="Times New Roman" w:hAnsi="Times New Roman" w:cs="Times New Roman"/>
-          <w:sz w:val="24"/>
-          <w:szCs w:val="24"/>
-        </w:rPr>
-      </w:pPr>
-      <w:r>
-        <w:rPr>
-          <w:rFonts w:ascii="Times New Roman" w:hAnsi="Times New Roman" w:cs="Times New Roman"/>
-          <w:sz w:val="24"/>
-          <w:szCs w:val="24"/>
-        </w:rPr>
-        <w:t>Добрий Господь і праведний,* тому й навчає грішників дороги.</w:t>
-      </w:r>
-    </w:p>
-    <w:p>
-      <w:pPr>
-        <w:spacing w:line="276" w:lineRule="auto"/>
-        <w:jc w:val="both"/>
-        <w:rPr>
-          <w:rFonts w:ascii="Times New Roman" w:hAnsi="Times New Roman" w:cs="Times New Roman"/>
-          <w:sz w:val="24"/>
-          <w:szCs w:val="24"/>
-        </w:rPr>
-      </w:pPr>
-      <w:r>
-        <w:rPr>
-          <w:rFonts w:ascii="Times New Roman" w:hAnsi="Times New Roman" w:cs="Times New Roman"/>
-          <w:sz w:val="24"/>
-          <w:szCs w:val="24"/>
-        </w:rPr>
-        <w:t>Наводить покірливих на правду* і навчає смирéнних путі своєї.</w:t>
-      </w:r>
-    </w:p>
-    <w:p>
-      <w:pPr>
-        <w:spacing w:line="276" w:lineRule="auto"/>
-        <w:jc w:val="both"/>
-        <w:rPr>
-          <w:rFonts w:ascii="Times New Roman" w:hAnsi="Times New Roman" w:cs="Times New Roman"/>
-          <w:sz w:val="24"/>
-          <w:szCs w:val="24"/>
-        </w:rPr>
-      </w:pPr>
-      <w:r>
-        <w:rPr>
-          <w:rFonts w:ascii="Times New Roman" w:hAnsi="Times New Roman" w:cs="Times New Roman"/>
-          <w:sz w:val="24"/>
-          <w:szCs w:val="24"/>
-        </w:rPr>
-        <w:t>Усí стежки Господні – милість і правда* для тих, що бережуть зáвíт його і свідоцтва його.</w:t>
-      </w:r>
-    </w:p>
-    <w:p>
-      <w:pPr>
-        <w:spacing w:line="276" w:lineRule="auto"/>
-        <w:jc w:val="both"/>
-        <w:rPr>
-          <w:rFonts w:ascii="Times New Roman" w:hAnsi="Times New Roman" w:cs="Times New Roman"/>
-          <w:sz w:val="24"/>
-          <w:szCs w:val="24"/>
-        </w:rPr>
-      </w:pPr>
-      <w:r>
-        <w:rPr>
-          <w:rFonts w:ascii="Times New Roman" w:hAnsi="Times New Roman" w:cs="Times New Roman"/>
-          <w:sz w:val="24"/>
-          <w:szCs w:val="24"/>
-        </w:rPr>
-        <w:t>Íмени твого ради, Господи,* відпусти гріх мій, і бо він великий.</w:t>
-      </w:r>
-    </w:p>
-    <w:p>
-      <w:pPr>
-        <w:spacing w:line="276" w:lineRule="auto"/>
-        <w:jc w:val="both"/>
-        <w:rPr>
-          <w:rFonts w:ascii="Times New Roman" w:hAnsi="Times New Roman" w:cs="Times New Roman"/>
-          <w:sz w:val="24"/>
-          <w:szCs w:val="24"/>
-        </w:rPr>
-      </w:pPr>
-      <w:r>
-        <w:rPr>
-          <w:rFonts w:ascii="Times New Roman" w:hAnsi="Times New Roman" w:cs="Times New Roman"/>
-          <w:sz w:val="24"/>
-          <w:szCs w:val="24"/>
-        </w:rPr>
-        <w:t>Хто він, той чоловік, що Господа боїться?* Він вкаже йому дорогу, яку той має вибрати.</w:t>
-      </w:r>
-    </w:p>
-    <w:p>
-      <w:pPr>
-        <w:spacing w:line="276" w:lineRule="auto"/>
-        <w:jc w:val="both"/>
-        <w:rPr>
-          <w:rFonts w:ascii="Times New Roman" w:hAnsi="Times New Roman" w:cs="Times New Roman"/>
-          <w:sz w:val="24"/>
-          <w:szCs w:val="24"/>
-        </w:rPr>
-      </w:pPr>
-      <w:r>
-        <w:rPr>
-          <w:rFonts w:ascii="Times New Roman" w:hAnsi="Times New Roman" w:cs="Times New Roman"/>
-          <w:sz w:val="24"/>
-          <w:szCs w:val="24"/>
-        </w:rPr>
-        <w:t>Сам він зазнає щастя* і рід його успадкує землю.</w:t>
-      </w:r>
-    </w:p>
-    <w:p>
-      <w:pPr>
-        <w:spacing w:line="276" w:lineRule="auto"/>
-        <w:jc w:val="both"/>
-        <w:rPr>
-          <w:rFonts w:ascii="Times New Roman" w:hAnsi="Times New Roman" w:cs="Times New Roman"/>
-          <w:sz w:val="24"/>
-          <w:szCs w:val="24"/>
-        </w:rPr>
-      </w:pPr>
-      <w:r>
-        <w:rPr>
-          <w:rFonts w:ascii="Times New Roman" w:hAnsi="Times New Roman" w:cs="Times New Roman"/>
-          <w:sz w:val="24"/>
-          <w:szCs w:val="24"/>
-        </w:rPr>
-        <w:t>Довірливий Господь до тих, які його бояться,* і свій завіт дає їм знати.</w:t>
-      </w:r>
-    </w:p>
-    <w:p>
-      <w:pPr>
-        <w:spacing w:line="276" w:lineRule="auto"/>
-        <w:jc w:val="both"/>
-        <w:rPr>
-          <w:rFonts w:ascii="Times New Roman" w:hAnsi="Times New Roman" w:cs="Times New Roman"/>
-          <w:sz w:val="24"/>
-          <w:szCs w:val="24"/>
-        </w:rPr>
-      </w:pPr>
-      <w:r>
-        <w:rPr>
-          <w:rFonts w:ascii="Times New Roman" w:hAnsi="Times New Roman" w:cs="Times New Roman"/>
-          <w:sz w:val="24"/>
-          <w:szCs w:val="24"/>
-        </w:rPr>
-        <w:t>Очі мої завжди до Господа,* бо він звільнить від сіті мої ноги.</w:t>
+        <w:t>Псалом 30</w:t>
+      </w:r>
+    </w:p>
+    <w:p>
+      <w:pPr>
+        <w:spacing w:line="276" w:lineRule="auto"/>
+        <w:jc w:val="both"/>
+        <w:rPr>
+          <w:rFonts w:ascii="Times New Roman" w:hAnsi="Times New Roman" w:cs="Times New Roman"/>
+          <w:sz w:val="24"/>
+          <w:szCs w:val="24"/>
+        </w:rPr>
+      </w:pPr>
+      <w:r>
+        <w:rPr>
+          <w:rFonts w:ascii="Times New Roman" w:hAnsi="Times New Roman" w:cs="Times New Roman"/>
+          <w:sz w:val="24"/>
+          <w:szCs w:val="24"/>
+        </w:rPr>
+        <w:t>До тебе, Господи, я прибігаю; не дай мені осоромитися повíки,* у твоїй справедливості визволь мене.</w:t>
+      </w:r>
+    </w:p>
+    <w:p>
+      <w:pPr>
+        <w:spacing w:line="276" w:lineRule="auto"/>
+        <w:jc w:val="both"/>
+        <w:rPr>
+          <w:rFonts w:ascii="Times New Roman" w:hAnsi="Times New Roman" w:cs="Times New Roman"/>
+          <w:sz w:val="24"/>
+          <w:szCs w:val="24"/>
+        </w:rPr>
+      </w:pPr>
+      <w:r>
+        <w:rPr>
+          <w:rFonts w:ascii="Times New Roman" w:hAnsi="Times New Roman" w:cs="Times New Roman"/>
+          <w:sz w:val="24"/>
+          <w:szCs w:val="24"/>
+        </w:rPr>
+        <w:t>Нахили до мене твоє вухо, спаси мене притьмом,* будь скелею захисту для мене, твердинею міцною, щоб мене урятувати!</w:t>
+      </w:r>
+    </w:p>
+    <w:p>
+      <w:pPr>
+        <w:spacing w:line="276" w:lineRule="auto"/>
+        <w:jc w:val="both"/>
+        <w:rPr>
+          <w:rFonts w:ascii="Times New Roman" w:hAnsi="Times New Roman" w:cs="Times New Roman"/>
+          <w:sz w:val="24"/>
+          <w:szCs w:val="24"/>
+        </w:rPr>
+      </w:pPr>
+      <w:r>
+        <w:rPr>
+          <w:rFonts w:ascii="Times New Roman" w:hAnsi="Times New Roman" w:cs="Times New Roman"/>
+          <w:sz w:val="24"/>
+          <w:szCs w:val="24"/>
+        </w:rPr>
+        <w:t>Бо ти – скеля моя й моя твердиня,* і ради íмени твого веди мене та керуй мною.</w:t>
+      </w:r>
+    </w:p>
+    <w:p>
+      <w:pPr>
+        <w:spacing w:line="276" w:lineRule="auto"/>
+        <w:jc w:val="both"/>
+        <w:rPr>
+          <w:rFonts w:ascii="Times New Roman" w:hAnsi="Times New Roman" w:cs="Times New Roman"/>
+          <w:sz w:val="24"/>
+          <w:szCs w:val="24"/>
+        </w:rPr>
+      </w:pPr>
+      <w:r>
+        <w:rPr>
+          <w:rFonts w:ascii="Times New Roman" w:hAnsi="Times New Roman" w:cs="Times New Roman"/>
+          <w:sz w:val="24"/>
+          <w:szCs w:val="24"/>
+        </w:rPr>
+        <w:t>Виведи мене з тенет, що тайно наставлено на мене,* бо ти – моє пристановище.</w:t>
+      </w:r>
+    </w:p>
+    <w:p>
+      <w:pPr>
+        <w:spacing w:line="276" w:lineRule="auto"/>
+        <w:jc w:val="both"/>
+        <w:rPr>
+          <w:rFonts w:ascii="Times New Roman" w:hAnsi="Times New Roman" w:cs="Times New Roman"/>
+          <w:sz w:val="24"/>
+          <w:szCs w:val="24"/>
+        </w:rPr>
+      </w:pPr>
+      <w:r>
+        <w:rPr>
+          <w:rFonts w:ascii="Times New Roman" w:hAnsi="Times New Roman" w:cs="Times New Roman"/>
+          <w:sz w:val="24"/>
+          <w:szCs w:val="24"/>
+        </w:rPr>
+        <w:t>В руки твої віддаю я духа мого:* Ти визволив мене, Господи, вíрний Боже.</w:t>
+      </w:r>
+    </w:p>
+    <w:p>
+      <w:pPr>
+        <w:spacing w:line="276" w:lineRule="auto"/>
+        <w:jc w:val="both"/>
+        <w:rPr>
+          <w:rFonts w:ascii="Times New Roman" w:hAnsi="Times New Roman" w:cs="Times New Roman"/>
+          <w:sz w:val="24"/>
+          <w:szCs w:val="24"/>
+        </w:rPr>
+      </w:pPr>
+      <w:r>
+        <w:rPr>
+          <w:rFonts w:ascii="Times New Roman" w:hAnsi="Times New Roman" w:cs="Times New Roman"/>
+          <w:sz w:val="24"/>
+          <w:szCs w:val="24"/>
+        </w:rPr>
+        <w:t>Ти ненавидиш тих, що почитають бовванів нікчемних,* а я на Господа уповаю.</w:t>
+      </w:r>
+    </w:p>
+    <w:p>
+      <w:pPr>
+        <w:spacing w:line="276" w:lineRule="auto"/>
+        <w:jc w:val="both"/>
+        <w:rPr>
+          <w:rFonts w:ascii="Times New Roman" w:hAnsi="Times New Roman" w:cs="Times New Roman"/>
+          <w:sz w:val="24"/>
+          <w:szCs w:val="24"/>
+        </w:rPr>
+      </w:pPr>
+      <w:r>
+        <w:rPr>
+          <w:rFonts w:ascii="Times New Roman" w:hAnsi="Times New Roman" w:cs="Times New Roman"/>
+          <w:sz w:val="24"/>
+          <w:szCs w:val="24"/>
+        </w:rPr>
+        <w:t>Радíтиму й буду веселитись твоїм милосердям,* бо зглянувсь ти над моїм горем, знав душí моєї скорботи.</w:t>
+      </w:r>
+    </w:p>
+    <w:p>
+      <w:pPr>
+        <w:spacing w:line="276" w:lineRule="auto"/>
+        <w:jc w:val="both"/>
+        <w:rPr>
+          <w:rFonts w:ascii="Times New Roman" w:hAnsi="Times New Roman" w:cs="Times New Roman"/>
+          <w:sz w:val="24"/>
+          <w:szCs w:val="24"/>
+        </w:rPr>
+      </w:pPr>
+      <w:r>
+        <w:rPr>
+          <w:rFonts w:ascii="Times New Roman" w:hAnsi="Times New Roman" w:cs="Times New Roman"/>
+          <w:sz w:val="24"/>
+          <w:szCs w:val="24"/>
+        </w:rPr>
+        <w:t>І не віддав мене в руки супостата,* поставив на широкім мíсці мої ноги.</w:t>
+      </w:r>
+    </w:p>
+    <w:p>
+      <w:pPr>
+        <w:spacing w:line="276" w:lineRule="auto"/>
+        <w:jc w:val="both"/>
+        <w:rPr>
+          <w:rFonts w:ascii="Times New Roman" w:hAnsi="Times New Roman" w:cs="Times New Roman"/>
+          <w:sz w:val="24"/>
+          <w:szCs w:val="24"/>
+        </w:rPr>
+      </w:pPr>
+      <w:r>
+        <w:rPr>
+          <w:rFonts w:ascii="Times New Roman" w:hAnsi="Times New Roman" w:cs="Times New Roman"/>
+          <w:sz w:val="24"/>
+          <w:szCs w:val="24"/>
+        </w:rPr>
+        <w:t>Змилуйся нáдо мною, Господи, бо менí скрутно;* з журби виснажилися в мене очі, душа моя і нутро моє.</w:t>
+      </w:r>
+    </w:p>
+    <w:p>
+      <w:pPr>
+        <w:spacing w:line="276" w:lineRule="auto"/>
+        <w:jc w:val="both"/>
+        <w:rPr>
+          <w:rFonts w:ascii="Times New Roman" w:hAnsi="Times New Roman" w:cs="Times New Roman"/>
+          <w:sz w:val="24"/>
+          <w:szCs w:val="24"/>
+        </w:rPr>
+      </w:pPr>
+      <w:r>
+        <w:rPr>
+          <w:rFonts w:ascii="Times New Roman" w:hAnsi="Times New Roman" w:cs="Times New Roman"/>
+          <w:sz w:val="24"/>
+          <w:szCs w:val="24"/>
+        </w:rPr>
+        <w:t>Життя моє виснажується в горі, літа мої в стогнанні.* У смутку підупала моя сила, і кості мої повисихáли.</w:t>
+      </w:r>
+    </w:p>
+    <w:p>
+      <w:pPr>
+        <w:spacing w:line="276" w:lineRule="auto"/>
+        <w:jc w:val="both"/>
+        <w:rPr>
+          <w:rFonts w:ascii="Times New Roman" w:hAnsi="Times New Roman" w:cs="Times New Roman"/>
+          <w:sz w:val="24"/>
+          <w:szCs w:val="24"/>
+        </w:rPr>
+      </w:pPr>
+      <w:r>
+        <w:rPr>
+          <w:rFonts w:ascii="Times New Roman" w:hAnsi="Times New Roman" w:cs="Times New Roman"/>
+          <w:sz w:val="24"/>
+          <w:szCs w:val="24"/>
+        </w:rPr>
+        <w:t>Я став сміховиськом усíм моїм противникам і ганьбою моїм сусíдам,* страховищем моїм знайомим; хто мене бачить надворі, утікає від мене.</w:t>
+      </w:r>
+    </w:p>
+    <w:p>
+      <w:pPr>
+        <w:spacing w:line="276" w:lineRule="auto"/>
+        <w:jc w:val="both"/>
+        <w:rPr>
+          <w:rFonts w:ascii="Times New Roman" w:hAnsi="Times New Roman" w:cs="Times New Roman"/>
+          <w:sz w:val="24"/>
+          <w:szCs w:val="24"/>
+        </w:rPr>
+      </w:pPr>
+      <w:r>
+        <w:rPr>
+          <w:rFonts w:ascii="Times New Roman" w:hAnsi="Times New Roman" w:cs="Times New Roman"/>
+          <w:sz w:val="24"/>
+          <w:szCs w:val="24"/>
+        </w:rPr>
+        <w:t>Мене, немов мерця, забуто в серці;* я став, немов розбитий посуд.</w:t>
+      </w:r>
+    </w:p>
+    <w:p>
+      <w:pPr>
+        <w:spacing w:line="276" w:lineRule="auto"/>
+        <w:jc w:val="both"/>
+        <w:rPr>
+          <w:rFonts w:ascii="Times New Roman" w:hAnsi="Times New Roman" w:cs="Times New Roman"/>
+          <w:sz w:val="24"/>
+          <w:szCs w:val="24"/>
+        </w:rPr>
+      </w:pPr>
+      <w:r>
+        <w:rPr>
+          <w:rFonts w:ascii="Times New Roman" w:hAnsi="Times New Roman" w:cs="Times New Roman"/>
+          <w:sz w:val="24"/>
+          <w:szCs w:val="24"/>
+        </w:rPr>
+        <w:t>Бо чув я нашіптування багатьох, страхіття навколо;* коли вони разом змовлялися на мене, і замишляли відібрати життя в мене.</w:t>
+      </w:r>
+    </w:p>
+    <w:p>
+      <w:pPr>
+        <w:spacing w:line="276" w:lineRule="auto"/>
+        <w:jc w:val="both"/>
+        <w:rPr>
+          <w:rFonts w:ascii="Times New Roman" w:hAnsi="Times New Roman" w:cs="Times New Roman"/>
+          <w:sz w:val="24"/>
+          <w:szCs w:val="24"/>
+        </w:rPr>
+      </w:pPr>
+      <w:r>
+        <w:rPr>
+          <w:rFonts w:ascii="Times New Roman" w:hAnsi="Times New Roman" w:cs="Times New Roman"/>
+          <w:sz w:val="24"/>
+          <w:szCs w:val="24"/>
+        </w:rPr>
+        <w:t>А я на тебе, Господи, уповаю і кажу:* Ти єси Бог мій!</w:t>
+      </w:r>
+    </w:p>
+    <w:p>
+      <w:pPr>
+        <w:spacing w:line="276" w:lineRule="auto"/>
+        <w:jc w:val="both"/>
+        <w:rPr>
+          <w:rFonts w:ascii="Times New Roman" w:hAnsi="Times New Roman" w:cs="Times New Roman"/>
+          <w:sz w:val="24"/>
+          <w:szCs w:val="24"/>
+        </w:rPr>
+      </w:pPr>
+      <w:r>
+        <w:rPr>
+          <w:rFonts w:ascii="Times New Roman" w:hAnsi="Times New Roman" w:cs="Times New Roman"/>
+          <w:sz w:val="24"/>
+          <w:szCs w:val="24"/>
+        </w:rPr>
+        <w:t>В руках у тебе моя доля:* вирятуй мене з руки ворогíв і гнобителів моїх.</w:t>
+      </w:r>
+    </w:p>
+    <w:p>
+      <w:pPr>
+        <w:spacing w:line="276" w:lineRule="auto"/>
+        <w:jc w:val="both"/>
+        <w:rPr>
+          <w:rFonts w:ascii="Times New Roman" w:hAnsi="Times New Roman" w:cs="Times New Roman"/>
+          <w:sz w:val="24"/>
+          <w:szCs w:val="24"/>
+        </w:rPr>
+      </w:pPr>
+      <w:r>
+        <w:rPr>
+          <w:rFonts w:ascii="Times New Roman" w:hAnsi="Times New Roman" w:cs="Times New Roman"/>
+          <w:sz w:val="24"/>
+          <w:szCs w:val="24"/>
+        </w:rPr>
+        <w:t>Освітли світлом твого обличчя слугу твого,* спаси мене в твоїм милосерді!</w:t>
+      </w:r>
+    </w:p>
+    <w:p>
+      <w:pPr>
+        <w:spacing w:line="276" w:lineRule="auto"/>
+        <w:jc w:val="both"/>
+        <w:rPr>
+          <w:rFonts w:ascii="Times New Roman" w:hAnsi="Times New Roman" w:cs="Times New Roman"/>
+          <w:sz w:val="24"/>
+          <w:szCs w:val="24"/>
+        </w:rPr>
+      </w:pPr>
+      <w:r>
+        <w:rPr>
+          <w:rFonts w:ascii="Times New Roman" w:hAnsi="Times New Roman" w:cs="Times New Roman"/>
+          <w:sz w:val="24"/>
+          <w:szCs w:val="24"/>
+        </w:rPr>
+        <w:t>Господи, не дай менí осоромитись, до тебе бо взиваю;* нехай грішники вкриваються соромом, нехай мовчки зійдуть до шеóлу.</w:t>
+      </w:r>
+    </w:p>
+    <w:p>
+      <w:pPr>
+        <w:spacing w:line="276" w:lineRule="auto"/>
+        <w:jc w:val="both"/>
+        <w:rPr>
+          <w:rFonts w:ascii="Times New Roman" w:hAnsi="Times New Roman" w:cs="Times New Roman"/>
+          <w:sz w:val="24"/>
+          <w:szCs w:val="24"/>
+        </w:rPr>
+      </w:pPr>
+      <w:r>
+        <w:rPr>
+          <w:rFonts w:ascii="Times New Roman" w:hAnsi="Times New Roman" w:cs="Times New Roman"/>
+          <w:sz w:val="24"/>
+          <w:szCs w:val="24"/>
+        </w:rPr>
+        <w:t>Нехай заніміють уста брехливі,* що на праведного нахабно говорять.</w:t>
+      </w:r>
+    </w:p>
+    <w:p>
+      <w:pPr>
+        <w:spacing w:line="276" w:lineRule="auto"/>
+        <w:jc w:val="both"/>
+        <w:rPr>
+          <w:rFonts w:ascii="Times New Roman" w:hAnsi="Times New Roman" w:cs="Times New Roman"/>
+          <w:sz w:val="24"/>
+          <w:szCs w:val="24"/>
+        </w:rPr>
+      </w:pPr>
+      <w:r>
+        <w:rPr>
+          <w:rFonts w:ascii="Times New Roman" w:hAnsi="Times New Roman" w:cs="Times New Roman"/>
+          <w:sz w:val="24"/>
+          <w:szCs w:val="24"/>
+        </w:rPr>
+        <w:t>Яка велика, Господи, твоя доброта, що її ти зберіг тим, що тебе бояться;* і чиниш тим, що до тебе прибігають, перед людськими синами.</w:t>
       </w:r>
     </w:p>
     <w:p>
@@ -9844,524 +10259,6 @@
           <w:szCs w:val="24"/>
         </w:rPr>
         <w:lastRenderedPageBreak/>
-        <w:t>Зглянься і змилосердься наді мною,* бо я самотній і нещасний.</w:t>
-      </w:r>
-    </w:p>
-    <w:p>
-      <w:pPr>
-        <w:spacing w:line="276" w:lineRule="auto"/>
-        <w:jc w:val="both"/>
-        <w:rPr>
-          <w:rFonts w:ascii="Times New Roman" w:hAnsi="Times New Roman" w:cs="Times New Roman"/>
-          <w:sz w:val="24"/>
-          <w:szCs w:val="24"/>
-        </w:rPr>
-      </w:pPr>
-      <w:r>
-        <w:rPr>
-          <w:rFonts w:ascii="Times New Roman" w:hAnsi="Times New Roman" w:cs="Times New Roman"/>
-          <w:sz w:val="24"/>
-          <w:szCs w:val="24"/>
-        </w:rPr>
-        <w:t>Злагідни скорботи мого серця* і виведи мене з тісноти моєї.</w:t>
-      </w:r>
-    </w:p>
-    <w:p>
-      <w:pPr>
-        <w:spacing w:line="276" w:lineRule="auto"/>
-        <w:jc w:val="both"/>
-        <w:rPr>
-          <w:rFonts w:ascii="Times New Roman" w:hAnsi="Times New Roman" w:cs="Times New Roman"/>
-          <w:sz w:val="24"/>
-          <w:szCs w:val="24"/>
-        </w:rPr>
-      </w:pPr>
-      <w:r>
-        <w:rPr>
-          <w:rFonts w:ascii="Times New Roman" w:hAnsi="Times New Roman" w:cs="Times New Roman"/>
-          <w:sz w:val="24"/>
-          <w:szCs w:val="24"/>
-        </w:rPr>
-        <w:t>Споглянь на моє горе й на труд мій,* і відпусти всі гріхи мої.</w:t>
-      </w:r>
-    </w:p>
-    <w:p>
-      <w:pPr>
-        <w:spacing w:line="276" w:lineRule="auto"/>
-        <w:jc w:val="both"/>
-        <w:rPr>
-          <w:rFonts w:ascii="Times New Roman" w:hAnsi="Times New Roman" w:cs="Times New Roman"/>
-          <w:sz w:val="24"/>
-          <w:szCs w:val="24"/>
-        </w:rPr>
-      </w:pPr>
-      <w:r>
-        <w:rPr>
-          <w:rFonts w:ascii="Times New Roman" w:hAnsi="Times New Roman" w:cs="Times New Roman"/>
-          <w:sz w:val="24"/>
-          <w:szCs w:val="24"/>
-        </w:rPr>
-        <w:t>Глянь, яка безліч ворогíв у мене;* ненавистю лютою ненавидять мене.</w:t>
-      </w:r>
-    </w:p>
-    <w:p>
-      <w:pPr>
-        <w:spacing w:line="276" w:lineRule="auto"/>
-        <w:jc w:val="both"/>
-        <w:rPr>
-          <w:rFonts w:ascii="Times New Roman" w:hAnsi="Times New Roman" w:cs="Times New Roman"/>
-          <w:sz w:val="24"/>
-          <w:szCs w:val="24"/>
-        </w:rPr>
-      </w:pPr>
-      <w:r>
-        <w:rPr>
-          <w:rFonts w:ascii="Times New Roman" w:hAnsi="Times New Roman" w:cs="Times New Roman"/>
-          <w:sz w:val="24"/>
-          <w:szCs w:val="24"/>
-        </w:rPr>
-        <w:t>Збережи мою душу й спаси мене,* щоб я не зазнав ганьби, бо до тебе прибігаю.</w:t>
-      </w:r>
-    </w:p>
-    <w:p>
-      <w:pPr>
-        <w:spacing w:line="276" w:lineRule="auto"/>
-        <w:jc w:val="both"/>
-        <w:rPr>
-          <w:rFonts w:ascii="Times New Roman" w:hAnsi="Times New Roman" w:cs="Times New Roman"/>
-          <w:sz w:val="24"/>
-          <w:szCs w:val="24"/>
-        </w:rPr>
-      </w:pPr>
-      <w:r>
-        <w:rPr>
-          <w:rFonts w:ascii="Times New Roman" w:hAnsi="Times New Roman" w:cs="Times New Roman"/>
-          <w:sz w:val="24"/>
-          <w:szCs w:val="24"/>
-        </w:rPr>
-        <w:t>Нехай правота і досконалість мене зберігають,* бо на тебе, Господи, я надíюсь.</w:t>
-      </w:r>
-    </w:p>
-    <w:p>
-      <w:pPr>
-        <w:spacing w:line="276" w:lineRule="auto"/>
-        <w:jc w:val="both"/>
-        <w:rPr>
-          <w:rFonts w:ascii="Times New Roman" w:hAnsi="Times New Roman" w:cs="Times New Roman"/>
-          <w:sz w:val="24"/>
-          <w:szCs w:val="24"/>
-        </w:rPr>
-      </w:pPr>
-      <w:r>
-        <w:rPr>
-          <w:rFonts w:ascii="Times New Roman" w:hAnsi="Times New Roman" w:cs="Times New Roman"/>
-          <w:sz w:val="24"/>
-          <w:szCs w:val="24"/>
-        </w:rPr>
-        <w:t>Визволь Ізрáїля, о Боже,* від усíх його скорбот.</w:t>
-      </w:r>
-    </w:p>
-    <w:p>
-      <w:pPr>
-        <w:spacing w:line="276" w:lineRule="auto"/>
-        <w:jc w:val="center"/>
-        <w:rPr>
-          <w:rFonts w:ascii="Times New Roman" w:hAnsi="Times New Roman" w:cs="Times New Roman"/>
-          <w:color w:val="FF0000"/>
-          <w:sz w:val="24"/>
-          <w:szCs w:val="24"/>
-        </w:rPr>
-      </w:pPr>
-      <w:r>
-        <w:rPr>
-          <w:rFonts w:ascii="Times New Roman" w:hAnsi="Times New Roman" w:cs="Times New Roman"/>
-          <w:i/>
-          <w:iCs/>
-          <w:color w:val="FF0000"/>
-          <w:sz w:val="24"/>
-          <w:szCs w:val="24"/>
-        </w:rPr>
-        <w:t>Псалом 30</w:t>
-      </w:r>
-    </w:p>
-    <w:p>
-      <w:pPr>
-        <w:spacing w:line="276" w:lineRule="auto"/>
-        <w:jc w:val="both"/>
-        <w:rPr>
-          <w:rFonts w:ascii="Times New Roman" w:hAnsi="Times New Roman" w:cs="Times New Roman"/>
-          <w:sz w:val="24"/>
-          <w:szCs w:val="24"/>
-        </w:rPr>
-      </w:pPr>
-      <w:r>
-        <w:rPr>
-          <w:rFonts w:ascii="Times New Roman" w:hAnsi="Times New Roman" w:cs="Times New Roman"/>
-          <w:sz w:val="24"/>
-          <w:szCs w:val="24"/>
-        </w:rPr>
-        <w:t>До тебе, Господи, я прибігаю; не дай мені осоромитися повíки,* у твоїй справедливості визволь мене.</w:t>
-      </w:r>
-    </w:p>
-    <w:p>
-      <w:pPr>
-        <w:spacing w:line="276" w:lineRule="auto"/>
-        <w:jc w:val="both"/>
-        <w:rPr>
-          <w:rFonts w:ascii="Times New Roman" w:hAnsi="Times New Roman" w:cs="Times New Roman"/>
-          <w:sz w:val="24"/>
-          <w:szCs w:val="24"/>
-        </w:rPr>
-      </w:pPr>
-      <w:r>
-        <w:rPr>
-          <w:rFonts w:ascii="Times New Roman" w:hAnsi="Times New Roman" w:cs="Times New Roman"/>
-          <w:sz w:val="24"/>
-          <w:szCs w:val="24"/>
-        </w:rPr>
-        <w:t>Нахили до мене твоє вухо, спаси мене притьмом,* будь скелею захисту для мене, твердинею міцною, щоб мене урятувати!</w:t>
-      </w:r>
-    </w:p>
-    <w:p>
-      <w:pPr>
-        <w:spacing w:line="276" w:lineRule="auto"/>
-        <w:jc w:val="both"/>
-        <w:rPr>
-          <w:rFonts w:ascii="Times New Roman" w:hAnsi="Times New Roman" w:cs="Times New Roman"/>
-          <w:sz w:val="24"/>
-          <w:szCs w:val="24"/>
-        </w:rPr>
-      </w:pPr>
-      <w:r>
-        <w:rPr>
-          <w:rFonts w:ascii="Times New Roman" w:hAnsi="Times New Roman" w:cs="Times New Roman"/>
-          <w:sz w:val="24"/>
-          <w:szCs w:val="24"/>
-        </w:rPr>
-        <w:t>Бо ти – скеля моя й моя твердиня,* і ради íмени твого веди мене та керуй мною.</w:t>
-      </w:r>
-    </w:p>
-    <w:p>
-      <w:pPr>
-        <w:spacing w:line="276" w:lineRule="auto"/>
-        <w:jc w:val="both"/>
-        <w:rPr>
-          <w:rFonts w:ascii="Times New Roman" w:hAnsi="Times New Roman" w:cs="Times New Roman"/>
-          <w:sz w:val="24"/>
-          <w:szCs w:val="24"/>
-        </w:rPr>
-      </w:pPr>
-      <w:r>
-        <w:rPr>
-          <w:rFonts w:ascii="Times New Roman" w:hAnsi="Times New Roman" w:cs="Times New Roman"/>
-          <w:sz w:val="24"/>
-          <w:szCs w:val="24"/>
-        </w:rPr>
-        <w:t>Виведи мене з тенет, що тайно наставлено на мене,* бо ти – моє пристановище.</w:t>
-      </w:r>
-    </w:p>
-    <w:p>
-      <w:pPr>
-        <w:spacing w:line="276" w:lineRule="auto"/>
-        <w:jc w:val="both"/>
-        <w:rPr>
-          <w:rFonts w:ascii="Times New Roman" w:hAnsi="Times New Roman" w:cs="Times New Roman"/>
-          <w:sz w:val="24"/>
-          <w:szCs w:val="24"/>
-        </w:rPr>
-      </w:pPr>
-      <w:r>
-        <w:rPr>
-          <w:rFonts w:ascii="Times New Roman" w:hAnsi="Times New Roman" w:cs="Times New Roman"/>
-          <w:sz w:val="24"/>
-          <w:szCs w:val="24"/>
-        </w:rPr>
-        <w:t>В руки твої віддаю я духа мого:* Ти визволив мене, Господи, вíрний Боже.</w:t>
-      </w:r>
-    </w:p>
-    <w:p>
-      <w:pPr>
-        <w:spacing w:line="276" w:lineRule="auto"/>
-        <w:jc w:val="both"/>
-        <w:rPr>
-          <w:rFonts w:ascii="Times New Roman" w:hAnsi="Times New Roman" w:cs="Times New Roman"/>
-          <w:sz w:val="24"/>
-          <w:szCs w:val="24"/>
-        </w:rPr>
-      </w:pPr>
-      <w:r>
-        <w:rPr>
-          <w:rFonts w:ascii="Times New Roman" w:hAnsi="Times New Roman" w:cs="Times New Roman"/>
-          <w:sz w:val="24"/>
-          <w:szCs w:val="24"/>
-        </w:rPr>
-        <w:t>Ти ненавидиш тих, що почитають бовванів нікчемних,* а я на Господа уповаю.</w:t>
-      </w:r>
-    </w:p>
-    <w:p>
-      <w:pPr>
-        <w:spacing w:line="276" w:lineRule="auto"/>
-        <w:jc w:val="both"/>
-        <w:rPr>
-          <w:rFonts w:ascii="Times New Roman" w:hAnsi="Times New Roman" w:cs="Times New Roman"/>
-          <w:sz w:val="24"/>
-          <w:szCs w:val="24"/>
-        </w:rPr>
-      </w:pPr>
-      <w:r>
-        <w:rPr>
-          <w:rFonts w:ascii="Times New Roman" w:hAnsi="Times New Roman" w:cs="Times New Roman"/>
-          <w:sz w:val="24"/>
-          <w:szCs w:val="24"/>
-        </w:rPr>
-        <w:t>Радíтиму й буду веселитись твоїм милосердям,* бо зглянувсь ти над моїм горем, знав душí моєї скорботи.</w:t>
-      </w:r>
-    </w:p>
-    <w:p>
-      <w:pPr>
-        <w:spacing w:line="276" w:lineRule="auto"/>
-        <w:jc w:val="both"/>
-        <w:rPr>
-          <w:rFonts w:ascii="Times New Roman" w:hAnsi="Times New Roman" w:cs="Times New Roman"/>
-          <w:sz w:val="24"/>
-          <w:szCs w:val="24"/>
-        </w:rPr>
-      </w:pPr>
-      <w:r>
-        <w:rPr>
-          <w:rFonts w:ascii="Times New Roman" w:hAnsi="Times New Roman" w:cs="Times New Roman"/>
-          <w:sz w:val="24"/>
-          <w:szCs w:val="24"/>
-        </w:rPr>
-        <w:t>І не віддав мене в руки супостата,* поставив на широкім мíсці мої ноги.</w:t>
-      </w:r>
-    </w:p>
-    <w:p>
-      <w:pPr>
-        <w:spacing w:line="276" w:lineRule="auto"/>
-        <w:jc w:val="both"/>
-        <w:rPr>
-          <w:rFonts w:ascii="Times New Roman" w:hAnsi="Times New Roman" w:cs="Times New Roman"/>
-          <w:sz w:val="24"/>
-          <w:szCs w:val="24"/>
-        </w:rPr>
-      </w:pPr>
-      <w:r>
-        <w:rPr>
-          <w:rFonts w:ascii="Times New Roman" w:hAnsi="Times New Roman" w:cs="Times New Roman"/>
-          <w:sz w:val="24"/>
-          <w:szCs w:val="24"/>
-        </w:rPr>
-        <w:t>Змилуйся нáдо мною, Господи, бо менí скрутно;* з журби виснажилися в мене очі, душа моя і нутро моє.</w:t>
-      </w:r>
-    </w:p>
-    <w:p>
-      <w:pPr>
-        <w:spacing w:line="276" w:lineRule="auto"/>
-        <w:jc w:val="both"/>
-        <w:rPr>
-          <w:rFonts w:ascii="Times New Roman" w:hAnsi="Times New Roman" w:cs="Times New Roman"/>
-          <w:sz w:val="24"/>
-          <w:szCs w:val="24"/>
-        </w:rPr>
-      </w:pPr>
-      <w:r>
-        <w:rPr>
-          <w:rFonts w:ascii="Times New Roman" w:hAnsi="Times New Roman" w:cs="Times New Roman"/>
-          <w:sz w:val="24"/>
-          <w:szCs w:val="24"/>
-        </w:rPr>
-        <w:t>Життя моє виснажується в горі, літа мої в стогнанні.* У смутку підупала моя сила, і кості мої повисихáли.</w:t>
-      </w:r>
-    </w:p>
-    <w:p>
-      <w:pPr>
-        <w:spacing w:line="276" w:lineRule="auto"/>
-        <w:jc w:val="both"/>
-        <w:rPr>
-          <w:rFonts w:ascii="Times New Roman" w:hAnsi="Times New Roman" w:cs="Times New Roman"/>
-          <w:sz w:val="24"/>
-          <w:szCs w:val="24"/>
-        </w:rPr>
-      </w:pPr>
-      <w:r>
-        <w:rPr>
-          <w:rFonts w:ascii="Times New Roman" w:hAnsi="Times New Roman" w:cs="Times New Roman"/>
-          <w:sz w:val="24"/>
-          <w:szCs w:val="24"/>
-        </w:rPr>
-        <w:t>Я став сміховиськом усíм моїм противникам і ганьбою моїм сусíдам,* страховищем моїм знайомим; хто мене бачить надворі, утікає від мене.</w:t>
-      </w:r>
-    </w:p>
-    <w:p>
-      <w:pPr>
-        <w:spacing w:line="276" w:lineRule="auto"/>
-        <w:jc w:val="both"/>
-        <w:rPr>
-          <w:rFonts w:ascii="Times New Roman" w:hAnsi="Times New Roman" w:cs="Times New Roman"/>
-          <w:sz w:val="24"/>
-          <w:szCs w:val="24"/>
-        </w:rPr>
-      </w:pPr>
-      <w:r>
-        <w:rPr>
-          <w:rFonts w:ascii="Times New Roman" w:hAnsi="Times New Roman" w:cs="Times New Roman"/>
-          <w:sz w:val="24"/>
-          <w:szCs w:val="24"/>
-        </w:rPr>
-        <w:t>Мене, немов мерця, забуто в серці;* я став, немов розбитий посуд.</w:t>
-      </w:r>
-    </w:p>
-    <w:p>
-      <w:pPr>
-        <w:spacing w:line="276" w:lineRule="auto"/>
-        <w:jc w:val="both"/>
-        <w:rPr>
-          <w:rFonts w:ascii="Times New Roman" w:hAnsi="Times New Roman" w:cs="Times New Roman"/>
-          <w:sz w:val="24"/>
-          <w:szCs w:val="24"/>
-        </w:rPr>
-      </w:pPr>
-      <w:r>
-        <w:rPr>
-          <w:rFonts w:ascii="Times New Roman" w:hAnsi="Times New Roman" w:cs="Times New Roman"/>
-          <w:sz w:val="24"/>
-          <w:szCs w:val="24"/>
-        </w:rPr>
-        <w:t>Бо чув я нашіптування багатьох, страхіття навколо;* коли вони разом змовлялися на мене, і замишляли відібрати життя в мене.</w:t>
-      </w:r>
-    </w:p>
-    <w:p>
-      <w:pPr>
-        <w:spacing w:line="276" w:lineRule="auto"/>
-        <w:jc w:val="both"/>
-        <w:rPr>
-          <w:rFonts w:ascii="Times New Roman" w:hAnsi="Times New Roman" w:cs="Times New Roman"/>
-          <w:sz w:val="24"/>
-          <w:szCs w:val="24"/>
-        </w:rPr>
-      </w:pPr>
-      <w:r>
-        <w:rPr>
-          <w:rFonts w:ascii="Times New Roman" w:hAnsi="Times New Roman" w:cs="Times New Roman"/>
-          <w:sz w:val="24"/>
-          <w:szCs w:val="24"/>
-        </w:rPr>
-        <w:t>А я на тебе, Господи, уповаю і кажу:* Ти єси Бог мій!</w:t>
-      </w:r>
-    </w:p>
-    <w:p>
-      <w:pPr>
-        <w:spacing w:line="276" w:lineRule="auto"/>
-        <w:jc w:val="both"/>
-        <w:rPr>
-          <w:rFonts w:ascii="Times New Roman" w:hAnsi="Times New Roman" w:cs="Times New Roman"/>
-          <w:sz w:val="24"/>
-          <w:szCs w:val="24"/>
-        </w:rPr>
-      </w:pPr>
-      <w:r>
-        <w:rPr>
-          <w:rFonts w:ascii="Times New Roman" w:hAnsi="Times New Roman" w:cs="Times New Roman"/>
-          <w:sz w:val="24"/>
-          <w:szCs w:val="24"/>
-        </w:rPr>
-        <w:t>В руках у тебе моя доля:* вирятуй мене з руки ворогíв і гнобителів моїх.</w:t>
-      </w:r>
-    </w:p>
-    <w:p>
-      <w:pPr>
-        <w:spacing w:line="276" w:lineRule="auto"/>
-        <w:jc w:val="both"/>
-        <w:rPr>
-          <w:rFonts w:ascii="Times New Roman" w:hAnsi="Times New Roman" w:cs="Times New Roman"/>
-          <w:sz w:val="24"/>
-          <w:szCs w:val="24"/>
-        </w:rPr>
-      </w:pPr>
-      <w:r>
-        <w:rPr>
-          <w:rFonts w:ascii="Times New Roman" w:hAnsi="Times New Roman" w:cs="Times New Roman"/>
-          <w:sz w:val="24"/>
-          <w:szCs w:val="24"/>
-        </w:rPr>
-        <w:t>Освітли світлом твого обличчя слугу твого,* спаси мене в твоїм милосерді!</w:t>
-      </w:r>
-    </w:p>
-    <w:p>
-      <w:pPr>
-        <w:spacing w:line="276" w:lineRule="auto"/>
-        <w:jc w:val="both"/>
-        <w:rPr>
-          <w:rFonts w:ascii="Times New Roman" w:hAnsi="Times New Roman" w:cs="Times New Roman"/>
-          <w:sz w:val="24"/>
-          <w:szCs w:val="24"/>
-        </w:rPr>
-      </w:pPr>
-      <w:r>
-        <w:rPr>
-          <w:rFonts w:ascii="Times New Roman" w:hAnsi="Times New Roman" w:cs="Times New Roman"/>
-          <w:sz w:val="24"/>
-          <w:szCs w:val="24"/>
-        </w:rPr>
-        <w:t>Господи, не дай менí осоромитись, до тебе бо взиваю;* нехай грішники вкриваються соромом, нехай мовчки зійдуть до шеóлу.</w:t>
-      </w:r>
-    </w:p>
-    <w:p>
-      <w:pPr>
-        <w:spacing w:line="276" w:lineRule="auto"/>
-        <w:jc w:val="both"/>
-        <w:rPr>
-          <w:rFonts w:ascii="Times New Roman" w:hAnsi="Times New Roman" w:cs="Times New Roman"/>
-          <w:sz w:val="24"/>
-          <w:szCs w:val="24"/>
-        </w:rPr>
-      </w:pPr>
-      <w:r>
-        <w:rPr>
-          <w:rFonts w:ascii="Times New Roman" w:hAnsi="Times New Roman" w:cs="Times New Roman"/>
-          <w:sz w:val="24"/>
-          <w:szCs w:val="24"/>
-        </w:rPr>
-        <w:t>Нехай заніміють уста брехливі,* що на праведного нахабно говорять.</w:t>
-      </w:r>
-    </w:p>
-    <w:p>
-      <w:pPr>
-        <w:spacing w:line="276" w:lineRule="auto"/>
-        <w:jc w:val="both"/>
-        <w:rPr>
-          <w:rFonts w:ascii="Times New Roman" w:hAnsi="Times New Roman" w:cs="Times New Roman"/>
-          <w:sz w:val="24"/>
-          <w:szCs w:val="24"/>
-        </w:rPr>
-      </w:pPr>
-      <w:r>
-        <w:rPr>
-          <w:rFonts w:ascii="Times New Roman" w:hAnsi="Times New Roman" w:cs="Times New Roman"/>
-          <w:sz w:val="24"/>
-          <w:szCs w:val="24"/>
-        </w:rPr>
-        <w:lastRenderedPageBreak/>
-        <w:t>Яка велика, Господи, твоя доброта, що її ти зберіг тим, що тебе бояться;* і чиниш тим, що до тебе прибігають, перед людськими синами.</w:t>
-      </w:r>
-    </w:p>
-    <w:p>
-      <w:pPr>
-        <w:spacing w:line="276" w:lineRule="auto"/>
-        <w:jc w:val="both"/>
-        <w:rPr>
-          <w:rFonts w:ascii="Times New Roman" w:hAnsi="Times New Roman" w:cs="Times New Roman"/>
-          <w:sz w:val="24"/>
-          <w:szCs w:val="24"/>
-        </w:rPr>
-      </w:pPr>
-      <w:r>
-        <w:rPr>
-          <w:rFonts w:ascii="Times New Roman" w:hAnsi="Times New Roman" w:cs="Times New Roman"/>
-          <w:sz w:val="24"/>
-          <w:szCs w:val="24"/>
-        </w:rPr>
         <w:t>Ти ховаєш їх у сховку обличчя свого від змов людських;* ти їх заховуєш у наметі від язиків сварливих.</w:t>
       </w:r>
     </w:p>
@@ -10915,7 +10812,6 @@
         <w:pStyle w:val="Heading3"/>
       </w:pPr>
       <w:r>
-        <w:lastRenderedPageBreak/>
         <w:t>З нами Бог</w:t>
       </w:r>
     </w:p>
@@ -10970,6 +10866,7 @@
           <w:sz w:val="24"/>
           <w:szCs w:val="24"/>
         </w:rPr>
+        <w:lastRenderedPageBreak/>
         <w:t>ІІ-ий хор:</w:t>
       </w:r>
       <w:r>
@@ -11580,26 +11477,26 @@
           <w:sz w:val="24"/>
           <w:szCs w:val="24"/>
         </w:rPr>
+        <w:t>Безтілесне єство херувимське немовчними піснями тебе прославляє.* Шестикрилі серафими неперестанними голосами тебе славлять.* Ангелів усе воїнство трисвятими піснями тебе вихваляє.* Бо ти, бувши Отцем, існуєш раніш усього* і маєш співбезначáльного твого Сина й носиш рівночесного Духа життя,* Трóйцю являючи неподільну.</w:t>
+      </w:r>
+    </w:p>
+    <w:p>
+      <w:pPr>
+        <w:spacing w:line="276" w:lineRule="auto"/>
+        <w:jc w:val="both"/>
+        <w:rPr>
+          <w:rFonts w:ascii="Times New Roman" w:hAnsi="Times New Roman" w:cs="Times New Roman"/>
+          <w:sz w:val="24"/>
+          <w:szCs w:val="24"/>
+        </w:rPr>
+      </w:pPr>
+      <w:r>
+        <w:rPr>
+          <w:rFonts w:ascii="Times New Roman" w:hAnsi="Times New Roman" w:cs="Times New Roman"/>
+          <w:sz w:val="24"/>
+          <w:szCs w:val="24"/>
+        </w:rPr>
         <w:lastRenderedPageBreak/>
-        <w:t>Безтілесне єство херувимське немовчними піснями тебе прославляє.* Шестикрилі серафими неперестанними голосами тебе славлять.* Ангелів усе воїнство трисвятими піснями тебе вихваляє.* Бо ти, бувши Отцем, існуєш раніш усього* і маєш співбезначáльного твого Сина й носиш рівночесного Духа життя,* Трóйцю являючи неподільну.</w:t>
-      </w:r>
-    </w:p>
-    <w:p>
-      <w:pPr>
-        <w:spacing w:line="276" w:lineRule="auto"/>
-        <w:jc w:val="both"/>
-        <w:rPr>
-          <w:rFonts w:ascii="Times New Roman" w:hAnsi="Times New Roman" w:cs="Times New Roman"/>
-          <w:sz w:val="24"/>
-          <w:szCs w:val="24"/>
-        </w:rPr>
-      </w:pPr>
-      <w:r>
-        <w:rPr>
-          <w:rFonts w:ascii="Times New Roman" w:hAnsi="Times New Roman" w:cs="Times New Roman"/>
-          <w:sz w:val="24"/>
-          <w:szCs w:val="24"/>
-        </w:rPr>
         <w:t>Пресвята Діво, Мати Божа,* Слова очевидці й слуги, та пророків і мучеників собори, що маєте життя безсмертне!* За всіх щиро моліться, бо всі ми в бідах,* щоб, визволившись з облуди лукавого, співали ми пісню ангельську:* Святий, святий, святий, трисвятий Господи,* помилуй і спаси нас. Амінь.</w:t>
       </w:r>
     </w:p>
@@ -11628,185 +11525,270 @@
     </w:p>
     <w:p>
       <w:pPr>
-        <w:spacing w:line="276" w:lineRule="auto"/>
-        <w:jc w:val="both"/>
-        <w:rPr>
-          <w:rFonts w:ascii="Times New Roman" w:hAnsi="Times New Roman" w:cs="Times New Roman"/>
-          <w:sz w:val="24"/>
-          <w:szCs w:val="24"/>
-        </w:rPr>
-      </w:pPr>
-      <w:r>
-        <w:rPr>
-          <w:rFonts w:ascii="Times New Roman" w:hAnsi="Times New Roman" w:cs="Times New Roman"/>
-          <w:sz w:val="24"/>
-          <w:szCs w:val="24"/>
+        <w:pStyle w:val="NormalWeb"/>
+        <w:spacing w:before="0" w:beforeAutospacing="0" w:after="160" w:afterAutospacing="0"/>
+        <w:jc w:val="both"/>
+      </w:pPr>
+      <w:r>
+        <w:rPr>
+          <w:color w:val="000000"/>
         </w:rPr>
         <w:t>Вірую в єдиного Бога Отця, вседержителя, творця неба і землі, і всього видимого і невидимого.</w:t>
       </w:r>
     </w:p>
     <w:p>
       <w:pPr>
-        <w:spacing w:line="276" w:lineRule="auto"/>
-        <w:jc w:val="both"/>
-        <w:rPr>
-          <w:rFonts w:ascii="Times New Roman" w:hAnsi="Times New Roman" w:cs="Times New Roman"/>
-          <w:sz w:val="24"/>
-          <w:szCs w:val="24"/>
-        </w:rPr>
-      </w:pPr>
-      <w:r>
-        <w:rPr>
-          <w:rFonts w:ascii="Times New Roman" w:hAnsi="Times New Roman" w:cs="Times New Roman"/>
-          <w:sz w:val="24"/>
-          <w:szCs w:val="24"/>
+        <w:pStyle w:val="NormalWeb"/>
+        <w:spacing w:before="0" w:beforeAutospacing="0" w:after="160" w:afterAutospacing="0"/>
+        <w:jc w:val="both"/>
+      </w:pPr>
+      <w:r>
+        <w:rPr>
+          <w:color w:val="000000"/>
         </w:rPr>
         <w:t>І в єдиного Господа Ісуса Христа, Сина Божого, єдинородного, від Отця родженого перед усіма віками.</w:t>
       </w:r>
     </w:p>
     <w:p>
       <w:pPr>
-        <w:spacing w:line="276" w:lineRule="auto"/>
-        <w:jc w:val="both"/>
-        <w:rPr>
-          <w:rFonts w:ascii="Times New Roman" w:hAnsi="Times New Roman" w:cs="Times New Roman"/>
-          <w:sz w:val="24"/>
-          <w:szCs w:val="24"/>
-        </w:rPr>
-      </w:pPr>
-      <w:r>
-        <w:rPr>
-          <w:rFonts w:ascii="Times New Roman" w:hAnsi="Times New Roman" w:cs="Times New Roman"/>
-          <w:sz w:val="24"/>
-          <w:szCs w:val="24"/>
-        </w:rPr>
-        <w:t>Світло від світла, Бога істинного від Бога істинного, родженого, несотвореного, єдиносущного з Отцем, що через нього все сталося.</w:t>
-      </w:r>
-    </w:p>
-    <w:p>
-      <w:pPr>
-        <w:spacing w:line="276" w:lineRule="auto"/>
-        <w:jc w:val="both"/>
-        <w:rPr>
-          <w:rFonts w:ascii="Times New Roman" w:hAnsi="Times New Roman" w:cs="Times New Roman"/>
-          <w:sz w:val="24"/>
-          <w:szCs w:val="24"/>
-        </w:rPr>
-      </w:pPr>
-      <w:r>
-        <w:rPr>
-          <w:rFonts w:ascii="Times New Roman" w:hAnsi="Times New Roman" w:cs="Times New Roman"/>
-          <w:sz w:val="24"/>
-          <w:szCs w:val="24"/>
-        </w:rPr>
-        <w:t>Він задля нас людей і нашого ради спасіння зійшов із небес, і воплотився з Духа Святого і Марії Діви, і стався чоловіком.</w:t>
-      </w:r>
-    </w:p>
-    <w:p>
-      <w:pPr>
-        <w:spacing w:line="276" w:lineRule="auto"/>
-        <w:jc w:val="both"/>
-        <w:rPr>
-          <w:rFonts w:ascii="Times New Roman" w:hAnsi="Times New Roman" w:cs="Times New Roman"/>
-          <w:sz w:val="24"/>
-          <w:szCs w:val="24"/>
-        </w:rPr>
-      </w:pPr>
-      <w:r>
-        <w:rPr>
-          <w:rFonts w:ascii="Times New Roman" w:hAnsi="Times New Roman" w:cs="Times New Roman"/>
-          <w:sz w:val="24"/>
-          <w:szCs w:val="24"/>
+        <w:pStyle w:val="NormalWeb"/>
+        <w:spacing w:before="0" w:beforeAutospacing="0" w:after="160" w:afterAutospacing="0"/>
+        <w:jc w:val="both"/>
+      </w:pPr>
+      <w:r>
+        <w:rPr>
+          <w:color w:val="000000"/>
+        </w:rPr>
+        <w:t>Світло від світла, Бога істинного від Бога істинного, родженого, несотвореного, єдиносущного з Отцем, що через нього все постало.</w:t>
+      </w:r>
+    </w:p>
+    <w:p>
+      <w:pPr>
+        <w:pStyle w:val="NormalWeb"/>
+        <w:spacing w:before="0" w:beforeAutospacing="0" w:after="160" w:afterAutospacing="0"/>
+        <w:jc w:val="both"/>
+      </w:pPr>
+      <w:r>
+        <w:rPr>
+          <w:color w:val="000000"/>
+        </w:rPr>
+        <w:t>Він задля нас людей і нашого ради спасіння зійшов із небес, і воплотився з Духа Святого і Марії Діви, і став людиною.</w:t>
+      </w:r>
+    </w:p>
+    <w:p>
+      <w:pPr>
+        <w:pStyle w:val="NormalWeb"/>
+        <w:spacing w:before="0" w:beforeAutospacing="0" w:after="160" w:afterAutospacing="0"/>
+        <w:jc w:val="both"/>
+      </w:pPr>
+      <w:r>
+        <w:rPr>
+          <w:color w:val="000000"/>
         </w:rPr>
         <w:t>І був розп’ятий за нас, за Понтія Пилата, і страждав, і був похований.</w:t>
       </w:r>
     </w:p>
     <w:p>
       <w:pPr>
-        <w:spacing w:line="276" w:lineRule="auto"/>
-        <w:jc w:val="both"/>
-        <w:rPr>
-          <w:rFonts w:ascii="Times New Roman" w:hAnsi="Times New Roman" w:cs="Times New Roman"/>
-          <w:sz w:val="24"/>
-          <w:szCs w:val="24"/>
-        </w:rPr>
-      </w:pPr>
-      <w:r>
-        <w:rPr>
-          <w:rFonts w:ascii="Times New Roman" w:hAnsi="Times New Roman" w:cs="Times New Roman"/>
-          <w:sz w:val="24"/>
-          <w:szCs w:val="24"/>
+        <w:pStyle w:val="NormalWeb"/>
+        <w:spacing w:before="0" w:beforeAutospacing="0" w:after="160" w:afterAutospacing="0"/>
+        <w:jc w:val="both"/>
+      </w:pPr>
+      <w:r>
+        <w:rPr>
+          <w:color w:val="000000"/>
         </w:rPr>
         <w:t>І воскрес у третій день, згідно з Писанням.</w:t>
       </w:r>
     </w:p>
     <w:p>
       <w:pPr>
-        <w:spacing w:line="276" w:lineRule="auto"/>
-        <w:jc w:val="both"/>
-        <w:rPr>
-          <w:rFonts w:ascii="Times New Roman" w:hAnsi="Times New Roman" w:cs="Times New Roman"/>
-          <w:sz w:val="24"/>
-          <w:szCs w:val="24"/>
-        </w:rPr>
-      </w:pPr>
-      <w:r>
-        <w:rPr>
-          <w:rFonts w:ascii="Times New Roman" w:hAnsi="Times New Roman" w:cs="Times New Roman"/>
-          <w:sz w:val="24"/>
-          <w:szCs w:val="24"/>
+        <w:pStyle w:val="NormalWeb"/>
+        <w:spacing w:before="0" w:beforeAutospacing="0" w:after="160" w:afterAutospacing="0"/>
+        <w:jc w:val="both"/>
+      </w:pPr>
+      <w:r>
+        <w:rPr>
+          <w:color w:val="000000"/>
         </w:rPr>
         <w:t>І вознісся на небо, і сидить праворуч Отця.</w:t>
       </w:r>
     </w:p>
     <w:p>
       <w:pPr>
-        <w:spacing w:line="276" w:lineRule="auto"/>
-        <w:jc w:val="both"/>
-        <w:rPr>
-          <w:rFonts w:ascii="Times New Roman" w:hAnsi="Times New Roman" w:cs="Times New Roman"/>
-          <w:sz w:val="24"/>
-          <w:szCs w:val="24"/>
-        </w:rPr>
-      </w:pPr>
-      <w:r>
-        <w:rPr>
-          <w:rFonts w:ascii="Times New Roman" w:hAnsi="Times New Roman" w:cs="Times New Roman"/>
-          <w:sz w:val="24"/>
-          <w:szCs w:val="24"/>
+        <w:pStyle w:val="NormalWeb"/>
+        <w:spacing w:before="0" w:beforeAutospacing="0" w:after="160" w:afterAutospacing="0"/>
+        <w:jc w:val="both"/>
+      </w:pPr>
+      <w:r>
+        <w:rPr>
+          <w:color w:val="000000"/>
         </w:rPr>
         <w:t>І вдруге прийде зі славою судити живих і мертвих, а його царству не буде кінця.</w:t>
       </w:r>
     </w:p>
     <w:p>
       <w:pPr>
-        <w:spacing w:line="276" w:lineRule="auto"/>
-        <w:jc w:val="both"/>
-        <w:rPr>
-          <w:rFonts w:ascii="Times New Roman" w:hAnsi="Times New Roman" w:cs="Times New Roman"/>
-          <w:sz w:val="24"/>
-          <w:szCs w:val="24"/>
-        </w:rPr>
-      </w:pPr>
-      <w:r>
-        <w:rPr>
-          <w:rFonts w:ascii="Times New Roman" w:hAnsi="Times New Roman" w:cs="Times New Roman"/>
-          <w:sz w:val="24"/>
-          <w:szCs w:val="24"/>
-        </w:rPr>
-        <w:t xml:space="preserve">І в Духа Святого, Господа животворящого, що від </w:t>
-      </w:r>
-      <w:r>
-        <w:rPr>
-          <w:rFonts w:ascii="Times New Roman" w:hAnsi="Times New Roman" w:cs="Times New Roman"/>
-          <w:sz w:val="24"/>
-          <w:szCs w:val="24"/>
-        </w:rPr>
-        <w:t>Отця</w:t>
-      </w:r>
-      <w:r>
-        <w:rPr>
-          <w:rFonts w:ascii="Times New Roman" w:hAnsi="Times New Roman" w:cs="Times New Roman"/>
+        <w:pStyle w:val="NormalWeb"/>
+        <w:spacing w:before="0" w:beforeAutospacing="0" w:after="160" w:afterAutospacing="0"/>
+        <w:jc w:val="both"/>
+      </w:pPr>
+      <w:r>
+        <w:rPr>
+          <w:color w:val="000000"/>
+        </w:rPr>
+        <w:t xml:space="preserve">І в Духа Святого, Господа животворчого, що від Отця </w:t>
+      </w:r>
+      <w:r>
+        <w:rPr>
+          <w:color w:val="FF0000"/>
+        </w:rPr>
+        <w:t>[</w:t>
+      </w:r>
+      <w:r>
+        <w:rPr>
+          <w:color w:val="000000"/>
+        </w:rPr>
+        <w:t>і Сина</w:t>
+      </w:r>
+      <w:r>
+        <w:rPr>
+          <w:color w:val="FF0000"/>
+        </w:rPr>
+        <w:t>]</w:t>
+      </w:r>
+      <w:r>
+        <w:rPr>
+          <w:color w:val="000000"/>
+        </w:rPr>
+        <w:t xml:space="preserve"> ісходить, що з Отцем і Сином рівнопоклоняємий і рівнославимий, що говорив через пророків.</w:t>
+      </w:r>
+    </w:p>
+    <w:p>
+      <w:pPr>
+        <w:pStyle w:val="NormalWeb"/>
+        <w:spacing w:before="0" w:beforeAutospacing="0" w:after="160" w:afterAutospacing="0"/>
+        <w:jc w:val="both"/>
+      </w:pPr>
+      <w:r>
+        <w:rPr>
+          <w:color w:val="000000"/>
+        </w:rPr>
+        <w:t>В єдину, святу, соборну й апостольську Церкву.</w:t>
+      </w:r>
+    </w:p>
+    <w:p>
+      <w:pPr>
+        <w:pStyle w:val="NormalWeb"/>
+        <w:spacing w:before="0" w:beforeAutospacing="0" w:after="160" w:afterAutospacing="0"/>
+        <w:jc w:val="both"/>
+      </w:pPr>
+      <w:r>
+        <w:rPr>
+          <w:color w:val="000000"/>
+        </w:rPr>
+        <w:t>Ісповідую одне хрещення на відпущення гріхів.</w:t>
+      </w:r>
+    </w:p>
+    <w:p>
+      <w:pPr>
+        <w:pStyle w:val="NormalWeb"/>
+        <w:spacing w:before="0" w:beforeAutospacing="0" w:after="160" w:afterAutospacing="0"/>
+        <w:jc w:val="both"/>
+      </w:pPr>
+      <w:r>
+        <w:rPr>
+          <w:color w:val="000000"/>
+        </w:rPr>
+        <w:t>Очікую воскресіння мертвих, і життя майбутнього віку. Амінь.</w:t>
+      </w:r>
+    </w:p>
+    <w:p>
+      <w:pPr>
+        <w:spacing w:line="276" w:lineRule="auto"/>
+        <w:jc w:val="center"/>
+        <w:rPr>
+          <w:rFonts w:ascii="Times New Roman" w:hAnsi="Times New Roman" w:cs="Times New Roman"/>
+          <w:color w:val="FF0000"/>
+          <w:sz w:val="24"/>
+          <w:szCs w:val="24"/>
+        </w:rPr>
+      </w:pPr>
+      <w:r>
+        <w:rPr>
+          <w:rFonts w:ascii="Times New Roman" w:hAnsi="Times New Roman" w:cs="Times New Roman"/>
+          <w:i/>
+          <w:iCs/>
+          <w:color w:val="FF0000"/>
+          <w:sz w:val="24"/>
+          <w:szCs w:val="24"/>
+        </w:rPr>
+        <w:t>Молебні стихи (з малими поклонами)</w:t>
+      </w:r>
+    </w:p>
+    <w:p>
+      <w:pPr>
+        <w:spacing w:line="276" w:lineRule="auto"/>
+        <w:jc w:val="both"/>
+        <w:rPr>
+          <w:rFonts w:ascii="Times New Roman" w:hAnsi="Times New Roman" w:cs="Times New Roman"/>
+          <w:sz w:val="24"/>
+          <w:szCs w:val="24"/>
+        </w:rPr>
+      </w:pPr>
+      <w:r>
+        <w:rPr>
+          <w:rFonts w:ascii="Times New Roman" w:hAnsi="Times New Roman" w:cs="Times New Roman"/>
+          <w:sz w:val="24"/>
+          <w:szCs w:val="24"/>
+        </w:rPr>
+        <w:t xml:space="preserve">Пресвята Владичице Богородице, моли Бога за нас, грíшних </w:t>
+      </w:r>
+      <w:r>
+        <w:rPr>
+          <w:rFonts w:ascii="Times New Roman" w:hAnsi="Times New Roman" w:cs="Times New Roman"/>
+          <w:i/>
+          <w:iCs/>
+          <w:color w:val="FF0000"/>
+          <w:sz w:val="24"/>
+          <w:szCs w:val="24"/>
+        </w:rPr>
+        <w:t>(3 р.)</w:t>
+      </w:r>
+      <w:r>
+        <w:rPr>
+          <w:rFonts w:ascii="Times New Roman" w:hAnsi="Times New Roman" w:cs="Times New Roman"/>
+          <w:i/>
+          <w:iCs/>
+          <w:sz w:val="24"/>
+          <w:szCs w:val="24"/>
+        </w:rPr>
+        <w:t>.</w:t>
+      </w:r>
+    </w:p>
+    <w:p>
+      <w:pPr>
+        <w:spacing w:line="276" w:lineRule="auto"/>
+        <w:jc w:val="both"/>
+        <w:rPr>
+          <w:rFonts w:ascii="Times New Roman" w:hAnsi="Times New Roman" w:cs="Times New Roman"/>
+          <w:sz w:val="24"/>
+          <w:szCs w:val="24"/>
+        </w:rPr>
+      </w:pPr>
+      <w:r>
+        <w:rPr>
+          <w:rFonts w:ascii="Times New Roman" w:hAnsi="Times New Roman" w:cs="Times New Roman"/>
+          <w:sz w:val="24"/>
+          <w:szCs w:val="24"/>
+        </w:rPr>
+        <w:t>Усí небесні сили святих Ангелів і Архангелів, молíте Бога за нас, грішних</w:t>
+      </w:r>
+      <w:r>
+        <w:rPr>
+          <w:rFonts w:ascii="Times New Roman" w:hAnsi="Times New Roman" w:cs="Times New Roman"/>
+          <w:i/>
+          <w:iCs/>
           <w:sz w:val="24"/>
           <w:szCs w:val="24"/>
         </w:rPr>
@@ -11815,14 +11797,48 @@
       <w:r>
         <w:rPr>
           <w:rFonts w:ascii="Times New Roman" w:hAnsi="Times New Roman" w:cs="Times New Roman"/>
-          <w:sz w:val="24"/>
-          <w:szCs w:val="24"/>
-        </w:rPr>
-        <w:t>(і</w:t>
-      </w:r>
-      <w:r>
-        <w:rPr>
-          <w:rFonts w:ascii="Times New Roman" w:hAnsi="Times New Roman" w:cs="Times New Roman"/>
+          <w:i/>
+          <w:iCs/>
+          <w:color w:val="FF0000"/>
+          <w:sz w:val="24"/>
+          <w:szCs w:val="24"/>
+        </w:rPr>
+        <w:t>(2 р.)</w:t>
+      </w:r>
+      <w:r>
+        <w:rPr>
+          <w:rFonts w:ascii="Times New Roman" w:hAnsi="Times New Roman" w:cs="Times New Roman"/>
+          <w:i/>
+          <w:iCs/>
+          <w:sz w:val="24"/>
+          <w:szCs w:val="24"/>
+        </w:rPr>
+        <w:t>.</w:t>
+      </w:r>
+    </w:p>
+    <w:p>
+      <w:pPr>
+        <w:spacing w:line="276" w:lineRule="auto"/>
+        <w:jc w:val="both"/>
+        <w:rPr>
+          <w:rFonts w:ascii="Times New Roman" w:hAnsi="Times New Roman" w:cs="Times New Roman"/>
+          <w:sz w:val="24"/>
+          <w:szCs w:val="24"/>
+        </w:rPr>
+      </w:pPr>
+      <w:r>
+        <w:rPr>
+          <w:rFonts w:ascii="Times New Roman" w:hAnsi="Times New Roman" w:cs="Times New Roman"/>
+          <w:sz w:val="24"/>
+          <w:szCs w:val="24"/>
+        </w:rPr>
+        <w:t>Святий Іване, пророче і предтéче, і хрестителю Господа нáшого Ісýса Христá, моли Бога за нас, грíшних</w:t>
+      </w:r>
+      <w:r>
+        <w:rPr>
+          <w:rFonts w:ascii="Times New Roman" w:hAnsi="Times New Roman" w:cs="Times New Roman"/>
+          <w:i/>
+          <w:iCs/>
           <w:sz w:val="24"/>
           <w:szCs w:val="24"/>
         </w:rPr>
@@ -11831,14 +11847,48 @@
       <w:r>
         <w:rPr>
           <w:rFonts w:ascii="Times New Roman" w:hAnsi="Times New Roman" w:cs="Times New Roman"/>
-          <w:sz w:val="24"/>
-          <w:szCs w:val="24"/>
-        </w:rPr>
-        <w:t>Сина)</w:t>
-      </w:r>
-      <w:r>
-        <w:rPr>
-          <w:rFonts w:ascii="Times New Roman" w:hAnsi="Times New Roman" w:cs="Times New Roman"/>
+          <w:i/>
+          <w:iCs/>
+          <w:color w:val="FF0000"/>
+          <w:sz w:val="24"/>
+          <w:szCs w:val="24"/>
+        </w:rPr>
+        <w:t>(2 р.)</w:t>
+      </w:r>
+      <w:r>
+        <w:rPr>
+          <w:rFonts w:ascii="Times New Roman" w:hAnsi="Times New Roman" w:cs="Times New Roman"/>
+          <w:i/>
+          <w:iCs/>
+          <w:sz w:val="24"/>
+          <w:szCs w:val="24"/>
+        </w:rPr>
+        <w:t>.</w:t>
+      </w:r>
+    </w:p>
+    <w:p>
+      <w:pPr>
+        <w:spacing w:line="276" w:lineRule="auto"/>
+        <w:jc w:val="both"/>
+        <w:rPr>
+          <w:rFonts w:ascii="Times New Roman" w:hAnsi="Times New Roman" w:cs="Times New Roman"/>
+          <w:sz w:val="24"/>
+          <w:szCs w:val="24"/>
+        </w:rPr>
+      </w:pPr>
+      <w:r>
+        <w:rPr>
+          <w:rFonts w:ascii="Times New Roman" w:hAnsi="Times New Roman" w:cs="Times New Roman"/>
+          <w:sz w:val="24"/>
+          <w:szCs w:val="24"/>
+        </w:rPr>
+        <w:t>Святí слáвні Апостоли, Пророки й Мученики та всі Святí, молíте Бога за нас, грíшних</w:t>
+      </w:r>
+      <w:r>
+        <w:rPr>
+          <w:rFonts w:ascii="Times New Roman" w:hAnsi="Times New Roman" w:cs="Times New Roman"/>
+          <w:i/>
+          <w:iCs/>
           <w:sz w:val="24"/>
           <w:szCs w:val="24"/>
         </w:rPr>
@@ -11847,505 +11897,310 @@
       <w:r>
         <w:rPr>
           <w:rFonts w:ascii="Times New Roman" w:hAnsi="Times New Roman" w:cs="Times New Roman"/>
-          <w:sz w:val="24"/>
-          <w:szCs w:val="24"/>
-        </w:rPr>
-        <w:t>ісходить</w:t>
-      </w:r>
-      <w:r>
-        <w:rPr>
-          <w:rFonts w:ascii="Times New Roman" w:hAnsi="Times New Roman" w:cs="Times New Roman"/>
-          <w:sz w:val="24"/>
-          <w:szCs w:val="24"/>
-        </w:rPr>
-        <w:t>, що з Отцем і Сином рівнопоклоняємий і рівнославимий, що говорив через пророків.</w:t>
-      </w:r>
-    </w:p>
-    <w:p>
-      <w:pPr>
-        <w:spacing w:line="276" w:lineRule="auto"/>
-        <w:jc w:val="both"/>
-        <w:rPr>
-          <w:rFonts w:ascii="Times New Roman" w:hAnsi="Times New Roman" w:cs="Times New Roman"/>
-          <w:sz w:val="24"/>
-          <w:szCs w:val="24"/>
-        </w:rPr>
-      </w:pPr>
-      <w:r>
-        <w:rPr>
-          <w:rFonts w:ascii="Times New Roman" w:hAnsi="Times New Roman" w:cs="Times New Roman"/>
-          <w:sz w:val="24"/>
-          <w:szCs w:val="24"/>
-        </w:rPr>
-        <w:t>В єдину, святу, соборну й апостольську Церкву.</w:t>
-      </w:r>
-    </w:p>
-    <w:p>
-      <w:pPr>
-        <w:spacing w:line="276" w:lineRule="auto"/>
-        <w:jc w:val="both"/>
-        <w:rPr>
-          <w:rFonts w:ascii="Times New Roman" w:hAnsi="Times New Roman" w:cs="Times New Roman"/>
-          <w:sz w:val="24"/>
-          <w:szCs w:val="24"/>
-        </w:rPr>
-      </w:pPr>
-      <w:r>
-        <w:rPr>
-          <w:rFonts w:ascii="Times New Roman" w:hAnsi="Times New Roman" w:cs="Times New Roman"/>
-          <w:sz w:val="24"/>
-          <w:szCs w:val="24"/>
-        </w:rPr>
-        <w:t>Ісповідую одне хрещення на відпущення гріхів.</w:t>
-      </w:r>
-    </w:p>
-    <w:p>
-      <w:pPr>
-        <w:spacing w:line="276" w:lineRule="auto"/>
-        <w:jc w:val="both"/>
-        <w:rPr>
-          <w:rFonts w:ascii="Times New Roman" w:hAnsi="Times New Roman" w:cs="Times New Roman"/>
-          <w:sz w:val="24"/>
-          <w:szCs w:val="24"/>
-        </w:rPr>
-      </w:pPr>
-      <w:r>
-        <w:rPr>
-          <w:rFonts w:ascii="Times New Roman" w:hAnsi="Times New Roman" w:cs="Times New Roman"/>
-          <w:sz w:val="24"/>
-          <w:szCs w:val="24"/>
-        </w:rPr>
-        <w:t>Очікую воскресіння мертвих, і життя будучого віку. Амінь.</w:t>
-      </w:r>
-    </w:p>
-    <w:p>
-      <w:pPr>
-        <w:spacing w:line="276" w:lineRule="auto"/>
-        <w:jc w:val="center"/>
-        <w:rPr>
-          <w:rFonts w:ascii="Times New Roman" w:hAnsi="Times New Roman" w:cs="Times New Roman"/>
-          <w:color w:val="FF0000"/>
-          <w:sz w:val="24"/>
-          <w:szCs w:val="24"/>
-        </w:rPr>
-      </w:pPr>
-      <w:r>
-        <w:rPr>
-          <w:rFonts w:ascii="Times New Roman" w:hAnsi="Times New Roman" w:cs="Times New Roman"/>
-          <w:i/>
-          <w:iCs/>
-          <w:color w:val="FF0000"/>
-          <w:sz w:val="24"/>
-          <w:szCs w:val="24"/>
-        </w:rPr>
-        <w:t>Молебні стихи (з малими поклонами)</w:t>
-      </w:r>
-    </w:p>
-    <w:p>
-      <w:pPr>
-        <w:spacing w:line="276" w:lineRule="auto"/>
-        <w:jc w:val="both"/>
-        <w:rPr>
-          <w:rFonts w:ascii="Times New Roman" w:hAnsi="Times New Roman" w:cs="Times New Roman"/>
-          <w:sz w:val="24"/>
-          <w:szCs w:val="24"/>
-        </w:rPr>
-      </w:pPr>
-      <w:r>
-        <w:rPr>
-          <w:rFonts w:ascii="Times New Roman" w:hAnsi="Times New Roman" w:cs="Times New Roman"/>
-          <w:sz w:val="24"/>
-          <w:szCs w:val="24"/>
-        </w:rPr>
-        <w:t xml:space="preserve">Пресвята Владичице Богородице, моли Бога за нас, грíшних </w:t>
-      </w:r>
-      <w:r>
-        <w:rPr>
-          <w:rFonts w:ascii="Times New Roman" w:hAnsi="Times New Roman" w:cs="Times New Roman"/>
-          <w:i/>
-          <w:iCs/>
-          <w:color w:val="FF0000"/>
-          <w:sz w:val="24"/>
-          <w:szCs w:val="24"/>
+          <w:i/>
+          <w:iCs/>
+          <w:color w:val="FF0000"/>
+          <w:sz w:val="24"/>
+          <w:szCs w:val="24"/>
+        </w:rPr>
+        <w:t>(2 р.)</w:t>
+      </w:r>
+      <w:r>
+        <w:rPr>
+          <w:rFonts w:ascii="Times New Roman" w:hAnsi="Times New Roman" w:cs="Times New Roman"/>
+          <w:i/>
+          <w:iCs/>
+          <w:sz w:val="24"/>
+          <w:szCs w:val="24"/>
+        </w:rPr>
+        <w:t>.</w:t>
+      </w:r>
+    </w:p>
+    <w:p>
+      <w:pPr>
+        <w:spacing w:line="276" w:lineRule="auto"/>
+        <w:jc w:val="both"/>
+        <w:rPr>
+          <w:rFonts w:ascii="Times New Roman" w:hAnsi="Times New Roman" w:cs="Times New Roman"/>
+          <w:sz w:val="24"/>
+          <w:szCs w:val="24"/>
+        </w:rPr>
+      </w:pPr>
+      <w:r>
+        <w:rPr>
+          <w:rFonts w:ascii="Times New Roman" w:hAnsi="Times New Roman" w:cs="Times New Roman"/>
+          <w:sz w:val="24"/>
+          <w:szCs w:val="24"/>
+        </w:rPr>
+        <w:t>Преподóбні й богонóсні отцí нáші Антóнію і Теодóсію та íнші чудотвóрці Печéрські, молíть Бóга за нас, грíшних</w:t>
+      </w:r>
+      <w:r>
+        <w:rPr>
+          <w:rFonts w:ascii="Times New Roman" w:hAnsi="Times New Roman" w:cs="Times New Roman"/>
+          <w:i/>
+          <w:iCs/>
+          <w:sz w:val="24"/>
+          <w:szCs w:val="24"/>
+        </w:rPr>
+        <w:t xml:space="preserve"> </w:t>
+      </w:r>
+      <w:r>
+        <w:rPr>
+          <w:rFonts w:ascii="Times New Roman" w:hAnsi="Times New Roman" w:cs="Times New Roman"/>
+          <w:i/>
+          <w:iCs/>
+          <w:color w:val="FF0000"/>
+          <w:sz w:val="24"/>
+          <w:szCs w:val="24"/>
+        </w:rPr>
+        <w:t>(2 р.)</w:t>
+      </w:r>
+      <w:r>
+        <w:rPr>
+          <w:rFonts w:ascii="Times New Roman" w:hAnsi="Times New Roman" w:cs="Times New Roman"/>
+          <w:i/>
+          <w:iCs/>
+          <w:sz w:val="24"/>
+          <w:szCs w:val="24"/>
+        </w:rPr>
+        <w:t>.</w:t>
+      </w:r>
+    </w:p>
+    <w:p>
+      <w:pPr>
+        <w:spacing w:line="276" w:lineRule="auto"/>
+        <w:jc w:val="both"/>
+        <w:rPr>
+          <w:rFonts w:ascii="Times New Roman" w:hAnsi="Times New Roman" w:cs="Times New Roman"/>
+          <w:color w:val="FF0000"/>
+          <w:sz w:val="24"/>
+          <w:szCs w:val="24"/>
+        </w:rPr>
+      </w:pPr>
+      <w:r>
+        <w:rPr>
+          <w:rFonts w:ascii="Times New Roman" w:hAnsi="Times New Roman" w:cs="Times New Roman"/>
+          <w:i/>
+          <w:iCs/>
+          <w:color w:val="FF0000"/>
+          <w:sz w:val="24"/>
+          <w:szCs w:val="24"/>
+        </w:rPr>
+        <w:t>Тут додається стих і святому храму. (2 р.)</w:t>
+      </w:r>
+    </w:p>
+    <w:p>
+      <w:pPr>
+        <w:spacing w:line="276" w:lineRule="auto"/>
+        <w:jc w:val="both"/>
+        <w:rPr>
+          <w:rFonts w:ascii="Times New Roman" w:hAnsi="Times New Roman" w:cs="Times New Roman"/>
+          <w:sz w:val="24"/>
+          <w:szCs w:val="24"/>
+        </w:rPr>
+      </w:pPr>
+      <w:r>
+        <w:rPr>
+          <w:rFonts w:ascii="Times New Roman" w:hAnsi="Times New Roman" w:cs="Times New Roman"/>
+          <w:sz w:val="24"/>
+          <w:szCs w:val="24"/>
+        </w:rPr>
+        <w:t>Неперемо́жна й незла́мна, і боже́ственна си́ло че́сного й животво́рчого Хреста́, не поки́нь нас, грі́шних</w:t>
+      </w:r>
+      <w:r>
+        <w:rPr>
+          <w:rFonts w:ascii="Times New Roman" w:hAnsi="Times New Roman" w:cs="Times New Roman"/>
+          <w:i/>
+          <w:iCs/>
+          <w:sz w:val="24"/>
+          <w:szCs w:val="24"/>
+        </w:rPr>
+        <w:t xml:space="preserve">. </w:t>
+      </w:r>
+      <w:r>
+        <w:rPr>
+          <w:rFonts w:ascii="Times New Roman" w:hAnsi="Times New Roman" w:cs="Times New Roman"/>
+          <w:i/>
+          <w:iCs/>
+          <w:color w:val="FF0000"/>
+          <w:sz w:val="24"/>
+          <w:szCs w:val="24"/>
+        </w:rPr>
+        <w:t>(2 р.)</w:t>
+      </w:r>
+    </w:p>
+    <w:p>
+      <w:pPr>
+        <w:spacing w:line="276" w:lineRule="auto"/>
+        <w:jc w:val="both"/>
+        <w:rPr>
+          <w:rFonts w:ascii="Times New Roman" w:hAnsi="Times New Roman" w:cs="Times New Roman"/>
+          <w:sz w:val="24"/>
+          <w:szCs w:val="24"/>
+        </w:rPr>
+      </w:pPr>
+      <w:r>
+        <w:rPr>
+          <w:rFonts w:ascii="Times New Roman" w:hAnsi="Times New Roman" w:cs="Times New Roman"/>
+          <w:sz w:val="24"/>
+          <w:szCs w:val="24"/>
+        </w:rPr>
+        <w:t>Бóже, будь милости́вий до нас, грі́шних</w:t>
+      </w:r>
+      <w:r>
+        <w:rPr>
+          <w:rFonts w:ascii="Times New Roman" w:hAnsi="Times New Roman" w:cs="Times New Roman"/>
+          <w:i/>
+          <w:iCs/>
+          <w:sz w:val="24"/>
+          <w:szCs w:val="24"/>
+        </w:rPr>
+        <w:t>.</w:t>
+      </w:r>
+      <w:r>
+        <w:rPr>
+          <w:rFonts w:ascii="Times New Roman" w:hAnsi="Times New Roman" w:cs="Times New Roman"/>
+          <w:sz w:val="24"/>
+          <w:szCs w:val="24"/>
+        </w:rPr>
+        <w:t xml:space="preserve"> </w:t>
+      </w:r>
+      <w:r>
+        <w:rPr>
+          <w:rFonts w:ascii="Times New Roman" w:hAnsi="Times New Roman" w:cs="Times New Roman"/>
+          <w:i/>
+          <w:iCs/>
+          <w:color w:val="FF0000"/>
+          <w:sz w:val="24"/>
+          <w:szCs w:val="24"/>
+        </w:rPr>
+        <w:t>(2 р.)</w:t>
+      </w:r>
+    </w:p>
+    <w:p>
+      <w:pPr>
+        <w:spacing w:line="276" w:lineRule="auto"/>
+        <w:jc w:val="both"/>
+        <w:rPr>
+          <w:rFonts w:ascii="Times New Roman" w:hAnsi="Times New Roman" w:cs="Times New Roman"/>
+          <w:sz w:val="24"/>
+          <w:szCs w:val="24"/>
+        </w:rPr>
+      </w:pPr>
+      <w:r>
+        <w:rPr>
+          <w:rFonts w:ascii="Times New Roman" w:hAnsi="Times New Roman" w:cs="Times New Roman"/>
+          <w:sz w:val="24"/>
+          <w:szCs w:val="24"/>
+        </w:rPr>
+        <w:t>Бóже, очи́сти нáші гріхи́ і поми́луй нас</w:t>
+      </w:r>
+      <w:r>
+        <w:rPr>
+          <w:rFonts w:ascii="Times New Roman" w:hAnsi="Times New Roman" w:cs="Times New Roman"/>
+          <w:i/>
+          <w:iCs/>
+          <w:sz w:val="24"/>
+          <w:szCs w:val="24"/>
+        </w:rPr>
+        <w:t xml:space="preserve">. </w:t>
+      </w:r>
+      <w:r>
+        <w:rPr>
+          <w:rFonts w:ascii="Times New Roman" w:hAnsi="Times New Roman" w:cs="Times New Roman"/>
+          <w:i/>
+          <w:iCs/>
+          <w:color w:val="FF0000"/>
+          <w:sz w:val="24"/>
+          <w:szCs w:val="24"/>
+        </w:rPr>
+        <w:t>(2 р.)</w:t>
+      </w:r>
+    </w:p>
+    <w:p>
+      <w:pPr>
+        <w:spacing w:line="276" w:lineRule="auto"/>
+        <w:jc w:val="both"/>
+        <w:rPr>
+          <w:rFonts w:ascii="Times New Roman" w:hAnsi="Times New Roman" w:cs="Times New Roman"/>
+          <w:sz w:val="24"/>
+          <w:szCs w:val="24"/>
+        </w:rPr>
+      </w:pPr>
+    </w:p>
+    <w:p>
+      <w:pPr>
+        <w:spacing w:after="120"/>
+        <w:rPr>
+          <w:lang w:val="ru-MD"/>
+        </w:rPr>
+      </w:pPr>
+      <w:r>
+        <w:rPr>
+          <w:rFonts w:ascii="Times New Roman" w:hAnsi="Times New Roman"/>
+          <w:sz w:val="24"/>
+          <w:lang w:val="ru-MD"/>
+        </w:rPr>
+        <w:t xml:space="preserve">Святи́й Бо́же, святи́й Крі́пкий, святи́й Безсме́ртний, поми́луй нас. </w:t>
+      </w:r>
+      <w:r>
+        <w:rPr>
+          <w:rFonts w:ascii="Times New Roman" w:hAnsi="Times New Roman"/>
+          <w:i/>
+          <w:color w:val="FF0000"/>
+          <w:sz w:val="24"/>
+          <w:lang w:val="ru-MD"/>
         </w:rPr>
         <w:t>(3 р.)</w:t>
       </w:r>
-      <w:r>
-        <w:rPr>
-          <w:rFonts w:ascii="Times New Roman" w:hAnsi="Times New Roman" w:cs="Times New Roman"/>
-          <w:i/>
-          <w:iCs/>
-          <w:sz w:val="24"/>
-          <w:szCs w:val="24"/>
-        </w:rPr>
-        <w:t>.</w:t>
-      </w:r>
-    </w:p>
-    <w:p>
-      <w:pPr>
-        <w:spacing w:line="276" w:lineRule="auto"/>
-        <w:jc w:val="both"/>
-        <w:rPr>
-          <w:rFonts w:ascii="Times New Roman" w:hAnsi="Times New Roman" w:cs="Times New Roman"/>
-          <w:sz w:val="24"/>
-          <w:szCs w:val="24"/>
-        </w:rPr>
-      </w:pPr>
-      <w:r>
-        <w:rPr>
-          <w:rFonts w:ascii="Times New Roman" w:hAnsi="Times New Roman" w:cs="Times New Roman"/>
-          <w:sz w:val="24"/>
-          <w:szCs w:val="24"/>
-        </w:rPr>
-        <w:t>Усí небесні сили святих Ангелів і Архангелів, молíте Бога за нас, грішних</w:t>
-      </w:r>
-      <w:r>
-        <w:rPr>
-          <w:rFonts w:ascii="Times New Roman" w:hAnsi="Times New Roman" w:cs="Times New Roman"/>
-          <w:i/>
-          <w:iCs/>
-          <w:sz w:val="24"/>
-          <w:szCs w:val="24"/>
-        </w:rPr>
-        <w:t xml:space="preserve"> </w:t>
-      </w:r>
-      <w:r>
-        <w:rPr>
-          <w:rFonts w:ascii="Times New Roman" w:hAnsi="Times New Roman" w:cs="Times New Roman"/>
-          <w:i/>
-          <w:iCs/>
-          <w:color w:val="FF0000"/>
-          <w:sz w:val="24"/>
-          <w:szCs w:val="24"/>
-        </w:rPr>
-        <w:t>(2 р.)</w:t>
-      </w:r>
-      <w:r>
-        <w:rPr>
-          <w:rFonts w:ascii="Times New Roman" w:hAnsi="Times New Roman" w:cs="Times New Roman"/>
-          <w:i/>
-          <w:iCs/>
-          <w:sz w:val="24"/>
-          <w:szCs w:val="24"/>
-        </w:rPr>
-        <w:t>.</w:t>
-      </w:r>
-    </w:p>
-    <w:p>
-      <w:pPr>
-        <w:spacing w:line="276" w:lineRule="auto"/>
-        <w:jc w:val="both"/>
-        <w:rPr>
-          <w:rFonts w:ascii="Times New Roman" w:hAnsi="Times New Roman" w:cs="Times New Roman"/>
-          <w:sz w:val="24"/>
-          <w:szCs w:val="24"/>
-        </w:rPr>
-      </w:pPr>
-      <w:r>
-        <w:rPr>
-          <w:rFonts w:ascii="Times New Roman" w:hAnsi="Times New Roman" w:cs="Times New Roman"/>
-          <w:sz w:val="24"/>
-          <w:szCs w:val="24"/>
-        </w:rPr>
-        <w:t>Святий Іване, пророче і предтéче, і хрестителю Господа нáшого Ісýса Христá, моли Бога за нас, грíшних</w:t>
-      </w:r>
-      <w:r>
-        <w:rPr>
-          <w:rFonts w:ascii="Times New Roman" w:hAnsi="Times New Roman" w:cs="Times New Roman"/>
-          <w:i/>
-          <w:iCs/>
-          <w:sz w:val="24"/>
-          <w:szCs w:val="24"/>
-        </w:rPr>
-        <w:t xml:space="preserve"> </w:t>
-      </w:r>
-      <w:r>
-        <w:rPr>
-          <w:rFonts w:ascii="Times New Roman" w:hAnsi="Times New Roman" w:cs="Times New Roman"/>
-          <w:i/>
-          <w:iCs/>
-          <w:color w:val="FF0000"/>
-          <w:sz w:val="24"/>
-          <w:szCs w:val="24"/>
-        </w:rPr>
-        <w:t>(2 р.)</w:t>
-      </w:r>
-      <w:r>
-        <w:rPr>
-          <w:rFonts w:ascii="Times New Roman" w:hAnsi="Times New Roman" w:cs="Times New Roman"/>
-          <w:i/>
-          <w:iCs/>
-          <w:sz w:val="24"/>
-          <w:szCs w:val="24"/>
-        </w:rPr>
-        <w:t>.</w:t>
-      </w:r>
-    </w:p>
-    <w:p>
-      <w:pPr>
-        <w:spacing w:line="276" w:lineRule="auto"/>
-        <w:jc w:val="both"/>
-        <w:rPr>
-          <w:rFonts w:ascii="Times New Roman" w:hAnsi="Times New Roman" w:cs="Times New Roman"/>
-          <w:sz w:val="24"/>
-          <w:szCs w:val="24"/>
-        </w:rPr>
-      </w:pPr>
-      <w:r>
-        <w:rPr>
-          <w:rFonts w:ascii="Times New Roman" w:hAnsi="Times New Roman" w:cs="Times New Roman"/>
-          <w:sz w:val="24"/>
-          <w:szCs w:val="24"/>
-        </w:rPr>
-        <w:t>Святí слáвні Апостоли, Пророки й Мученики та всі Святí, молíте Бога за нас, грíшних</w:t>
-      </w:r>
-      <w:r>
-        <w:rPr>
-          <w:rFonts w:ascii="Times New Roman" w:hAnsi="Times New Roman" w:cs="Times New Roman"/>
-          <w:i/>
-          <w:iCs/>
-          <w:sz w:val="24"/>
-          <w:szCs w:val="24"/>
-        </w:rPr>
-        <w:t xml:space="preserve"> </w:t>
-      </w:r>
-      <w:r>
-        <w:rPr>
-          <w:rFonts w:ascii="Times New Roman" w:hAnsi="Times New Roman" w:cs="Times New Roman"/>
-          <w:i/>
-          <w:iCs/>
-          <w:color w:val="FF0000"/>
-          <w:sz w:val="24"/>
-          <w:szCs w:val="24"/>
-        </w:rPr>
-        <w:t>(2 р.)</w:t>
-      </w:r>
-      <w:r>
-        <w:rPr>
-          <w:rFonts w:ascii="Times New Roman" w:hAnsi="Times New Roman" w:cs="Times New Roman"/>
-          <w:i/>
-          <w:iCs/>
-          <w:sz w:val="24"/>
-          <w:szCs w:val="24"/>
-        </w:rPr>
-        <w:t>.</w:t>
-      </w:r>
-    </w:p>
-    <w:p>
-      <w:pPr>
-        <w:spacing w:line="276" w:lineRule="auto"/>
-        <w:jc w:val="both"/>
-        <w:rPr>
-          <w:rFonts w:ascii="Times New Roman" w:hAnsi="Times New Roman" w:cs="Times New Roman"/>
-          <w:sz w:val="24"/>
-          <w:szCs w:val="24"/>
-        </w:rPr>
-      </w:pPr>
-      <w:r>
-        <w:rPr>
-          <w:rFonts w:ascii="Times New Roman" w:hAnsi="Times New Roman" w:cs="Times New Roman"/>
-          <w:sz w:val="24"/>
-          <w:szCs w:val="24"/>
-        </w:rPr>
-        <w:t>Преподóбні й богонóсні отцí нáші Антóнію і Теодóсію та íнші чудотвóрці Печéрські, молíть Бóга за нас, грíшних</w:t>
-      </w:r>
-      <w:r>
-        <w:rPr>
-          <w:rFonts w:ascii="Times New Roman" w:hAnsi="Times New Roman" w:cs="Times New Roman"/>
-          <w:i/>
-          <w:iCs/>
-          <w:sz w:val="24"/>
-          <w:szCs w:val="24"/>
-        </w:rPr>
-        <w:t xml:space="preserve"> </w:t>
-      </w:r>
-      <w:r>
-        <w:rPr>
-          <w:rFonts w:ascii="Times New Roman" w:hAnsi="Times New Roman" w:cs="Times New Roman"/>
-          <w:i/>
-          <w:iCs/>
-          <w:color w:val="FF0000"/>
-          <w:sz w:val="24"/>
-          <w:szCs w:val="24"/>
-        </w:rPr>
-        <w:t>(2 р.)</w:t>
-      </w:r>
-      <w:r>
-        <w:rPr>
-          <w:rFonts w:ascii="Times New Roman" w:hAnsi="Times New Roman" w:cs="Times New Roman"/>
-          <w:i/>
-          <w:iCs/>
-          <w:sz w:val="24"/>
-          <w:szCs w:val="24"/>
-        </w:rPr>
-        <w:t>.</w:t>
-      </w:r>
-    </w:p>
-    <w:p>
-      <w:pPr>
-        <w:spacing w:line="276" w:lineRule="auto"/>
-        <w:jc w:val="both"/>
-        <w:rPr>
-          <w:rFonts w:ascii="Times New Roman" w:hAnsi="Times New Roman" w:cs="Times New Roman"/>
-          <w:color w:val="FF0000"/>
-          <w:sz w:val="24"/>
-          <w:szCs w:val="24"/>
-        </w:rPr>
-      </w:pPr>
-      <w:r>
-        <w:rPr>
-          <w:rFonts w:ascii="Times New Roman" w:hAnsi="Times New Roman" w:cs="Times New Roman"/>
-          <w:i/>
-          <w:iCs/>
-          <w:color w:val="FF0000"/>
-          <w:sz w:val="24"/>
-          <w:szCs w:val="24"/>
-        </w:rPr>
-        <w:t>Тут додається стих і святому храму (2).</w:t>
-      </w:r>
-    </w:p>
-    <w:p>
-      <w:pPr>
-        <w:spacing w:line="276" w:lineRule="auto"/>
-        <w:jc w:val="both"/>
-        <w:rPr>
-          <w:rFonts w:ascii="Times New Roman" w:hAnsi="Times New Roman" w:cs="Times New Roman"/>
-          <w:sz w:val="24"/>
-          <w:szCs w:val="24"/>
-        </w:rPr>
-      </w:pPr>
-      <w:r>
-        <w:rPr>
-          <w:rFonts w:ascii="Times New Roman" w:hAnsi="Times New Roman" w:cs="Times New Roman"/>
-          <w:sz w:val="24"/>
-          <w:szCs w:val="24"/>
-        </w:rPr>
-        <w:t>Непереможна й незламна, і божественна сило чесного й животворящого Хреста, не покинь нас, грíшних</w:t>
-      </w:r>
-      <w:r>
-        <w:rPr>
-          <w:rFonts w:ascii="Times New Roman" w:hAnsi="Times New Roman" w:cs="Times New Roman"/>
-          <w:i/>
-          <w:iCs/>
-          <w:sz w:val="24"/>
-          <w:szCs w:val="24"/>
-        </w:rPr>
-        <w:t xml:space="preserve"> (2).</w:t>
-      </w:r>
-    </w:p>
-    <w:p>
-      <w:pPr>
-        <w:spacing w:line="276" w:lineRule="auto"/>
-        <w:jc w:val="both"/>
-        <w:rPr>
-          <w:rFonts w:ascii="Times New Roman" w:hAnsi="Times New Roman" w:cs="Times New Roman"/>
-          <w:sz w:val="24"/>
-          <w:szCs w:val="24"/>
-        </w:rPr>
-      </w:pPr>
-      <w:r>
-        <w:rPr>
-          <w:rFonts w:ascii="Times New Roman" w:hAnsi="Times New Roman" w:cs="Times New Roman"/>
-          <w:sz w:val="24"/>
-          <w:szCs w:val="24"/>
+    </w:p>
+    <w:p>
+      <w:pPr>
+        <w:spacing w:after="120"/>
+        <w:rPr>
+          <w:lang w:val="ru-MD"/>
+        </w:rPr>
+      </w:pPr>
+      <w:r>
+        <w:rPr>
+          <w:rFonts w:ascii="Times New Roman" w:hAnsi="Times New Roman"/>
+          <w:sz w:val="24"/>
+          <w:lang w:val="ru-MD"/>
+        </w:rPr>
+        <w:t>Сла́ва Отцю́, і Си́ну, і Свято́му Ду́хові,* і ни́ні, і повсякча́с, і на ві́ки вікі́в. Амі́нь.</w:t>
+      </w:r>
+    </w:p>
+    <w:p>
+      <w:pPr>
+        <w:spacing w:after="120"/>
+        <w:rPr>
+          <w:lang w:val="ru-MD"/>
+        </w:rPr>
+      </w:pPr>
+      <w:r>
+        <w:rPr>
+          <w:rFonts w:ascii="Times New Roman" w:hAnsi="Times New Roman"/>
+          <w:sz w:val="24"/>
+          <w:lang w:val="ru-MD"/>
         </w:rPr>
         <w:lastRenderedPageBreak/>
-        <w:t xml:space="preserve">Бóже, милостивий будь нам, грíшним </w:t>
-      </w:r>
-      <w:r>
-        <w:rPr>
-          <w:rFonts w:ascii="Times New Roman" w:hAnsi="Times New Roman" w:cs="Times New Roman"/>
-          <w:i/>
-          <w:iCs/>
-          <w:color w:val="FF0000"/>
-          <w:sz w:val="24"/>
-          <w:szCs w:val="24"/>
-        </w:rPr>
-        <w:t>(2 р.)</w:t>
-      </w:r>
-      <w:r>
-        <w:rPr>
-          <w:rFonts w:ascii="Times New Roman" w:hAnsi="Times New Roman" w:cs="Times New Roman"/>
-          <w:i/>
-          <w:iCs/>
-          <w:sz w:val="24"/>
-          <w:szCs w:val="24"/>
-        </w:rPr>
-        <w:t>.</w:t>
-      </w:r>
-    </w:p>
-    <w:p>
-      <w:pPr>
-        <w:spacing w:line="276" w:lineRule="auto"/>
-        <w:jc w:val="both"/>
-        <w:rPr>
-          <w:rFonts w:ascii="Times New Roman" w:hAnsi="Times New Roman" w:cs="Times New Roman"/>
-          <w:sz w:val="24"/>
-          <w:szCs w:val="24"/>
-        </w:rPr>
-      </w:pPr>
-      <w:r>
-        <w:rPr>
-          <w:rFonts w:ascii="Times New Roman" w:hAnsi="Times New Roman" w:cs="Times New Roman"/>
-          <w:sz w:val="24"/>
-          <w:szCs w:val="24"/>
-        </w:rPr>
-        <w:t>Бóже, очисти гріхи нáші і помилуй нас</w:t>
-      </w:r>
-      <w:r>
-        <w:rPr>
-          <w:rFonts w:ascii="Times New Roman" w:hAnsi="Times New Roman" w:cs="Times New Roman"/>
-          <w:i/>
-          <w:iCs/>
-          <w:sz w:val="24"/>
-          <w:szCs w:val="24"/>
-        </w:rPr>
-        <w:t xml:space="preserve"> </w:t>
-      </w:r>
-      <w:r>
-        <w:rPr>
-          <w:rFonts w:ascii="Times New Roman" w:hAnsi="Times New Roman" w:cs="Times New Roman"/>
-          <w:i/>
-          <w:iCs/>
-          <w:color w:val="FF0000"/>
-          <w:sz w:val="24"/>
-          <w:szCs w:val="24"/>
-        </w:rPr>
-        <w:t>(2 р.)</w:t>
-      </w:r>
-      <w:r>
-        <w:rPr>
-          <w:rFonts w:ascii="Times New Roman" w:hAnsi="Times New Roman" w:cs="Times New Roman"/>
-          <w:i/>
-          <w:iCs/>
-          <w:sz w:val="24"/>
-          <w:szCs w:val="24"/>
-        </w:rPr>
-        <w:t>.</w:t>
-      </w:r>
-    </w:p>
-    <w:p>
-      <w:pPr>
-        <w:spacing w:line="276" w:lineRule="auto"/>
-        <w:jc w:val="both"/>
-        <w:rPr>
-          <w:rFonts w:ascii="Times New Roman" w:hAnsi="Times New Roman" w:cs="Times New Roman"/>
-          <w:sz w:val="24"/>
-          <w:szCs w:val="24"/>
-        </w:rPr>
-      </w:pPr>
+        <w:t>Пресвята́ Тро́йце, поми́луй нас; Го́споди, очи́сти гріхи́ на́ші; Влади́ко, прости́ беззако́ння на́ші; Святи́й, завіта́й і зціли́ не́мочі на́ші, І́мени Твого́ ра́ди.</w:t>
+      </w:r>
     </w:p>
     <w:p>
       <w:pPr>
         <w:spacing w:after="120"/>
-        <w:jc w:val="both"/>
+        <w:rPr>
+          <w:lang w:val="ru-MD"/>
+        </w:rPr>
       </w:pPr>
       <w:r>
         <w:rPr>
           <w:rFonts w:ascii="Times New Roman" w:hAnsi="Times New Roman"/>
           <w:sz w:val="24"/>
-        </w:rPr>
-        <w:t xml:space="preserve">Святий Боже, святий Кріпкий, святий Безсмертний, помилуй нас. </w:t>
+          <w:lang w:val="ru-MD"/>
+        </w:rPr>
+        <w:t xml:space="preserve">Го́споди, поми́луй. </w:t>
       </w:r>
       <w:r>
         <w:rPr>
@@ -12353,112 +12208,49 @@
           <w:i/>
           <w:color w:val="FF0000"/>
           <w:sz w:val="24"/>
+          <w:lang w:val="ru-MD"/>
         </w:rPr>
         <w:t>(3 р.)</w:t>
       </w:r>
     </w:p>
     <w:p>
       <w:pPr>
-        <w:spacing w:line="276" w:lineRule="auto"/>
-        <w:jc w:val="both"/>
-        <w:rPr>
-          <w:rFonts w:ascii="Times New Roman" w:hAnsi="Times New Roman" w:cs="Times New Roman"/>
-          <w:sz w:val="24"/>
-          <w:szCs w:val="24"/>
-        </w:rPr>
-      </w:pPr>
-      <w:r>
-        <w:rPr>
-          <w:rFonts w:ascii="Times New Roman" w:hAnsi="Times New Roman" w:cs="Times New Roman"/>
-          <w:sz w:val="24"/>
-          <w:szCs w:val="24"/>
-        </w:rPr>
-        <w:t>Слава Отцю, і Сину, і Святому Духові, і нині, і повсякчас, і на віки віків. Амінь.</w:t>
-      </w:r>
-    </w:p>
-    <w:p>
-      <w:pPr>
-        <w:spacing w:line="276" w:lineRule="auto"/>
-        <w:jc w:val="both"/>
-        <w:rPr>
-          <w:rFonts w:ascii="Times New Roman" w:hAnsi="Times New Roman" w:cs="Times New Roman"/>
-          <w:sz w:val="24"/>
-          <w:szCs w:val="24"/>
-        </w:rPr>
-      </w:pPr>
-      <w:r>
-        <w:rPr>
-          <w:rFonts w:ascii="Times New Roman" w:hAnsi="Times New Roman" w:cs="Times New Roman"/>
-          <w:sz w:val="24"/>
-          <w:szCs w:val="24"/>
-        </w:rPr>
-        <w:t>Пресвята Тройце, помилуй нас; Господи, очисти гріхи наші; Владико, прости беззаконня наші; Святий, посіти і зціли немочі наші імени твого ради.</w:t>
-      </w:r>
-    </w:p>
-    <w:p>
-      <w:pPr>
         <w:spacing w:after="120"/>
-        <w:jc w:val="both"/>
+        <w:rPr>
+          <w:lang w:val="ru-MD"/>
+        </w:rPr>
       </w:pPr>
       <w:r>
         <w:rPr>
           <w:rFonts w:ascii="Times New Roman" w:hAnsi="Times New Roman"/>
           <w:sz w:val="24"/>
-        </w:rPr>
-        <w:t xml:space="preserve">Господи, помилуй. </w:t>
-      </w:r>
+          <w:lang w:val="ru-MD"/>
+        </w:rPr>
+        <w:t>Сла́ва Отцю́, і Си́ну, і Свято́му Ду́хові,* і ни́ні, і повсякча́с, і на ві́ки вікі́в. Амі́нь.</w:t>
+      </w:r>
+    </w:p>
+    <w:p>
+      <w:pPr>
+        <w:spacing w:after="120"/>
+        <w:rPr>
+          <w:lang w:val="ru-MD"/>
+        </w:rPr>
+      </w:pPr>
       <w:r>
         <w:rPr>
           <w:rFonts w:ascii="Times New Roman" w:hAnsi="Times New Roman"/>
-          <w:i/>
-          <w:color w:val="FF0000"/>
-          <w:sz w:val="24"/>
-        </w:rPr>
-        <w:t>(3 р.)</w:t>
-      </w:r>
-    </w:p>
-    <w:p>
-      <w:pPr>
-        <w:spacing w:line="276" w:lineRule="auto"/>
-        <w:jc w:val="both"/>
-        <w:rPr>
-          <w:rFonts w:ascii="Times New Roman" w:hAnsi="Times New Roman" w:cs="Times New Roman"/>
-          <w:sz w:val="24"/>
-          <w:szCs w:val="24"/>
-        </w:rPr>
-      </w:pPr>
-      <w:r>
-        <w:rPr>
-          <w:rFonts w:ascii="Times New Roman" w:hAnsi="Times New Roman" w:cs="Times New Roman"/>
-          <w:sz w:val="24"/>
-          <w:szCs w:val="24"/>
-        </w:rPr>
-        <w:t>Слава Отцю, і Сину, і Святому Духові, і нині, і повсякчас, і на віки віків. Амінь.</w:t>
-      </w:r>
-    </w:p>
-    <w:p>
-      <w:pPr>
-        <w:spacing w:line="276" w:lineRule="auto"/>
-        <w:jc w:val="both"/>
-        <w:rPr>
-          <w:rFonts w:ascii="Times New Roman" w:hAnsi="Times New Roman" w:cs="Times New Roman"/>
-          <w:sz w:val="24"/>
-          <w:szCs w:val="24"/>
-        </w:rPr>
-      </w:pPr>
-      <w:r>
-        <w:rPr>
-          <w:rFonts w:ascii="Times New Roman" w:hAnsi="Times New Roman" w:cs="Times New Roman"/>
-          <w:sz w:val="24"/>
-          <w:szCs w:val="24"/>
-        </w:rPr>
-        <w:t>Отче наш, що єси на небесах, нехай святиться ім’я Твоє, нехай прийде царство Твоє, нехай буде воля твоя, як на небі, так і на землі. Хліб наш насущний дай нам сьогодні; і прости нам провини наші, як і ми прощаємо винуватцям нашим; і не введи нас у спокусу, але визволи нас від лукавого.</w:t>
+          <w:sz w:val="24"/>
+          <w:lang w:val="ru-MD"/>
+        </w:rPr>
+        <w:t>О́тче наш, що єси́ на небеса́х,* неха́й святи́ться ім’я́ Твоє́,* неха́й при́йде ца́рство Твоє́,* неха́й бу́де во́ля Твоя́, як на не́бі, так і на землі́.* Хліб наш насу́щний дай нам сього́дні;* і прости́ нам прови́ни на́ші,* як і ми проща́ємо винува́тцям на́шим;* і не введи́ нас у споку́су,* але́ ви́зволи нас від лука́вого.</w:t>
       </w:r>
     </w:p>
     <w:p>
       <w:pPr>
         <w:spacing w:after="120"/>
-        <w:jc w:val="both"/>
+        <w:rPr>
+          <w:lang w:val="ru-MD"/>
+        </w:rPr>
       </w:pPr>
       <w:r>
         <w:rPr>
@@ -12466,6 +12258,7 @@
           <w:i/>
           <w:color w:val="FF0000"/>
           <w:sz w:val="24"/>
+          <w:lang w:val="ru-MD"/>
         </w:rPr>
         <w:t>Священник:</w:t>
       </w:r>
@@ -12473,6 +12266,7 @@
         <w:rPr>
           <w:rFonts w:ascii="Times New Roman" w:hAnsi="Times New Roman"/>
           <w:sz w:val="24"/>
+          <w:lang w:val="ru-MD"/>
         </w:rPr>
         <w:t xml:space="preserve"> Бо Твоє є царство, і сила, і слава, Отця, і Сина, і Святого Духа, нині, і повсякчас, і на віки віків.</w:t>
       </w:r>
@@ -12504,7 +12298,23 @@
           <w:sz w:val="24"/>
           <w:szCs w:val="24"/>
         </w:rPr>
-        <w:t xml:space="preserve"> Амінь.</w:t>
+        <w:t xml:space="preserve"> Ам</w:t>
+      </w:r>
+      <w:r>
+        <w:rPr>
+          <w:rFonts w:ascii="Times New Roman" w:hAnsi="Times New Roman"/>
+          <w:sz w:val="24"/>
+          <w:lang w:val="ru-MD"/>
+        </w:rPr>
+        <w:t>і́</w:t>
+      </w:r>
+      <w:r>
+        <w:rPr>
+          <w:rFonts w:ascii="Times New Roman" w:hAnsi="Times New Roman" w:cs="Times New Roman"/>
+          <w:sz w:val="24"/>
+          <w:szCs w:val="24"/>
+        </w:rPr>
+        <w:t>нь.</w:t>
       </w:r>
     </w:p>
     <w:p>
@@ -12890,37 +12700,29 @@
           <w:sz w:val="24"/>
           <w:szCs w:val="24"/>
         </w:rPr>
-        <w:t xml:space="preserve">Гóсподи, Ти охоронив нас від усякої напасти, що прихóдить удень, охорони нас і від усякої злої напасти вночі. Прийми жертву вечíрню, підношення рук наших. І сподоби нас </w:t>
-      </w:r>
-      <w:r>
-        <w:rPr>
-          <w:rFonts w:ascii="Times New Roman" w:hAnsi="Times New Roman" w:cs="Times New Roman"/>
+        <w:t>Гóсподи, Ти охоронив нас від усякої напасти, що прихóдить удень, охорони нас і від усякої злої напасти вночі. Прийми жертву вечíрню, підношення рук наших. І сподоби нас і нічну пору без гріха прожити, без спокуси від злого, і визволь нас від усякої тривоги і страху, що від диявола до нас приходить. Даруй душам нашим покаяння і думкам нашим острах перед іспитом на страшному і праведному суді Твоєму. Прикуй до страху перед Тобою плоть нашу і приборкай тілесні члени наші, щоб ми і під час сну в спокої просвіщалися, роздумуючи про заповіді Твої. Віддали від нас усякі помисли неподобні й пристрасть згубну. Підведи нас на час молитви, щоб ми зміцнились вíрою і поступали у заповідях Твоїх, благоволінням і милосердям Єдинорóдного Сина Твого, що з ним Ти благословенний з пресвятим, і благим, і животворящим твоїм Духом, нині й повсякчас, і на віки віків.</w:t>
+      </w:r>
+    </w:p>
+    <w:p>
+      <w:pPr>
+        <w:spacing w:line="276" w:lineRule="auto"/>
+        <w:jc w:val="both"/>
+        <w:rPr>
+          <w:rFonts w:ascii="Times New Roman" w:hAnsi="Times New Roman" w:cs="Times New Roman"/>
+          <w:sz w:val="24"/>
+          <w:szCs w:val="24"/>
+        </w:rPr>
+      </w:pPr>
+      <w:r>
+        <w:rPr>
+          <w:rFonts w:ascii="Times New Roman" w:hAnsi="Times New Roman" w:cs="Times New Roman"/>
+          <w:i/>
+          <w:iCs/>
+          <w:color w:val="FF0000"/>
           <w:sz w:val="24"/>
           <w:szCs w:val="24"/>
         </w:rPr>
         <w:lastRenderedPageBreak/>
-        <w:t>і нічну пору без гріха прожити, без спокуси від злого, і визволь нас від усякої тривоги і страху, що від диявола до нас приходить. Даруй душам нашим покаяння і думкам нашим острах перед іспитом на страшному і праведному суді Твоєму. Прикуй до страху перед Тобою плоть нашу і приборкай тілесні члени наші, щоб ми і під час сну в спокої просвіщалися, роздумуючи про заповіді Твої. Віддали від нас усякі помисли неподобні й пристрасть згубну. Підведи нас на час молитви, щоб ми зміцнились вíрою і поступали у заповідях Твоїх, благоволінням і милосердям Єдинорóдного Сина Твого, що з ним Ти благословенний з пресвятим, і благим, і животворящим твоїм Духом, нині й повсякчас, і на віки віків.</w:t>
-      </w:r>
-    </w:p>
-    <w:p>
-      <w:pPr>
-        <w:spacing w:line="276" w:lineRule="auto"/>
-        <w:jc w:val="both"/>
-        <w:rPr>
-          <w:rFonts w:ascii="Times New Roman" w:hAnsi="Times New Roman" w:cs="Times New Roman"/>
-          <w:sz w:val="24"/>
-          <w:szCs w:val="24"/>
-        </w:rPr>
-      </w:pPr>
-      <w:r>
-        <w:rPr>
-          <w:rFonts w:ascii="Times New Roman" w:hAnsi="Times New Roman" w:cs="Times New Roman"/>
-          <w:i/>
-          <w:iCs/>
-          <w:color w:val="FF0000"/>
-          <w:sz w:val="24"/>
-          <w:szCs w:val="24"/>
-        </w:rPr>
         <w:t>Хор:</w:t>
       </w:r>
       <w:r>
@@ -13389,87 +13191,87 @@
           <w:sz w:val="24"/>
           <w:szCs w:val="24"/>
         </w:rPr>
+        <w:t>Ущаслив, Господи, благоволінням Твоїм Сіон* і нехай здвигнуться стіни єрусалимські.</w:t>
+      </w:r>
+    </w:p>
+    <w:p>
+      <w:pPr>
+        <w:spacing w:line="276" w:lineRule="auto"/>
+        <w:jc w:val="both"/>
+        <w:rPr>
+          <w:rFonts w:ascii="Times New Roman" w:hAnsi="Times New Roman" w:cs="Times New Roman"/>
+          <w:sz w:val="24"/>
+          <w:szCs w:val="24"/>
+        </w:rPr>
+      </w:pPr>
+      <w:r>
+        <w:rPr>
+          <w:rFonts w:ascii="Times New Roman" w:hAnsi="Times New Roman" w:cs="Times New Roman"/>
+          <w:sz w:val="24"/>
+          <w:szCs w:val="24"/>
+        </w:rPr>
+        <w:t>Тоді уподобаєш собі жертву правди, приношення і всепалення,* тоді положать на вівтар твій тельців.</w:t>
+      </w:r>
+    </w:p>
+    <w:p>
+      <w:pPr>
+        <w:spacing w:line="276" w:lineRule="auto"/>
+        <w:jc w:val="center"/>
+        <w:rPr>
+          <w:rFonts w:ascii="Times New Roman" w:hAnsi="Times New Roman" w:cs="Times New Roman"/>
+          <w:color w:val="FF0000"/>
+          <w:sz w:val="24"/>
+          <w:szCs w:val="24"/>
+        </w:rPr>
+      </w:pPr>
+      <w:r>
+        <w:rPr>
+          <w:rFonts w:ascii="Times New Roman" w:hAnsi="Times New Roman" w:cs="Times New Roman"/>
+          <w:i/>
+          <w:iCs/>
+          <w:color w:val="FF0000"/>
+          <w:sz w:val="24"/>
+          <w:szCs w:val="24"/>
+        </w:rPr>
+        <w:t>Псалом 101</w:t>
+      </w:r>
+    </w:p>
+    <w:p>
+      <w:pPr>
+        <w:spacing w:line="276" w:lineRule="auto"/>
+        <w:jc w:val="both"/>
+        <w:rPr>
+          <w:rFonts w:ascii="Times New Roman" w:hAnsi="Times New Roman" w:cs="Times New Roman"/>
+          <w:sz w:val="24"/>
+          <w:szCs w:val="24"/>
+        </w:rPr>
+      </w:pPr>
+      <w:r>
+        <w:rPr>
+          <w:rFonts w:ascii="Times New Roman" w:hAnsi="Times New Roman" w:cs="Times New Roman"/>
+          <w:sz w:val="24"/>
+          <w:szCs w:val="24"/>
+        </w:rPr>
+        <w:t>Господи, почуй мою молитву;* моє благання нехай до тебе дíйде.</w:t>
+      </w:r>
+    </w:p>
+    <w:p>
+      <w:pPr>
+        <w:spacing w:line="276" w:lineRule="auto"/>
+        <w:jc w:val="both"/>
+        <w:rPr>
+          <w:rFonts w:ascii="Times New Roman" w:hAnsi="Times New Roman" w:cs="Times New Roman"/>
+          <w:sz w:val="24"/>
+          <w:szCs w:val="24"/>
+        </w:rPr>
+      </w:pPr>
+      <w:r>
+        <w:rPr>
+          <w:rFonts w:ascii="Times New Roman" w:hAnsi="Times New Roman" w:cs="Times New Roman"/>
+          <w:sz w:val="24"/>
+          <w:szCs w:val="24"/>
+        </w:rPr>
         <w:lastRenderedPageBreak/>
-        <w:t>Ущаслив, Господи, благоволінням Твоїм Сіон* і нехай здвигнуться стіни єрусалимські.</w:t>
-      </w:r>
-    </w:p>
-    <w:p>
-      <w:pPr>
-        <w:spacing w:line="276" w:lineRule="auto"/>
-        <w:jc w:val="both"/>
-        <w:rPr>
-          <w:rFonts w:ascii="Times New Roman" w:hAnsi="Times New Roman" w:cs="Times New Roman"/>
-          <w:sz w:val="24"/>
-          <w:szCs w:val="24"/>
-        </w:rPr>
-      </w:pPr>
-      <w:r>
-        <w:rPr>
-          <w:rFonts w:ascii="Times New Roman" w:hAnsi="Times New Roman" w:cs="Times New Roman"/>
-          <w:sz w:val="24"/>
-          <w:szCs w:val="24"/>
-        </w:rPr>
-        <w:t>Тоді уподобаєш собі жертву правди, приношення і всепалення,* тоді положать на вівтар твій тельців.</w:t>
-      </w:r>
-    </w:p>
-    <w:p>
-      <w:pPr>
-        <w:spacing w:line="276" w:lineRule="auto"/>
-        <w:jc w:val="center"/>
-        <w:rPr>
-          <w:rFonts w:ascii="Times New Roman" w:hAnsi="Times New Roman" w:cs="Times New Roman"/>
-          <w:color w:val="FF0000"/>
-          <w:sz w:val="24"/>
-          <w:szCs w:val="24"/>
-        </w:rPr>
-      </w:pPr>
-      <w:r>
-        <w:rPr>
-          <w:rFonts w:ascii="Times New Roman" w:hAnsi="Times New Roman" w:cs="Times New Roman"/>
-          <w:i/>
-          <w:iCs/>
-          <w:color w:val="FF0000"/>
-          <w:sz w:val="24"/>
-          <w:szCs w:val="24"/>
-        </w:rPr>
-        <w:t>Псалом 101</w:t>
-      </w:r>
-    </w:p>
-    <w:p>
-      <w:pPr>
-        <w:spacing w:line="276" w:lineRule="auto"/>
-        <w:jc w:val="both"/>
-        <w:rPr>
-          <w:rFonts w:ascii="Times New Roman" w:hAnsi="Times New Roman" w:cs="Times New Roman"/>
-          <w:sz w:val="24"/>
-          <w:szCs w:val="24"/>
-        </w:rPr>
-      </w:pPr>
-      <w:r>
-        <w:rPr>
-          <w:rFonts w:ascii="Times New Roman" w:hAnsi="Times New Roman" w:cs="Times New Roman"/>
-          <w:sz w:val="24"/>
-          <w:szCs w:val="24"/>
-        </w:rPr>
-        <w:t>Господи, почуй мою молитву;* моє благання нехай до тебе дíйде.</w:t>
-      </w:r>
-    </w:p>
-    <w:p>
-      <w:pPr>
-        <w:spacing w:line="276" w:lineRule="auto"/>
-        <w:jc w:val="both"/>
-        <w:rPr>
-          <w:rFonts w:ascii="Times New Roman" w:hAnsi="Times New Roman" w:cs="Times New Roman"/>
-          <w:sz w:val="24"/>
-          <w:szCs w:val="24"/>
-        </w:rPr>
-      </w:pPr>
-      <w:r>
-        <w:rPr>
-          <w:rFonts w:ascii="Times New Roman" w:hAnsi="Times New Roman" w:cs="Times New Roman"/>
-          <w:sz w:val="24"/>
-          <w:szCs w:val="24"/>
-        </w:rPr>
         <w:t>Не ховай обличчя твого від мене в день моєї скрути.* Прихили до мене твоє вухо, коли до тебе взиваю, вислухай мене скоро.</w:t>
       </w:r>
     </w:p>
@@ -13964,7 +13766,6 @@
           <w:sz w:val="24"/>
           <w:szCs w:val="24"/>
         </w:rPr>
-        <w:lastRenderedPageBreak/>
         <w:t>Сини слуг твоїх будуть жити* і їхнє потóмство утривáлиться перед тобою.</w:t>
       </w:r>
     </w:p>
@@ -14030,7 +13831,16 @@
           <w:sz w:val="24"/>
           <w:szCs w:val="24"/>
         </w:rPr>
-        <w:t>Господи Вседержителю, Боже отцíв наших, Авраáма й Ісаáка та Якова й праведного роду їх. Ти сотворив небо й землю з усією красою їх, ти зв’язáв море словом наказу твого. Ти замкнув безóдню і запечатав її страшним і славним Іменем твоїм, тебе все боїться і тремтить перед силою твоєю, бо ніхто не встоїть перед величністю слави твоєї; нестерпний гнів погрози твоєї на грíшників, але безмежна й недослідима милість обíтниці твоєї. Бо ти Господь Всевишній, милосердний, довготерпеливий і многомилостивий, і вболіваєш над гріхами людськими. Ти, Господи, з безмежної доброти твоєї, дав змогу покаяння і відпущення тим, що нагрішили перед тобою і, з безмежного милосердя твого, призначив покаяння для грíшних на спасіння. Ти ж, Господи, Боже сил,, не встановив покаяння для Авраáма, Ісаáка та Якова, що не згрішили перед тобою, але встановив покаяння для нас грíшних, бо гріхів наших бíльше, ніж піску морського. Намножилися беззаконня наші, Господи, намножилися беззаконня наші, тож ми недостойні глянути й побачити висоту небесну задля безлічі провин наших. Зв’язано нас великими оковами залізними так, що не можемо піднести голови й нема полéгші для нас, бо ми прогнівили тебе, і лукаве перед тобою вчинили, не сповнивши волі твоєї і не додержавши наказів твоїх. Тому нині ми згинаємо коліна й від серця благаємо в тебе милосердя. Нагрішили ми, Господи, нагрішили, і беззаконня наші ми знаємо! Але прохаємо, благаючи: Прости нам, Господи, прости нам і не погуби нас з беззаконнями нашими, не пам’ятáй провин наших і в гнíві твоєму не засуди нас повíк до безодні. Бо ти, Боже, є Бог тих, що каються, і на нас виявив всю ласкавість свою: з великої милости твоєї спаси нас, недостóйних, і будемо тебе завжди прославляти за днів життя нашого. Бо тебе хвалять усí сили небесні й слава твоя на вíки вíчні.</w:t>
+        <w:t xml:space="preserve">Господи Вседержителю, Боже отцíв наших, Авраáма й Ісаáка та Якова й праведного роду їх. Ти сотворив небо й землю з усією красою їх, ти зв’язáв море словом наказу твого. Ти замкнув безóдню і запечатав її страшним і славним Іменем твоїм, тебе все боїться і </w:t>
+      </w:r>
+      <w:r>
+        <w:rPr>
+          <w:rFonts w:ascii="Times New Roman" w:hAnsi="Times New Roman" w:cs="Times New Roman"/>
+          <w:sz w:val="24"/>
+          <w:szCs w:val="24"/>
+        </w:rPr>
+        <w:lastRenderedPageBreak/>
+        <w:t>тремтить перед силою твоєю, бо ніхто не встоїть перед величністю слави твоєї; нестерпний гнів погрози твоєї на грíшників, але безмежна й недослідима милість обíтниці твоєї. Бо ти Господь Всевишній, милосердний, довготерпеливий і многомилостивий, і вболіваєш над гріхами людськими. Ти, Господи, з безмежної доброти твоєї, дав змогу покаяння і відпущення тим, що нагрішили перед тобою і, з безмежного милосердя твого, призначив покаяння для грíшних на спасіння. Ти ж, Господи, Боже сил,, не встановив покаяння для Авраáма, Ісаáка та Якова, що не згрішили перед тобою, але встановив покаяння для нас грíшних, бо гріхів наших бíльше, ніж піску морського. Намножилися беззаконня наші, Господи, намножилися беззаконня наші, тож ми недостойні глянути й побачити висоту небесну задля безлічі провин наших. Зв’язано нас великими оковами залізними так, що не можемо піднести голови й нема полéгші для нас, бо ми прогнівили тебе, і лукаве перед тобою вчинили, не сповнивши волі твоєї і не додержавши наказів твоїх. Тому нині ми згинаємо коліна й від серця благаємо в тебе милосердя. Нагрішили ми, Господи, нагрішили, і беззаконня наші ми знаємо! Але прохаємо, благаючи: Прости нам, Господи, прости нам і не погуби нас з беззаконнями нашими, не пам’ятáй провин наших і в гнíві твоєму не засуди нас повíк до безодні. Бо ти, Боже, є Бог тих, що каються, і на нас виявив всю ласкавість свою: з великої милости твоєї спаси нас, недостóйних, і будемо тебе завжди прославляти за днів життя нашого. Бо тебе хвалять усí сили небесні й слава твоя на вíки вíчні.</w:t>
       </w:r>
     </w:p>
     <w:p>
@@ -14329,7 +14139,6 @@
           <w:sz w:val="24"/>
           <w:szCs w:val="24"/>
         </w:rPr>
-        <w:lastRenderedPageBreak/>
         <w:t>Слава:</w:t>
       </w:r>
       <w:r>
@@ -14401,6 +14210,7 @@
           <w:sz w:val="24"/>
           <w:szCs w:val="24"/>
         </w:rPr>
+        <w:lastRenderedPageBreak/>
         <w:t>І одразу:</w:t>
       </w:r>
     </w:p>
@@ -14919,83 +14729,83 @@
           <w:sz w:val="24"/>
           <w:szCs w:val="24"/>
         </w:rPr>
+        <w:t>Дай мені вранці відчути твою милість, бо я на тебе покладаюсь.* Вкажи мені дорогу, якою слід мені ходити, бо до тебе я підношу мою душу.</w:t>
+      </w:r>
+    </w:p>
+    <w:p>
+      <w:pPr>
+        <w:spacing w:line="276" w:lineRule="auto"/>
+        <w:jc w:val="both"/>
+        <w:rPr>
+          <w:rFonts w:ascii="Times New Roman" w:hAnsi="Times New Roman" w:cs="Times New Roman"/>
+          <w:sz w:val="24"/>
+          <w:szCs w:val="24"/>
+        </w:rPr>
+      </w:pPr>
+      <w:r>
+        <w:rPr>
+          <w:rFonts w:ascii="Times New Roman" w:hAnsi="Times New Roman" w:cs="Times New Roman"/>
+          <w:sz w:val="24"/>
+          <w:szCs w:val="24"/>
+        </w:rPr>
+        <w:t>Спаси мене, Господи, від ворогів моїх,* - бо до тебе прибігаю.</w:t>
+      </w:r>
+    </w:p>
+    <w:p>
+      <w:pPr>
+        <w:spacing w:line="276" w:lineRule="auto"/>
+        <w:jc w:val="both"/>
+        <w:rPr>
+          <w:rFonts w:ascii="Times New Roman" w:hAnsi="Times New Roman" w:cs="Times New Roman"/>
+          <w:sz w:val="24"/>
+          <w:szCs w:val="24"/>
+        </w:rPr>
+      </w:pPr>
+      <w:r>
+        <w:rPr>
+          <w:rFonts w:ascii="Times New Roman" w:hAnsi="Times New Roman" w:cs="Times New Roman"/>
+          <w:sz w:val="24"/>
+          <w:szCs w:val="24"/>
+        </w:rPr>
+        <w:t>Навчи мене творити твою волю, бо ти Бог мій.* Нехай твій добрий дух веде мене по рівній землі.</w:t>
+      </w:r>
+    </w:p>
+    <w:p>
+      <w:pPr>
+        <w:spacing w:line="276" w:lineRule="auto"/>
+        <w:jc w:val="both"/>
+        <w:rPr>
+          <w:rFonts w:ascii="Times New Roman" w:hAnsi="Times New Roman" w:cs="Times New Roman"/>
+          <w:sz w:val="24"/>
+          <w:szCs w:val="24"/>
+        </w:rPr>
+      </w:pPr>
+      <w:r>
+        <w:rPr>
+          <w:rFonts w:ascii="Times New Roman" w:hAnsi="Times New Roman" w:cs="Times New Roman"/>
+          <w:sz w:val="24"/>
+          <w:szCs w:val="24"/>
+        </w:rPr>
+        <w:t>Живи мене, о Господи, імени твого ради,* у справедливості твоїй виведи з скорботи мою душу.</w:t>
+      </w:r>
+    </w:p>
+    <w:p>
+      <w:pPr>
+        <w:spacing w:line="276" w:lineRule="auto"/>
+        <w:jc w:val="both"/>
+        <w:rPr>
+          <w:rFonts w:ascii="Times New Roman" w:hAnsi="Times New Roman" w:cs="Times New Roman"/>
+          <w:sz w:val="24"/>
+          <w:szCs w:val="24"/>
+        </w:rPr>
+      </w:pPr>
+      <w:r>
+        <w:rPr>
+          <w:rFonts w:ascii="Times New Roman" w:hAnsi="Times New Roman" w:cs="Times New Roman"/>
+          <w:sz w:val="24"/>
+          <w:szCs w:val="24"/>
+        </w:rPr>
         <w:lastRenderedPageBreak/>
-        <w:t>Дай мені вранці відчути твою милість, бо я на тебе покладаюсь.* Вкажи мені дорогу, якою слід мені ходити, бо до тебе я підношу мою душу.</w:t>
-      </w:r>
-    </w:p>
-    <w:p>
-      <w:pPr>
-        <w:spacing w:line="276" w:lineRule="auto"/>
-        <w:jc w:val="both"/>
-        <w:rPr>
-          <w:rFonts w:ascii="Times New Roman" w:hAnsi="Times New Roman" w:cs="Times New Roman"/>
-          <w:sz w:val="24"/>
-          <w:szCs w:val="24"/>
-        </w:rPr>
-      </w:pPr>
-      <w:r>
-        <w:rPr>
-          <w:rFonts w:ascii="Times New Roman" w:hAnsi="Times New Roman" w:cs="Times New Roman"/>
-          <w:sz w:val="24"/>
-          <w:szCs w:val="24"/>
-        </w:rPr>
-        <w:t>Спаси мене, Господи, від ворогів моїх,* - бо до тебе прибігаю.</w:t>
-      </w:r>
-    </w:p>
-    <w:p>
-      <w:pPr>
-        <w:spacing w:line="276" w:lineRule="auto"/>
-        <w:jc w:val="both"/>
-        <w:rPr>
-          <w:rFonts w:ascii="Times New Roman" w:hAnsi="Times New Roman" w:cs="Times New Roman"/>
-          <w:sz w:val="24"/>
-          <w:szCs w:val="24"/>
-        </w:rPr>
-      </w:pPr>
-      <w:r>
-        <w:rPr>
-          <w:rFonts w:ascii="Times New Roman" w:hAnsi="Times New Roman" w:cs="Times New Roman"/>
-          <w:sz w:val="24"/>
-          <w:szCs w:val="24"/>
-        </w:rPr>
-        <w:t>Навчи мене творити твою волю, бо ти Бог мій.* Нехай твій добрий дух веде мене по рівній землі.</w:t>
-      </w:r>
-    </w:p>
-    <w:p>
-      <w:pPr>
-        <w:spacing w:line="276" w:lineRule="auto"/>
-        <w:jc w:val="both"/>
-        <w:rPr>
-          <w:rFonts w:ascii="Times New Roman" w:hAnsi="Times New Roman" w:cs="Times New Roman"/>
-          <w:sz w:val="24"/>
-          <w:szCs w:val="24"/>
-        </w:rPr>
-      </w:pPr>
-      <w:r>
-        <w:rPr>
-          <w:rFonts w:ascii="Times New Roman" w:hAnsi="Times New Roman" w:cs="Times New Roman"/>
-          <w:sz w:val="24"/>
-          <w:szCs w:val="24"/>
-        </w:rPr>
-        <w:t>Живи мене, о Господи, імени твого ради,* у справедливості твоїй виведи з скорботи мою душу.</w:t>
-      </w:r>
-    </w:p>
-    <w:p>
-      <w:pPr>
-        <w:spacing w:line="276" w:lineRule="auto"/>
-        <w:jc w:val="both"/>
-        <w:rPr>
-          <w:rFonts w:ascii="Times New Roman" w:hAnsi="Times New Roman" w:cs="Times New Roman"/>
-          <w:sz w:val="24"/>
-          <w:szCs w:val="24"/>
-        </w:rPr>
-      </w:pPr>
-      <w:r>
-        <w:rPr>
-          <w:rFonts w:ascii="Times New Roman" w:hAnsi="Times New Roman" w:cs="Times New Roman"/>
-          <w:sz w:val="24"/>
-          <w:szCs w:val="24"/>
-        </w:rPr>
         <w:t>І в гніві твоєму знищ моїх супротивників.* І вигуби всіх гнобителів душі моєї, бо я твій слуга.</w:t>
       </w:r>
     </w:p>
@@ -15460,108 +15270,108 @@
           <w:sz w:val="24"/>
           <w:szCs w:val="24"/>
         </w:rPr>
+        <w:t>Нині і повсякчас,* і на віки віків. Амінь.</w:t>
+      </w:r>
+    </w:p>
+    <w:p>
+      <w:pPr>
+        <w:spacing w:after="120"/>
+        <w:jc w:val="both"/>
+      </w:pPr>
+      <w:r>
+        <w:rPr>
+          <w:rFonts w:ascii="Times New Roman" w:hAnsi="Times New Roman"/>
+          <w:sz w:val="24"/>
+        </w:rPr>
+        <w:t xml:space="preserve">Святий Боже, святий Кріпкий, святий Безсмертний, помилуй нас. </w:t>
+      </w:r>
+      <w:r>
+        <w:rPr>
+          <w:rFonts w:ascii="Times New Roman" w:hAnsi="Times New Roman"/>
+          <w:i/>
+          <w:color w:val="FF0000"/>
+          <w:sz w:val="24"/>
+        </w:rPr>
+        <w:t>(3 р.)</w:t>
+      </w:r>
+    </w:p>
+    <w:p>
+      <w:pPr>
+        <w:spacing w:line="276" w:lineRule="auto"/>
+        <w:jc w:val="both"/>
+        <w:rPr>
+          <w:rFonts w:ascii="Times New Roman" w:hAnsi="Times New Roman" w:cs="Times New Roman"/>
+          <w:sz w:val="24"/>
+          <w:szCs w:val="24"/>
+        </w:rPr>
+      </w:pPr>
+      <w:r>
+        <w:rPr>
+          <w:rFonts w:ascii="Times New Roman" w:hAnsi="Times New Roman" w:cs="Times New Roman"/>
+          <w:sz w:val="24"/>
+          <w:szCs w:val="24"/>
+        </w:rPr>
+        <w:t>Слава Отцю, і Сину, і Святому Духові, і нині, і повсякчас, і на віки віків. Амінь.</w:t>
+      </w:r>
+    </w:p>
+    <w:p>
+      <w:pPr>
+        <w:spacing w:line="276" w:lineRule="auto"/>
+        <w:jc w:val="both"/>
+        <w:rPr>
+          <w:rFonts w:ascii="Times New Roman" w:hAnsi="Times New Roman" w:cs="Times New Roman"/>
+          <w:sz w:val="24"/>
+          <w:szCs w:val="24"/>
+        </w:rPr>
+      </w:pPr>
+      <w:r>
+        <w:rPr>
+          <w:rFonts w:ascii="Times New Roman" w:hAnsi="Times New Roman" w:cs="Times New Roman"/>
+          <w:sz w:val="24"/>
+          <w:szCs w:val="24"/>
+        </w:rPr>
+        <w:t>Пресвята Тройце, помилуй нас; Господи, очисти гріхи наші; Владико, прости беззаконня наші; Святий, посіти і зціли немочі наші імени твого ради.</w:t>
+      </w:r>
+    </w:p>
+    <w:p>
+      <w:pPr>
+        <w:spacing w:after="120"/>
+        <w:jc w:val="both"/>
+      </w:pPr>
+      <w:r>
+        <w:rPr>
+          <w:rFonts w:ascii="Times New Roman" w:hAnsi="Times New Roman"/>
+          <w:sz w:val="24"/>
+        </w:rPr>
+        <w:t xml:space="preserve">Господи, помилуй. </w:t>
+      </w:r>
+      <w:r>
+        <w:rPr>
+          <w:rFonts w:ascii="Times New Roman" w:hAnsi="Times New Roman"/>
+          <w:i/>
+          <w:color w:val="FF0000"/>
+          <w:sz w:val="24"/>
+        </w:rPr>
+        <w:t>(3 р.)</w:t>
+      </w:r>
+    </w:p>
+    <w:p>
+      <w:pPr>
+        <w:spacing w:line="276" w:lineRule="auto"/>
+        <w:jc w:val="both"/>
+        <w:rPr>
+          <w:rFonts w:ascii="Times New Roman" w:hAnsi="Times New Roman" w:cs="Times New Roman"/>
+          <w:sz w:val="24"/>
+          <w:szCs w:val="24"/>
+        </w:rPr>
+      </w:pPr>
+      <w:r>
+        <w:rPr>
+          <w:rFonts w:ascii="Times New Roman" w:hAnsi="Times New Roman" w:cs="Times New Roman"/>
+          <w:sz w:val="24"/>
+          <w:szCs w:val="24"/>
+        </w:rPr>
         <w:lastRenderedPageBreak/>
-        <w:t>Нині і повсякчас,* і на віки віків. Амінь.</w:t>
-      </w:r>
-    </w:p>
-    <w:p>
-      <w:pPr>
-        <w:spacing w:after="120"/>
-        <w:jc w:val="both"/>
-      </w:pPr>
-      <w:r>
-        <w:rPr>
-          <w:rFonts w:ascii="Times New Roman" w:hAnsi="Times New Roman"/>
-          <w:sz w:val="24"/>
-        </w:rPr>
-        <w:t xml:space="preserve">Святий Боже, святий Кріпкий, святий Безсмертний, помилуй нас. </w:t>
-      </w:r>
-      <w:r>
-        <w:rPr>
-          <w:rFonts w:ascii="Times New Roman" w:hAnsi="Times New Roman"/>
-          <w:i/>
-          <w:color w:val="FF0000"/>
-          <w:sz w:val="24"/>
-        </w:rPr>
-        <w:t>(3 р.)</w:t>
-      </w:r>
-    </w:p>
-    <w:p>
-      <w:pPr>
-        <w:spacing w:line="276" w:lineRule="auto"/>
-        <w:jc w:val="both"/>
-        <w:rPr>
-          <w:rFonts w:ascii="Times New Roman" w:hAnsi="Times New Roman" w:cs="Times New Roman"/>
-          <w:sz w:val="24"/>
-          <w:szCs w:val="24"/>
-        </w:rPr>
-      </w:pPr>
-      <w:r>
-        <w:rPr>
-          <w:rFonts w:ascii="Times New Roman" w:hAnsi="Times New Roman" w:cs="Times New Roman"/>
-          <w:sz w:val="24"/>
-          <w:szCs w:val="24"/>
-        </w:rPr>
-        <w:t>Слава Отцю, і Сину, і Святому Духові, і нині, і повсякчас, і на віки віків. Амінь.</w:t>
-      </w:r>
-    </w:p>
-    <w:p>
-      <w:pPr>
-        <w:spacing w:line="276" w:lineRule="auto"/>
-        <w:jc w:val="both"/>
-        <w:rPr>
-          <w:rFonts w:ascii="Times New Roman" w:hAnsi="Times New Roman" w:cs="Times New Roman"/>
-          <w:sz w:val="24"/>
-          <w:szCs w:val="24"/>
-        </w:rPr>
-      </w:pPr>
-      <w:r>
-        <w:rPr>
-          <w:rFonts w:ascii="Times New Roman" w:hAnsi="Times New Roman" w:cs="Times New Roman"/>
-          <w:sz w:val="24"/>
-          <w:szCs w:val="24"/>
-        </w:rPr>
-        <w:t>Пресвята Тройце, помилуй нас; Господи, очисти гріхи наші; Владико, прости беззаконня наші; Святий, посіти і зціли немочі наші імени твого ради.</w:t>
-      </w:r>
-    </w:p>
-    <w:p>
-      <w:pPr>
-        <w:spacing w:after="120"/>
-        <w:jc w:val="both"/>
-      </w:pPr>
-      <w:r>
-        <w:rPr>
-          <w:rFonts w:ascii="Times New Roman" w:hAnsi="Times New Roman"/>
-          <w:sz w:val="24"/>
-        </w:rPr>
-        <w:t xml:space="preserve">Господи, помилуй. </w:t>
-      </w:r>
-      <w:r>
-        <w:rPr>
-          <w:rFonts w:ascii="Times New Roman" w:hAnsi="Times New Roman"/>
-          <w:i/>
-          <w:color w:val="FF0000"/>
-          <w:sz w:val="24"/>
-        </w:rPr>
-        <w:t>(3 р.)</w:t>
-      </w:r>
-    </w:p>
-    <w:p>
-      <w:pPr>
-        <w:spacing w:line="276" w:lineRule="auto"/>
-        <w:jc w:val="both"/>
-        <w:rPr>
-          <w:rFonts w:ascii="Times New Roman" w:hAnsi="Times New Roman" w:cs="Times New Roman"/>
-          <w:sz w:val="24"/>
-          <w:szCs w:val="24"/>
-        </w:rPr>
-      </w:pPr>
-      <w:r>
-        <w:rPr>
-          <w:rFonts w:ascii="Times New Roman" w:hAnsi="Times New Roman" w:cs="Times New Roman"/>
-          <w:sz w:val="24"/>
-          <w:szCs w:val="24"/>
-        </w:rPr>
         <w:t>Слава Отцю, і Сину, і Святому Духові, і нині, і повсякчас, і на віки віків. Амінь.</w:t>
       </w:r>
     </w:p>
@@ -16042,91 +15852,91 @@
           <w:sz w:val="24"/>
           <w:szCs w:val="24"/>
         </w:rPr>
+        <w:t xml:space="preserve">Господи, помилуй </w:t>
+      </w:r>
+      <w:r>
+        <w:rPr>
+          <w:rFonts w:ascii="Times New Roman" w:hAnsi="Times New Roman" w:cs="Times New Roman"/>
+          <w:i/>
+          <w:iCs/>
+          <w:color w:val="FF0000"/>
+          <w:sz w:val="24"/>
+          <w:szCs w:val="24"/>
+        </w:rPr>
+        <w:t>(40 р.)</w:t>
+      </w:r>
+      <w:r>
+        <w:rPr>
+          <w:rFonts w:ascii="Times New Roman" w:hAnsi="Times New Roman" w:cs="Times New Roman"/>
+          <w:i/>
+          <w:iCs/>
+          <w:sz w:val="24"/>
+          <w:szCs w:val="24"/>
+        </w:rPr>
+        <w:t>.</w:t>
+      </w:r>
+    </w:p>
+    <w:p>
+      <w:pPr>
+        <w:spacing w:line="276" w:lineRule="auto"/>
+        <w:jc w:val="both"/>
+        <w:rPr>
+          <w:rFonts w:ascii="Times New Roman" w:hAnsi="Times New Roman" w:cs="Times New Roman"/>
+          <w:sz w:val="24"/>
+          <w:szCs w:val="24"/>
+        </w:rPr>
+      </w:pPr>
+      <w:r>
+        <w:rPr>
+          <w:rFonts w:ascii="Times New Roman" w:hAnsi="Times New Roman" w:cs="Times New Roman"/>
+          <w:i/>
+          <w:iCs/>
+          <w:color w:val="FF0000"/>
+          <w:sz w:val="24"/>
+          <w:szCs w:val="24"/>
+        </w:rPr>
+        <w:t>Священник</w:t>
+      </w:r>
+      <w:r>
+        <w:rPr>
+          <w:rFonts w:ascii="Times New Roman" w:hAnsi="Times New Roman" w:cs="Times New Roman"/>
+          <w:i/>
+          <w:iCs/>
+          <w:color w:val="FF0000"/>
+          <w:sz w:val="24"/>
+          <w:szCs w:val="24"/>
+        </w:rPr>
+        <w:t>:</w:t>
+      </w:r>
+      <w:r>
+        <w:rPr>
+          <w:rFonts w:ascii="Times New Roman" w:hAnsi="Times New Roman" w:cs="Times New Roman"/>
+          <w:sz w:val="24"/>
+          <w:szCs w:val="24"/>
+        </w:rPr>
+        <w:t xml:space="preserve"> Ти, що повсякчас і кожної години на небі й на землі приймаєш поклін і славу, Боже добрий, довготерпеливий і многомилостивий, що праведних любиш, і грішних милуєш, і всіх кличеш до спасіння, заради обіцянки майбутніх благ! Прийми, Господи, в цю хвилину й наші молитви і спрямуй життя наше до твоїх заповідей. Душі наші освяти, тіла очисти, думки наші направ, розум очисти й протверези, і визволь нас від усякої скорботи, лиха й слабування. Захисти нас святими ангелами твоїми, щоб ми, їх охороною збережені й напоумлені, осягнули єдність віри та зрозуміння неприступної твоєї слави, бо ти благословенний на віки віків.</w:t>
+      </w:r>
+    </w:p>
+    <w:p>
+      <w:pPr>
+        <w:spacing w:line="276" w:lineRule="auto"/>
+        <w:jc w:val="both"/>
+        <w:rPr>
+          <w:rFonts w:ascii="Times New Roman" w:hAnsi="Times New Roman" w:cs="Times New Roman"/>
+          <w:sz w:val="24"/>
+          <w:szCs w:val="24"/>
+        </w:rPr>
+      </w:pPr>
+      <w:r>
+        <w:rPr>
+          <w:rFonts w:ascii="Times New Roman" w:hAnsi="Times New Roman" w:cs="Times New Roman"/>
+          <w:i/>
+          <w:iCs/>
+          <w:color w:val="FF0000"/>
+          <w:sz w:val="24"/>
+          <w:szCs w:val="24"/>
+        </w:rPr>
         <w:lastRenderedPageBreak/>
-        <w:t xml:space="preserve">Господи, помилуй </w:t>
-      </w:r>
-      <w:r>
-        <w:rPr>
-          <w:rFonts w:ascii="Times New Roman" w:hAnsi="Times New Roman" w:cs="Times New Roman"/>
-          <w:i/>
-          <w:iCs/>
-          <w:color w:val="FF0000"/>
-          <w:sz w:val="24"/>
-          <w:szCs w:val="24"/>
-        </w:rPr>
-        <w:t>(40 р.)</w:t>
-      </w:r>
-      <w:r>
-        <w:rPr>
-          <w:rFonts w:ascii="Times New Roman" w:hAnsi="Times New Roman" w:cs="Times New Roman"/>
-          <w:i/>
-          <w:iCs/>
-          <w:sz w:val="24"/>
-          <w:szCs w:val="24"/>
-        </w:rPr>
-        <w:t>.</w:t>
-      </w:r>
-    </w:p>
-    <w:p>
-      <w:pPr>
-        <w:spacing w:line="276" w:lineRule="auto"/>
-        <w:jc w:val="both"/>
-        <w:rPr>
-          <w:rFonts w:ascii="Times New Roman" w:hAnsi="Times New Roman" w:cs="Times New Roman"/>
-          <w:sz w:val="24"/>
-          <w:szCs w:val="24"/>
-        </w:rPr>
-      </w:pPr>
-      <w:r>
-        <w:rPr>
-          <w:rFonts w:ascii="Times New Roman" w:hAnsi="Times New Roman" w:cs="Times New Roman"/>
-          <w:i/>
-          <w:iCs/>
-          <w:color w:val="FF0000"/>
-          <w:sz w:val="24"/>
-          <w:szCs w:val="24"/>
-        </w:rPr>
-        <w:t>Священник</w:t>
-      </w:r>
-      <w:r>
-        <w:rPr>
-          <w:rFonts w:ascii="Times New Roman" w:hAnsi="Times New Roman" w:cs="Times New Roman"/>
-          <w:i/>
-          <w:iCs/>
-          <w:color w:val="FF0000"/>
-          <w:sz w:val="24"/>
-          <w:szCs w:val="24"/>
-        </w:rPr>
-        <w:t>:</w:t>
-      </w:r>
-      <w:r>
-        <w:rPr>
-          <w:rFonts w:ascii="Times New Roman" w:hAnsi="Times New Roman" w:cs="Times New Roman"/>
-          <w:sz w:val="24"/>
-          <w:szCs w:val="24"/>
-        </w:rPr>
-        <w:t xml:space="preserve"> Ти, що повсякчас і кожної години на небі й на землі приймаєш поклін і славу, Боже добрий, довготерпеливий і многомилостивий, що праведних любиш, і грішних милуєш, і всіх кличеш до спасіння, заради обіцянки майбутніх благ! Прийми, Господи, в цю хвилину й наші молитви і спрямуй життя наше до твоїх заповідей. Душі наші освяти, тіла очисти, думки наші направ, розум очисти й протверези, і визволь нас від усякої скорботи, лиха й слабування. Захисти нас святими ангелами твоїми, щоб ми, їх охороною збережені й напоумлені, осягнули єдність віри та зрозуміння неприступної твоєї слави, бо ти благословенний на віки віків.</w:t>
-      </w:r>
-    </w:p>
-    <w:p>
-      <w:pPr>
-        <w:spacing w:line="276" w:lineRule="auto"/>
-        <w:jc w:val="both"/>
-        <w:rPr>
-          <w:rFonts w:ascii="Times New Roman" w:hAnsi="Times New Roman" w:cs="Times New Roman"/>
-          <w:sz w:val="24"/>
-          <w:szCs w:val="24"/>
-        </w:rPr>
-      </w:pPr>
-      <w:r>
-        <w:rPr>
-          <w:rFonts w:ascii="Times New Roman" w:hAnsi="Times New Roman" w:cs="Times New Roman"/>
-          <w:i/>
-          <w:iCs/>
-          <w:color w:val="FF0000"/>
-          <w:sz w:val="24"/>
-          <w:szCs w:val="24"/>
-        </w:rPr>
         <w:t>Хор:</w:t>
       </w:r>
       <w:r>
@@ -16442,59 +16252,38 @@
     </w:p>
     <w:p>
       <w:pPr>
-        <w:spacing w:line="276" w:lineRule="auto"/>
-        <w:jc w:val="both"/>
-        <w:rPr>
-          <w:rFonts w:ascii="Times New Roman" w:hAnsi="Times New Roman" w:cs="Times New Roman"/>
-          <w:sz w:val="24"/>
-          <w:szCs w:val="24"/>
-        </w:rPr>
-      </w:pPr>
-      <w:r>
-        <w:rPr>
-          <w:rFonts w:ascii="Times New Roman" w:hAnsi="Times New Roman" w:cs="Times New Roman"/>
-          <w:sz w:val="24"/>
-          <w:szCs w:val="24"/>
-        </w:rPr>
-        <w:t>Боже, милостивий будь мені, грішному!</w:t>
-      </w:r>
-    </w:p>
-    <w:p>
-      <w:pPr>
-        <w:spacing w:line="276" w:lineRule="auto"/>
-        <w:jc w:val="both"/>
-        <w:rPr>
-          <w:rFonts w:ascii="Times New Roman" w:hAnsi="Times New Roman" w:cs="Times New Roman"/>
-          <w:sz w:val="24"/>
-          <w:szCs w:val="24"/>
-        </w:rPr>
-      </w:pPr>
-      <w:r>
-        <w:rPr>
-          <w:rFonts w:ascii="Times New Roman" w:hAnsi="Times New Roman" w:cs="Times New Roman"/>
-          <w:sz w:val="24"/>
-          <w:szCs w:val="24"/>
-        </w:rPr>
-        <w:t>Боже, очисти гріхи мої i помилуй мене!</w:t>
-      </w:r>
-    </w:p>
-    <w:p>
-      <w:pPr>
-        <w:spacing w:line="276" w:lineRule="auto"/>
-        <w:jc w:val="both"/>
-        <w:rPr>
-          <w:rFonts w:ascii="Times New Roman" w:hAnsi="Times New Roman" w:cs="Times New Roman"/>
-          <w:sz w:val="24"/>
-          <w:szCs w:val="24"/>
-        </w:rPr>
-      </w:pPr>
-      <w:r>
-        <w:rPr>
-          <w:rFonts w:ascii="Times New Roman" w:hAnsi="Times New Roman" w:cs="Times New Roman"/>
-          <w:sz w:val="24"/>
-          <w:szCs w:val="24"/>
-        </w:rPr>
-        <w:t>Без числа нагрішив я, Господи, прости мені!</w:t>
+        <w:spacing w:after="120"/>
+      </w:pPr>
+      <w:r>
+        <w:rPr>
+          <w:rFonts w:ascii="Times New Roman" w:hAnsi="Times New Roman"/>
+          <w:sz w:val="24"/>
+        </w:rPr>
+        <w:t>Бо́же, будь милости́вим до ме́не, грі́шного!</w:t>
+      </w:r>
+    </w:p>
+    <w:p>
+      <w:pPr>
+        <w:spacing w:after="120"/>
+      </w:pPr>
+      <w:r>
+        <w:rPr>
+          <w:rFonts w:ascii="Times New Roman" w:hAnsi="Times New Roman"/>
+          <w:sz w:val="24"/>
+        </w:rPr>
+        <w:t>Бо́же, очи́сти мої́ гріхи́ і поми́луй мене́!</w:t>
+      </w:r>
+    </w:p>
+    <w:p>
+      <w:pPr>
+        <w:spacing w:after="120"/>
+      </w:pPr>
+      <w:r>
+        <w:rPr>
+          <w:rFonts w:ascii="Times New Roman" w:hAnsi="Times New Roman"/>
+          <w:sz w:val="24"/>
+        </w:rPr>
+        <w:t>Без числа́ нагріши́в я, Го́споди, прости́ мені́!</w:t>
       </w:r>
     </w:p>
     <w:p>
@@ -16619,82 +16408,82 @@
           <w:sz w:val="24"/>
           <w:szCs w:val="24"/>
         </w:rPr>
+        <w:t>Пресвята Тройце, помилуй нас; Господи, очисти гріхи наші; Владико, прости беззаконня наші; Святий, посіти і зціли немочі наші імени твого ради.</w:t>
+      </w:r>
+    </w:p>
+    <w:p>
+      <w:pPr>
+        <w:spacing w:after="120"/>
+        <w:jc w:val="both"/>
+      </w:pPr>
+      <w:r>
+        <w:rPr>
+          <w:rFonts w:ascii="Times New Roman" w:hAnsi="Times New Roman"/>
+          <w:sz w:val="24"/>
+        </w:rPr>
+        <w:t xml:space="preserve">Господи, помилуй. </w:t>
+      </w:r>
+      <w:r>
+        <w:rPr>
+          <w:rFonts w:ascii="Times New Roman" w:hAnsi="Times New Roman"/>
+          <w:i/>
+          <w:color w:val="FF0000"/>
+          <w:sz w:val="24"/>
+        </w:rPr>
+        <w:t>(3 р.)</w:t>
+      </w:r>
+    </w:p>
+    <w:p>
+      <w:pPr>
+        <w:spacing w:line="276" w:lineRule="auto"/>
+        <w:jc w:val="both"/>
+        <w:rPr>
+          <w:rFonts w:ascii="Times New Roman" w:hAnsi="Times New Roman" w:cs="Times New Roman"/>
+          <w:sz w:val="24"/>
+          <w:szCs w:val="24"/>
+        </w:rPr>
+      </w:pPr>
+      <w:r>
+        <w:rPr>
+          <w:rFonts w:ascii="Times New Roman" w:hAnsi="Times New Roman" w:cs="Times New Roman"/>
+          <w:sz w:val="24"/>
+          <w:szCs w:val="24"/>
+        </w:rPr>
+        <w:t>Слава Отцю, і Сину, і Святому Духові, і нині, і повсякчас, і на віки віків. Амінь.</w:t>
+      </w:r>
+    </w:p>
+    <w:p>
+      <w:pPr>
+        <w:spacing w:line="276" w:lineRule="auto"/>
+        <w:jc w:val="both"/>
+        <w:rPr>
+          <w:rFonts w:ascii="Times New Roman" w:hAnsi="Times New Roman" w:cs="Times New Roman"/>
+          <w:sz w:val="24"/>
+          <w:szCs w:val="24"/>
+        </w:rPr>
+      </w:pPr>
+      <w:r>
+        <w:rPr>
+          <w:rFonts w:ascii="Times New Roman" w:hAnsi="Times New Roman" w:cs="Times New Roman"/>
+          <w:sz w:val="24"/>
+          <w:szCs w:val="24"/>
+        </w:rPr>
+        <w:t>Отче наш, що єси на небесах, нехай святиться ім’я Твоє, нехай прийде царство Твоє, нехай буде воля твоя, як на небі, так і на землі. Хліб наш насущний дай нам сьогодні; і прости нам провини наші, як і ми прощаємо винуватцям нашим; і не введи нас у спокусу, але визволи нас від лукавого.</w:t>
+      </w:r>
+    </w:p>
+    <w:p>
+      <w:pPr>
+        <w:spacing w:after="120"/>
+        <w:jc w:val="both"/>
+      </w:pPr>
+      <w:r>
+        <w:rPr>
+          <w:rFonts w:ascii="Times New Roman" w:hAnsi="Times New Roman"/>
+          <w:i/>
+          <w:color w:val="FF0000"/>
+          <w:sz w:val="24"/>
+        </w:rPr>
         <w:lastRenderedPageBreak/>
-        <w:t>Пресвята Тройце, помилуй нас; Господи, очисти гріхи наші; Владико, прости беззаконня наші; Святий, посіти і зціли немочі наші імени твого ради.</w:t>
-      </w:r>
-    </w:p>
-    <w:p>
-      <w:pPr>
-        <w:spacing w:after="120"/>
-        <w:jc w:val="both"/>
-      </w:pPr>
-      <w:r>
-        <w:rPr>
-          <w:rFonts w:ascii="Times New Roman" w:hAnsi="Times New Roman"/>
-          <w:sz w:val="24"/>
-        </w:rPr>
-        <w:t xml:space="preserve">Господи, помилуй. </w:t>
-      </w:r>
-      <w:r>
-        <w:rPr>
-          <w:rFonts w:ascii="Times New Roman" w:hAnsi="Times New Roman"/>
-          <w:i/>
-          <w:color w:val="FF0000"/>
-          <w:sz w:val="24"/>
-        </w:rPr>
-        <w:t>(3 р.)</w:t>
-      </w:r>
-    </w:p>
-    <w:p>
-      <w:pPr>
-        <w:spacing w:line="276" w:lineRule="auto"/>
-        <w:jc w:val="both"/>
-        <w:rPr>
-          <w:rFonts w:ascii="Times New Roman" w:hAnsi="Times New Roman" w:cs="Times New Roman"/>
-          <w:sz w:val="24"/>
-          <w:szCs w:val="24"/>
-        </w:rPr>
-      </w:pPr>
-      <w:r>
-        <w:rPr>
-          <w:rFonts w:ascii="Times New Roman" w:hAnsi="Times New Roman" w:cs="Times New Roman"/>
-          <w:sz w:val="24"/>
-          <w:szCs w:val="24"/>
-        </w:rPr>
-        <w:t>Слава Отцю, і Сину, і Святому Духові, і нині, і повсякчас, і на віки віків. Амінь.</w:t>
-      </w:r>
-    </w:p>
-    <w:p>
-      <w:pPr>
-        <w:spacing w:line="276" w:lineRule="auto"/>
-        <w:jc w:val="both"/>
-        <w:rPr>
-          <w:rFonts w:ascii="Times New Roman" w:hAnsi="Times New Roman" w:cs="Times New Roman"/>
-          <w:sz w:val="24"/>
-          <w:szCs w:val="24"/>
-        </w:rPr>
-      </w:pPr>
-      <w:r>
-        <w:rPr>
-          <w:rFonts w:ascii="Times New Roman" w:hAnsi="Times New Roman" w:cs="Times New Roman"/>
-          <w:sz w:val="24"/>
-          <w:szCs w:val="24"/>
-        </w:rPr>
-        <w:t>Отче наш, що єси на небесах, нехай святиться ім’я Твоє, нехай прийде царство Твоє, нехай буде воля твоя, як на небі, так і на землі. Хліб наш насущний дай нам сьогодні; і прости нам провини наші, як і ми прощаємо винуватцям нашим; і не введи нас у спокусу, але визволи нас від лукавого.</w:t>
-      </w:r>
-    </w:p>
-    <w:p>
-      <w:pPr>
-        <w:spacing w:after="120"/>
-        <w:jc w:val="both"/>
-      </w:pPr>
-      <w:r>
-        <w:rPr>
-          <w:rFonts w:ascii="Times New Roman" w:hAnsi="Times New Roman"/>
-          <w:i/>
-          <w:color w:val="FF0000"/>
-          <w:sz w:val="24"/>
-        </w:rPr>
         <w:t>Священник:</w:t>
       </w:r>
       <w:r>
@@ -16937,16 +16726,7 @@
           <w:sz w:val="24"/>
           <w:szCs w:val="24"/>
         </w:rPr>
-        <w:t xml:space="preserve">І дай, Владико, нам, що на сон ідемо, спокій душі й тіла, та охорони нас від тяжкого сну гріховного i від усякої темної i нічної розкоші. Утихомир запал пристрастей i погаси розпалені стріли лукавого, на нас підступно спрямовані, i порушення нашого тіла припини, i приспи всяку земну й тілесну гадку нашу. І дай нам, Боже, бадьорий ум i чисту думку, тверезе серце, сон легкий i неприступний для всяких диявольських примар. Підведи нас на час молитви непохитними у твоїх заповідях та з постійною пам'яттю на твої суди. І дай нам </w:t>
-      </w:r>
-      <w:r>
-        <w:rPr>
-          <w:rFonts w:ascii="Times New Roman" w:hAnsi="Times New Roman" w:cs="Times New Roman"/>
-          <w:sz w:val="24"/>
-          <w:szCs w:val="24"/>
-        </w:rPr>
-        <w:lastRenderedPageBreak/>
-        <w:t>всенічне славослов'я, щоб співати, i благословити, i славити твоє пречесне й величне ім'я, Отця, i Сина, i Святого Духа, нині i повсякчас, i на віки віків.</w:t>
+        <w:t>І дай, Владико, нам, що на сон ідемо, спокій душі й тіла, та охорони нас від тяжкого сну гріховного i від усякої темної i нічної розкоші. Утихомир запал пристрастей i погаси розпалені стріли лукавого, на нас підступно спрямовані, i порушення нашого тіла припини, i приспи всяку земну й тілесну гадку нашу. І дай нам, Боже, бадьорий ум i чисту думку, тверезе серце, сон легкий i неприступний для всяких диявольських примар. Підведи нас на час молитви непохитними у твоїх заповідях та з постійною пам'яттю на твої суди. І дай нам всенічне славослов'я, щоб співати, i благословити, i славити твоє пречесне й величне ім'я, Отця, i Сина, i Святого Духа, нині i повсякчас, i на віки віків.</w:t>
       </w:r>
     </w:p>
     <w:p>
@@ -17067,6 +16847,7 @@
           <w:sz w:val="24"/>
           <w:szCs w:val="24"/>
         </w:rPr>
+        <w:lastRenderedPageBreak/>
         <w:t>Відпуст</w:t>
       </w:r>
     </w:p>
@@ -17314,43 +17095,43 @@
         <w:spacing w:line="276" w:lineRule="auto"/>
         <w:jc w:val="both"/>
         <w:rPr>
-          <w:rFonts w:ascii="Times New Roman" w:hAnsi="Times New Roman" w:cs="Times New Roman"/>
-          <w:sz w:val="24"/>
-          <w:szCs w:val="24"/>
-        </w:rPr>
-      </w:pPr>
-      <w:r>
-        <w:rPr>
-          <w:rFonts w:ascii="Times New Roman" w:hAnsi="Times New Roman" w:cs="Times New Roman"/>
-          <w:sz w:val="24"/>
-          <w:szCs w:val="24"/>
-        </w:rPr>
-        <w:t>Владико многомилостивий, Господи Ісусе Христе, Боже наш! Молитвами пречистої Владичиці нашої Богородиці і Приснодіви Марії, силою чесного і животворящого Хреста, заступництвом чесних небесних сил безплотних,; чесного і славного пророка, предтечі і хрестителя Йоана, святих славних і всехвальних апостолів, святих отців наших і вселенських великих учителів і святителів Василія Великого, Григорія Богослова, Івана Золотоустого, Атанасія і Кирила, святого отця нашого Миколая, архиєпископа Мирлікійського, чудотворця, святих рівноапостольних Кирила і Методія, учителів слов’янських, святого благовірного і рівноапостольного великого князя Володимира, святого священномученика Йосафата, святих, славних і переможних мучеників, преподобних і богоносних отців наших Антонія і Теодосія Печерських та інших преподобних і богоносних отців наших, святих і праведних богоотців Йоакима і Анни, і святого</w:t>
-      </w:r>
-      <w:r>
-        <w:rPr>
-          <w:rFonts w:ascii="Times New Roman" w:hAnsi="Times New Roman" w:cs="Times New Roman"/>
-          <w:i/>
-          <w:iCs/>
-          <w:sz w:val="24"/>
-          <w:szCs w:val="24"/>
-        </w:rPr>
-        <w:t xml:space="preserve"> </w:t>
-      </w:r>
-      <w:r>
-        <w:rPr>
-          <w:rFonts w:ascii="Times New Roman" w:hAnsi="Times New Roman" w:cs="Times New Roman"/>
-          <w:i/>
-          <w:iCs/>
-          <w:color w:val="FF0000"/>
-          <w:sz w:val="24"/>
-          <w:szCs w:val="24"/>
-        </w:rPr>
-        <w:t>(ім'я, якого є храм і день)</w:t>
-      </w:r>
-      <w:r>
-        <w:rPr>
-          <w:rFonts w:ascii="Times New Roman" w:hAnsi="Times New Roman" w:cs="Times New Roman"/>
+          <w:rFonts w:ascii="Times New Roman" w:eastAsia="Times New Roman" w:hAnsi="Times New Roman" w:cs="Times New Roman"/>
+          <w:sz w:val="24"/>
+          <w:szCs w:val="24"/>
+        </w:rPr>
+      </w:pPr>
+      <w:r>
+        <w:rPr>
+          <w:rFonts w:ascii="Times New Roman" w:eastAsia="Times New Roman" w:hAnsi="Times New Roman" w:cs="Times New Roman"/>
+          <w:sz w:val="24"/>
+          <w:szCs w:val="24"/>
+        </w:rPr>
+        <w:t>Владико многомилостивий, Господи Ісусе Христе, Боже наш! Молитвами пречистої Владичиці нашої Богородиці і Приснодіви Марії, силою чесного і животворчого Хреста, заступництвом чесних небесних сил безтілесних, чесного і славного пророка, предтечі і хрестителя Йоана, святих славних і всехвальних апостолів, святих отців наших і вселенських великих учителів і святителів Василія Великого, Григорія Богослова, Івана Золотоустого, Атанасія і Кирила, святого отця нашого Миколая, архиєпископа Мирлікійського, чудотворця, святих рівноапостольних Кирила і Методія, учителів слов’янських, святого благовірного і рівноапостольного великого князя Володимира, святого священномученика Йосафата, святих, славних і переможних мучеників, преподобних і богоносних отців наших Антонія і Теодосія Печерських та інших преподобних і богоносних отців наших, святих і праведних богоотців Йоакима і Анни, і святого</w:t>
+      </w:r>
+      <w:r>
+        <w:rPr>
+          <w:rFonts w:ascii="Times New Roman" w:eastAsia="Times New Roman" w:hAnsi="Times New Roman" w:cs="Times New Roman"/>
+          <w:i/>
+          <w:iCs/>
+          <w:sz w:val="24"/>
+          <w:szCs w:val="24"/>
+        </w:rPr>
+        <w:t> </w:t>
+      </w:r>
+      <w:r>
+        <w:rPr>
+          <w:rFonts w:ascii="Times New Roman" w:eastAsia="Times New Roman" w:hAnsi="Times New Roman" w:cs="Times New Roman"/>
+          <w:i/>
+          <w:iCs/>
+          <w:color w:val="FF0000"/>
+          <w:sz w:val="24"/>
+          <w:szCs w:val="24"/>
+        </w:rPr>
+        <w:t>(ім'я, якого є храм)</w:t>
+      </w:r>
+      <w:r>
+        <w:rPr>
+          <w:rFonts w:ascii="Times New Roman" w:eastAsia="Times New Roman" w:hAnsi="Times New Roman" w:cs="Times New Roman"/>
           <w:i/>
           <w:iCs/>
           <w:sz w:val="24"/>
@@ -17360,11 +17141,11 @@
       </w:r>
       <w:r>
         <w:rPr>
-          <w:rFonts w:ascii="Times New Roman" w:hAnsi="Times New Roman" w:cs="Times New Roman"/>
-          <w:sz w:val="24"/>
-          <w:szCs w:val="24"/>
-        </w:rPr>
-        <w:t xml:space="preserve"> і всіх святих, - приємну вчини молитву нашу, даруй нам прощення гріхів наших, покрий нас ласкою своєю, віджени від нас усякого ворога й супротивника. Втихомир наше життя, Господи, помилуй нас і світ твій і спаси душі наші, як благий і Людинолюбець.</w:t>
+          <w:rFonts w:ascii="Times New Roman" w:eastAsia="Times New Roman" w:hAnsi="Times New Roman" w:cs="Times New Roman"/>
+          <w:sz w:val="24"/>
+          <w:szCs w:val="24"/>
+        </w:rPr>
+        <w:t> і святих мучеників, що в Євгенії, віднайдення мощей яких памʼять святкуємо, і всіх святих, - приємну вчини молитву нашу, даруй нам прощення гріхів наших, покрий нас ласкою своєю, віджени від нас усякого ворога й супротивника. Втихомир наше життя, Господи, помилуй нас і світ твій і спаси душі наші, як благий і людинолюбний.</w:t>
       </w:r>
     </w:p>
     <w:p>
@@ -18044,6 +17825,23 @@
       <w:szCs w:val="26"/>
     </w:rPr>
   </w:style>
+  <w:style w:type="paragraph" w:styleId="NormalWeb">
+    <w:name w:val="Normal (Web)"/>
+    <w:basedOn w:val="Normal"/>
+    <w:uiPriority w:val="99"/>
+    <w:semiHidden/>
+    <w:unhideWhenUsed/>
+    <w:rsid w:val="009340CE"/>
+    <w:pPr>
+      <w:spacing w:before="100" w:beforeAutospacing="1" w:after="100" w:afterAutospacing="1" w:line="240" w:lineRule="auto"/>
+    </w:pPr>
+    <w:rPr>
+      <w:rFonts w:ascii="Times New Roman" w:eastAsia="Times New Roman" w:hAnsi="Times New Roman" w:cs="Times New Roman"/>
+      <w:sz w:val="24"/>
+      <w:szCs w:val="24"/>
+      <w:lang w:eastAsia="uk-UA"/>
+    </w:rPr>
+  </w:style>
 </w:styles>
 </file>
 
